--- a/docs/devops-cicd-monitoring-request.docx
+++ b/docs/devops-cicd-monitoring-request.docx
@@ -7,37 +7,22 @@
         <w:pStyle w:val="Title"/>
       </w:pPr>
       <w:r>
-        <w:t>Запрос на настройку сбора метрик CI CD в Kubernetes</w:t>
+        <w:t>Настройка мониторинга CI CD</w:t>
       </w:r>
     </w:p>
     <w:p>
       <w:r>
-        <w:rPr>
-          <w:b w:val="0"/>
-        </w:rPr>
-        <w:t>Кому: отдел DevOps</w:t>
-        <w:br/>
-        <w:t>От: Дмитрий Ляхов</w:t>
-        <w:br/>
-        <w:t>Дата: 05 октября 2026</w:t>
-        <w:br/>
-        <w:t>Предмет: подготовка источников данных для CI/CD Health Dashboard</w:t>
+        <w:t>Пошаговый запрос в DevOps для Kubernetes</w:t>
       </w:r>
     </w:p>
     <w:p>
       <w:r>
-        <w:rPr>
-          <w:b w:val="0"/>
-        </w:rPr>
-        <w:t>Прошу настроить сбор данных TeamCity, Jenkins и Octopus, размещённых в Kubernetes, и предоставить их в существующий Prometheus для единого дашборда Grafana. Требуется обеспечить данные о доступности систем, результатах сборок и деплоев, агентах, рабочих слотах, очередях и длительности операций.</w:t>
+        <w:t>Просим подключить TeamCity, Jenkins и Octopus к существующим Prometheus и Grafana. Начать с одного pipeline в каждой CI системе и одного Octopus project/environment. Готовые конфигурации и код адаптера находятся в репозитории sbrw-evc/Test. После проверки расширить scope.</w:t>
       </w:r>
     </w:p>
     <w:p>
       <w:r>
-        <w:rPr>
-          <w:b w:val="0"/>
-        </w:rPr>
-        <w:t>Прошу подтвердить исполнителей по блокам, оценку сроков и недостающие входные данные. Конкретные namespace, Service, адреса, порты и версии должны быть определены DevOps до применения настроек. Обозначения monitoring, ci, prod и имена в примерах являются шаблонами.</w:t>
+        <w:t>Первая версия показывает доступность, последние результаты и длительность, очереди и online agents TeamCity/Jenkins. Сначала настроить сбор, затем импортировать dashboard и проверить уведомления.</w:t>
       </w:r>
     </w:p>
     <w:p>
@@ -45,397 +30,344 @@
         <w:pStyle w:val="Heading1"/>
       </w:pPr>
       <w:r>
-        <w:t>1 Объём работ и ожидаемый результат</w:t>
+        <w:t>1 Заполнить параметры</w:t>
+      </w:r>
+    </w:p>
+    <w:p>
+      <w:r>
+        <w:t>Скопировать adapter/config.example.yml в adapter/config.yml. Заменить примерные URLs и IDs фактическими. Все команды далее выполняются из корня репозитория.</w:t>
+      </w:r>
+    </w:p>
+    <w:tbl>
+      <w:tblPr>
+        <w:tblW w:type="auto" w:w="0"/>
+        <w:tblLayout w:type="fixed"/>
+        <w:tblLook w:firstColumn="1" w:firstRow="1" w:lastColumn="0" w:lastRow="0" w:noHBand="0" w:noVBand="1" w:val="04A0"/>
+      </w:tblPr>
+      <w:tblGrid>
+        <w:gridCol w:w="2952"/>
+        <w:gridCol w:w="7200"/>
+      </w:tblGrid>
+      <w:tr>
+        <w:trPr>
+          <w:tblHeader/>
+        </w:trPr>
+        <w:tc>
+          <w:tcPr>
+            <w:tcW w:type="dxa" w:w="2952"/>
+            <w:tcBorders>
+              <w:top w:val="single" w:sz="4" w:color="D9D9D9"/>
+              <w:left w:val="single" w:sz="4" w:color="D9D9D9"/>
+              <w:bottom w:val="single" w:sz="4" w:color="D9D9D9"/>
+              <w:right w:val="single" w:sz="4" w:color="D9D9D9"/>
+            </w:tcBorders>
+            <w:shd w:fill="EDF2F7"/>
+          </w:tcPr>
+          <w:p>
+            <w:pPr>
+              <w:spacing w:after="80" w:before="80"/>
+            </w:pPr>
+            <w:r>
+              <w:rPr>
+                <w:b/>
+                <w:sz w:val="19"/>
+              </w:rPr>
+              <w:t>Что заполнить</w:t>
+            </w:r>
+          </w:p>
+        </w:tc>
+        <w:tc>
+          <w:tcPr>
+            <w:tcW w:type="dxa" w:w="7200"/>
+            <w:tcBorders>
+              <w:top w:val="single" w:sz="4" w:color="D9D9D9"/>
+              <w:left w:val="single" w:sz="4" w:color="D9D9D9"/>
+              <w:bottom w:val="single" w:sz="4" w:color="D9D9D9"/>
+              <w:right w:val="single" w:sz="4" w:color="D9D9D9"/>
+            </w:tcBorders>
+            <w:shd w:fill="EDF2F7"/>
+          </w:tcPr>
+          <w:p>
+            <w:pPr>
+              <w:spacing w:after="80" w:before="80"/>
+            </w:pPr>
+            <w:r>
+              <w:rPr>
+                <w:b/>
+                <w:sz w:val="19"/>
+              </w:rPr>
+              <w:t>Где и как</w:t>
+            </w:r>
+          </w:p>
+        </w:tc>
+      </w:tr>
+      <w:tr>
+        <w:tc>
+          <w:tcPr>
+            <w:tcW w:type="dxa" w:w="2952"/>
+            <w:tcBorders>
+              <w:top w:val="single" w:sz="4" w:color="D9D9D9"/>
+              <w:left w:val="single" w:sz="4" w:color="D9D9D9"/>
+              <w:bottom w:val="single" w:sz="4" w:color="D9D9D9"/>
+              <w:right w:val="single" w:sz="4" w:color="D9D9D9"/>
+            </w:tcBorders>
+          </w:tcPr>
+          <w:p>
+            <w:pPr>
+              <w:spacing w:after="80" w:before="80"/>
+            </w:pPr>
+            <w:r>
+              <w:rPr>
+                <w:sz w:val="19"/>
+              </w:rPr>
+              <w:t>Namespaces и selector label</w:t>
+            </w:r>
+          </w:p>
+        </w:tc>
+        <w:tc>
+          <w:tcPr>
+            <w:tcW w:type="dxa" w:w="7200"/>
+            <w:tcBorders>
+              <w:top w:val="single" w:sz="4" w:color="D9D9D9"/>
+              <w:left w:val="single" w:sz="4" w:color="D9D9D9"/>
+              <w:bottom w:val="single" w:sz="4" w:color="D9D9D9"/>
+              <w:right w:val="single" w:sz="4" w:color="D9D9D9"/>
+            </w:tcBorders>
+          </w:tcPr>
+          <w:p>
+            <w:pPr>
+              <w:spacing w:after="80" w:before="80"/>
+            </w:pPr>
+            <w:r>
+              <w:rPr>
+                <w:sz w:val="19"/>
+              </w:rPr>
+              <w:t>В kubernetes/*.yml: monitoring, cicd и release. Сверить с существующим Prometheus CR.</w:t>
+            </w:r>
+          </w:p>
+        </w:tc>
+      </w:tr>
+      <w:tr>
+        <w:tc>
+          <w:tcPr>
+            <w:tcW w:type="dxa" w:w="2952"/>
+            <w:tcBorders>
+              <w:top w:val="single" w:sz="4" w:color="D9D9D9"/>
+              <w:left w:val="single" w:sz="4" w:color="D9D9D9"/>
+              <w:bottom w:val="single" w:sz="4" w:color="D9D9D9"/>
+              <w:right w:val="single" w:sz="4" w:color="D9D9D9"/>
+            </w:tcBorders>
+          </w:tcPr>
+          <w:p>
+            <w:pPr>
+              <w:spacing w:after="80" w:before="80"/>
+            </w:pPr>
+            <w:r>
+              <w:rPr>
+                <w:sz w:val="19"/>
+              </w:rPr>
+              <w:t>URLs и scopes</w:t>
+            </w:r>
+          </w:p>
+        </w:tc>
+        <w:tc>
+          <w:tcPr>
+            <w:tcW w:type="dxa" w:w="7200"/>
+            <w:tcBorders>
+              <w:top w:val="single" w:sz="4" w:color="D9D9D9"/>
+              <w:left w:val="single" w:sz="4" w:color="D9D9D9"/>
+              <w:bottom w:val="single" w:sz="4" w:color="D9D9D9"/>
+              <w:right w:val="single" w:sz="4" w:color="D9D9D9"/>
+            </w:tcBorders>
+          </w:tcPr>
+          <w:p>
+            <w:pPr>
+              <w:spacing w:after="80" w:before="80"/>
+            </w:pPr>
+            <w:r>
+              <w:rPr>
+                <w:sz w:val="19"/>
+              </w:rPr>
+              <w:t>TeamCity build_type; Jenkins encoded job_path; Octopus space, project_id, environment_id.</w:t>
+            </w:r>
+          </w:p>
+        </w:tc>
+      </w:tr>
+      <w:tr>
+        <w:tc>
+          <w:tcPr>
+            <w:tcW w:type="dxa" w:w="2952"/>
+            <w:tcBorders>
+              <w:top w:val="single" w:sz="4" w:color="D9D9D9"/>
+              <w:left w:val="single" w:sz="4" w:color="D9D9D9"/>
+              <w:bottom w:val="single" w:sz="4" w:color="D9D9D9"/>
+              <w:right w:val="single" w:sz="4" w:color="D9D9D9"/>
+            </w:tcBorders>
+          </w:tcPr>
+          <w:p>
+            <w:pPr>
+              <w:spacing w:after="80" w:before="80"/>
+            </w:pPr>
+            <w:r>
+              <w:rPr>
+                <w:sz w:val="19"/>
+              </w:rPr>
+              <w:t>Подписи и пороги</w:t>
+            </w:r>
+          </w:p>
+        </w:tc>
+        <w:tc>
+          <w:tcPr>
+            <w:tcW w:type="dxa" w:w="7200"/>
+            <w:tcBorders>
+              <w:top w:val="single" w:sz="4" w:color="D9D9D9"/>
+              <w:left w:val="single" w:sz="4" w:color="D9D9D9"/>
+              <w:bottom w:val="single" w:sz="4" w:color="D9D9D9"/>
+              <w:right w:val="single" w:sz="4" w:color="D9D9D9"/>
+            </w:tcBorders>
+          </w:tcPr>
+          <w:p>
+            <w:pPr>
+              <w:spacing w:after="80" w:before="80"/>
+            </w:pPr>
+            <w:r>
+              <w:rPr>
+                <w:sz w:val="19"/>
+              </w:rPr>
+              <w:t>project/pipeline — стабильные подписи; env — контур сбора. queue_limit, agents_minimum, timeout_seconds согласовать с командой.</w:t>
+            </w:r>
+          </w:p>
+        </w:tc>
+      </w:tr>
+      <w:tr>
+        <w:tc>
+          <w:tcPr>
+            <w:tcW w:type="dxa" w:w="2952"/>
+            <w:tcBorders>
+              <w:top w:val="single" w:sz="4" w:color="D9D9D9"/>
+              <w:left w:val="single" w:sz="4" w:color="D9D9D9"/>
+              <w:bottom w:val="single" w:sz="4" w:color="D9D9D9"/>
+              <w:right w:val="single" w:sz="4" w:color="D9D9D9"/>
+            </w:tcBorders>
+          </w:tcPr>
+          <w:p>
+            <w:pPr>
+              <w:spacing w:after="80" w:before="80"/>
+            </w:pPr>
+            <w:r>
+              <w:rPr>
+                <w:sz w:val="19"/>
+              </w:rPr>
+              <w:t>Постоянные агенты</w:t>
+            </w:r>
+          </w:p>
+        </w:tc>
+        <w:tc>
+          <w:tcPr>
+            <w:tcW w:type="dxa" w:w="7200"/>
+            <w:tcBorders>
+              <w:top w:val="single" w:sz="4" w:color="D9D9D9"/>
+              <w:left w:val="single" w:sz="4" w:color="D9D9D9"/>
+              <w:bottom w:val="single" w:sz="4" w:color="D9D9D9"/>
+              <w:right w:val="single" w:sz="4" w:color="D9D9D9"/>
+            </w:tcBorders>
+          </w:tcPr>
+          <w:p>
+            <w:pPr>
+              <w:spacing w:after="80" w:before="80"/>
+            </w:pPr>
+            <w:r>
+              <w:rPr>
+                <w:sz w:val="19"/>
+              </w:rPr>
+              <w:t>expected_agents — ID TeamCity или displayName Jenkins. Ephemeral Pods не включать.</w:t>
+            </w:r>
+          </w:p>
+        </w:tc>
+      </w:tr>
+      <w:tr>
+        <w:tc>
+          <w:tcPr>
+            <w:tcW w:type="dxa" w:w="2952"/>
+            <w:tcBorders>
+              <w:top w:val="single" w:sz="4" w:color="D9D9D9"/>
+              <w:left w:val="single" w:sz="4" w:color="D9D9D9"/>
+              <w:bottom w:val="single" w:sz="4" w:color="D9D9D9"/>
+              <w:right w:val="single" w:sz="4" w:color="D9D9D9"/>
+            </w:tcBorders>
+          </w:tcPr>
+          <w:p>
+            <w:pPr>
+              <w:spacing w:after="80" w:before="80"/>
+            </w:pPr>
+            <w:r>
+              <w:rPr>
+                <w:sz w:val="19"/>
+              </w:rPr>
+              <w:t>Образ и TLS</w:t>
+            </w:r>
+          </w:p>
+        </w:tc>
+        <w:tc>
+          <w:tcPr>
+            <w:tcW w:type="dxa" w:w="7200"/>
+            <w:tcBorders>
+              <w:top w:val="single" w:sz="4" w:color="D9D9D9"/>
+              <w:left w:val="single" w:sz="4" w:color="D9D9D9"/>
+              <w:bottom w:val="single" w:sz="4" w:color="D9D9D9"/>
+              <w:right w:val="single" w:sz="4" w:color="D9D9D9"/>
+            </w:tcBorders>
+          </w:tcPr>
+          <w:p>
+            <w:pPr>
+              <w:spacing w:after="80" w:before="80"/>
+            </w:pPr>
+            <w:r>
+              <w:rPr>
+                <w:sz w:val="19"/>
+              </w:rPr>
+              <w:t>Registry/image, named Service ports и внутренний CA, если нужен.</w:t>
+            </w:r>
+          </w:p>
+        </w:tc>
+      </w:tr>
+    </w:tbl>
+    <w:p/>
+    <w:p>
+      <w:pPr>
+        <w:pStyle w:val="Heading1"/>
+      </w:pPr>
+      <w:r>
+        <w:t>2 Выдать доступ на чтение</w:t>
       </w:r>
     </w:p>
     <w:p>
       <w:pPr>
         <w:pStyle w:val="ListBullet"/>
-        <w:spacing w:after="100"/>
       </w:pPr>
       <w:r>
-        <w:t>Подключить штатные endpoint метрик TeamCity и Jenkins; организовать REST API доступ для недостающих KPI и Octopus.</w:t>
+        <w:t>TeamCity: API token, чтение выбранных проектов, очереди и агентов; для /app/metrics — View usage statistics.</w:t>
       </w:r>
     </w:p>
     <w:p>
       <w:pPr>
         <w:pStyle w:val="ListBullet"/>
-        <w:spacing w:after="100"/>
       </w:pPr>
       <w:r>
-        <w:t>Развернуть адаптер нормализованных ci_* метрик после подготовки его образа, подключить Blackbox Exporter и Kubernetes workload metrics.</w:t>
+        <w:t>Jenkins: сервисный пользователь + API token; Overall Read, Job Read, чтение computer/queue. Установить Prometheus Plugin и проверить /prometheus/.</w:t>
       </w:r>
     </w:p>
     <w:p>
       <w:pPr>
         <w:pStyle w:val="ListBullet"/>
-        <w:spacing w:after="100"/>
       </w:pPr>
       <w:r>
-        <w:t>Подключить discovery, авторизацию, сетевые разрешения и recording rules; предоставить подтверждение приёмки и эксплуатационную документацию.</w:t>
+        <w:t>Octopus: API key с чтением Space, проектов, environments и deployment tasks. Проверить API по Swagger установленной версии.</w:t>
       </w:r>
     </w:p>
     <w:p>
       <w:r>
-        <w:rPr>
-          <w:b w:val="0"/>
-        </w:rPr>
-        <w:t>Исходный комплект: https://github.com/sbrw-evc/Test/tree/main/cicd-health. Он содержит dashboard, recording rules и контракт метрик. Код адаптера пока отсутствует. Прошу отдельно определить ответственного за реализацию; инфраструктурное развёртывание само по себе не создаёт ci_* метрики.</w:t>
-      </w:r>
-    </w:p>
-    <w:tbl>
-      <w:tblPr>
-        <w:tblW w:type="auto" w:w="0"/>
-        <w:jc w:val="center"/>
-        <w:tblLayout w:type="fixed"/>
-        <w:tblLook w:firstColumn="1" w:firstRow="1" w:lastColumn="0" w:lastRow="0" w:noHBand="0" w:noVBand="1" w:val="04A0"/>
-      </w:tblPr>
-      <w:tblGrid>
-        <w:gridCol w:w="2304"/>
-        <w:gridCol w:w="7776"/>
-      </w:tblGrid>
-      <w:tr>
-        <w:trPr>
-          <w:cantSplit/>
-          <w:tblHeader/>
-        </w:trPr>
-        <w:tc>
-          <w:tcPr>
-            <w:tcW w:type="dxa" w:w="2304"/>
-            <w:vAlign w:val="center"/>
-            <w:shd w:fill="DBE5F1"/>
-            <w:tcMar>
-              <w:top w:w="85" w:type="dxa"/>
-              <w:bottom w:w="85" w:type="dxa"/>
-              <w:left w:w="85" w:type="dxa"/>
-              <w:right w:w="85" w:type="dxa"/>
-            </w:tcMar>
-            <w:tcBorders>
-              <w:top w:val="single" w:sz="4" w:color="D9D9D9"/>
-              <w:bottom w:val="single" w:sz="4" w:color="D9D9D9"/>
-              <w:left w:val="single" w:sz="4" w:color="D9D9D9"/>
-              <w:right w:val="single" w:sz="4" w:color="D9D9D9"/>
-            </w:tcBorders>
-          </w:tcPr>
-          <w:p>
-            <w:pPr>
-              <w:spacing w:after="40" w:line="250" w:lineRule="auto"/>
-            </w:pPr>
-            <w:r>
-              <w:rPr>
-                <w:b/>
-                <w:sz w:val="20"/>
-              </w:rPr>
-              <w:t>Результат передачи</w:t>
-            </w:r>
-          </w:p>
-        </w:tc>
-        <w:tc>
-          <w:tcPr>
-            <w:tcW w:type="dxa" w:w="7776"/>
-            <w:vAlign w:val="center"/>
-            <w:shd w:fill="DBE5F1"/>
-            <w:tcMar>
-              <w:top w:w="85" w:type="dxa"/>
-              <w:bottom w:w="85" w:type="dxa"/>
-              <w:left w:w="85" w:type="dxa"/>
-              <w:right w:w="85" w:type="dxa"/>
-            </w:tcMar>
-            <w:tcBorders>
-              <w:top w:val="single" w:sz="4" w:color="D9D9D9"/>
-              <w:bottom w:val="single" w:sz="4" w:color="D9D9D9"/>
-              <w:left w:val="single" w:sz="4" w:color="D9D9D9"/>
-              <w:right w:val="single" w:sz="4" w:color="D9D9D9"/>
-            </w:tcBorders>
-          </w:tcPr>
-          <w:p>
-            <w:pPr>
-              <w:spacing w:after="40" w:line="250" w:lineRule="auto"/>
-            </w:pPr>
-            <w:r>
-              <w:rPr>
-                <w:b/>
-                <w:sz w:val="20"/>
-              </w:rPr>
-              <w:t>Требование</w:t>
-            </w:r>
-          </w:p>
-        </w:tc>
-      </w:tr>
-      <w:tr>
-        <w:trPr>
-          <w:cantSplit/>
-        </w:trPr>
-        <w:tc>
-          <w:tcPr>
-            <w:tcW w:type="dxa" w:w="2304"/>
-            <w:vAlign w:val="center"/>
-            <w:shd w:fill="FFFFFF"/>
-            <w:tcMar>
-              <w:top w:w="85" w:type="dxa"/>
-              <w:bottom w:w="85" w:type="dxa"/>
-              <w:left w:w="85" w:type="dxa"/>
-              <w:right w:w="85" w:type="dxa"/>
-            </w:tcMar>
-            <w:tcBorders>
-              <w:top w:val="single" w:sz="4" w:color="D9D9D9"/>
-              <w:bottom w:val="single" w:sz="4" w:color="D9D9D9"/>
-              <w:left w:val="single" w:sz="4" w:color="D9D9D9"/>
-              <w:right w:val="single" w:sz="4" w:color="D9D9D9"/>
-            </w:tcBorders>
-          </w:tcPr>
-          <w:p>
-            <w:pPr>
-              <w:spacing w:after="40" w:line="250" w:lineRule="auto"/>
-            </w:pPr>
-            <w:r>
-              <w:rPr>
-                <w:b w:val="0"/>
-                <w:sz w:val="20"/>
-              </w:rPr>
-              <w:t>Метрики</w:t>
-            </w:r>
-          </w:p>
-        </w:tc>
-        <w:tc>
-          <w:tcPr>
-            <w:tcW w:type="dxa" w:w="7776"/>
-            <w:vAlign w:val="center"/>
-            <w:shd w:fill="FFFFFF"/>
-            <w:tcMar>
-              <w:top w:w="85" w:type="dxa"/>
-              <w:bottom w:w="85" w:type="dxa"/>
-              <w:left w:w="85" w:type="dxa"/>
-              <w:right w:w="85" w:type="dxa"/>
-            </w:tcMar>
-            <w:tcBorders>
-              <w:top w:val="single" w:sz="4" w:color="D9D9D9"/>
-              <w:bottom w:val="single" w:sz="4" w:color="D9D9D9"/>
-              <w:left w:val="single" w:sz="4" w:color="D9D9D9"/>
-              <w:right w:val="single" w:sz="4" w:color="D9D9D9"/>
-            </w:tcBorders>
-          </w:tcPr>
-          <w:p>
-            <w:pPr>
-              <w:spacing w:after="40" w:line="250" w:lineRule="auto"/>
-            </w:pPr>
-            <w:r>
-              <w:rPr>
-                <w:b w:val="0"/>
-                <w:sz w:val="20"/>
-              </w:rPr>
-              <w:t>Доступны в Prometheus и соответствуют согласованным labels и units</w:t>
-            </w:r>
-          </w:p>
-        </w:tc>
-      </w:tr>
-      <w:tr>
-        <w:trPr>
-          <w:cantSplit/>
-        </w:trPr>
-        <w:tc>
-          <w:tcPr>
-            <w:tcW w:type="dxa" w:w="2304"/>
-            <w:vAlign w:val="center"/>
-            <w:shd w:fill="F5F7FA"/>
-            <w:tcMar>
-              <w:top w:w="85" w:type="dxa"/>
-              <w:bottom w:w="85" w:type="dxa"/>
-              <w:left w:w="85" w:type="dxa"/>
-              <w:right w:w="85" w:type="dxa"/>
-            </w:tcMar>
-            <w:tcBorders>
-              <w:top w:val="single" w:sz="4" w:color="D9D9D9"/>
-              <w:bottom w:val="single" w:sz="4" w:color="D9D9D9"/>
-              <w:left w:val="single" w:sz="4" w:color="D9D9D9"/>
-              <w:right w:val="single" w:sz="4" w:color="D9D9D9"/>
-            </w:tcBorders>
-          </w:tcPr>
-          <w:p>
-            <w:pPr>
-              <w:spacing w:after="40" w:line="250" w:lineRule="auto"/>
-            </w:pPr>
-            <w:r>
-              <w:rPr>
-                <w:b w:val="0"/>
-                <w:sz w:val="20"/>
-              </w:rPr>
-              <w:t>Конфигурация</w:t>
-            </w:r>
-          </w:p>
-        </w:tc>
-        <w:tc>
-          <w:tcPr>
-            <w:tcW w:type="dxa" w:w="7776"/>
-            <w:vAlign w:val="center"/>
-            <w:shd w:fill="F5F7FA"/>
-            <w:tcMar>
-              <w:top w:w="85" w:type="dxa"/>
-              <w:bottom w:w="85" w:type="dxa"/>
-              <w:left w:w="85" w:type="dxa"/>
-              <w:right w:w="85" w:type="dxa"/>
-            </w:tcMar>
-            <w:tcBorders>
-              <w:top w:val="single" w:sz="4" w:color="D9D9D9"/>
-              <w:bottom w:val="single" w:sz="4" w:color="D9D9D9"/>
-              <w:left w:val="single" w:sz="4" w:color="D9D9D9"/>
-              <w:right w:val="single" w:sz="4" w:color="D9D9D9"/>
-            </w:tcBorders>
-          </w:tcPr>
-          <w:p>
-            <w:pPr>
-              <w:spacing w:after="40" w:line="250" w:lineRule="auto"/>
-            </w:pPr>
-            <w:r>
-              <w:rPr>
-                <w:b w:val="0"/>
-                <w:sz w:val="20"/>
-              </w:rPr>
-              <w:t>Манифесты и Helm/GitOps изменения в Git без секретных значений</w:t>
-            </w:r>
-          </w:p>
-        </w:tc>
-      </w:tr>
-      <w:tr>
-        <w:trPr>
-          <w:cantSplit/>
-        </w:trPr>
-        <w:tc>
-          <w:tcPr>
-            <w:tcW w:type="dxa" w:w="2304"/>
-            <w:vAlign w:val="center"/>
-            <w:shd w:fill="FFFFFF"/>
-            <w:tcMar>
-              <w:top w:w="85" w:type="dxa"/>
-              <w:bottom w:w="85" w:type="dxa"/>
-              <w:left w:w="85" w:type="dxa"/>
-              <w:right w:w="85" w:type="dxa"/>
-            </w:tcMar>
-            <w:tcBorders>
-              <w:top w:val="single" w:sz="4" w:color="D9D9D9"/>
-              <w:bottom w:val="single" w:sz="4" w:color="D9D9D9"/>
-              <w:left w:val="single" w:sz="4" w:color="D9D9D9"/>
-              <w:right w:val="single" w:sz="4" w:color="D9D9D9"/>
-            </w:tcBorders>
-          </w:tcPr>
-          <w:p>
-            <w:pPr>
-              <w:spacing w:after="40" w:line="250" w:lineRule="auto"/>
-            </w:pPr>
-            <w:r>
-              <w:rPr>
-                <w:b w:val="0"/>
-                <w:sz w:val="20"/>
-              </w:rPr>
-              <w:t>Проверки</w:t>
-            </w:r>
-          </w:p>
-        </w:tc>
-        <w:tc>
-          <w:tcPr>
-            <w:tcW w:type="dxa" w:w="7776"/>
-            <w:vAlign w:val="center"/>
-            <w:shd w:fill="FFFFFF"/>
-            <w:tcMar>
-              <w:top w:w="85" w:type="dxa"/>
-              <w:bottom w:w="85" w:type="dxa"/>
-              <w:left w:w="85" w:type="dxa"/>
-              <w:right w:w="85" w:type="dxa"/>
-            </w:tcMar>
-            <w:tcBorders>
-              <w:top w:val="single" w:sz="4" w:color="D9D9D9"/>
-              <w:bottom w:val="single" w:sz="4" w:color="D9D9D9"/>
-              <w:left w:val="single" w:sz="4" w:color="D9D9D9"/>
-              <w:right w:val="single" w:sz="4" w:color="D9D9D9"/>
-            </w:tcBorders>
-          </w:tcPr>
-          <w:p>
-            <w:pPr>
-              <w:spacing w:after="40" w:line="250" w:lineRule="auto"/>
-            </w:pPr>
-            <w:r>
-              <w:rPr>
-                <w:b w:val="0"/>
-                <w:sz w:val="20"/>
-              </w:rPr>
-              <w:t>Targets, примеры series, сценарии отказов и повторного сбора</w:t>
-            </w:r>
-          </w:p>
-        </w:tc>
-      </w:tr>
-      <w:tr>
-        <w:trPr>
-          <w:cantSplit/>
-        </w:trPr>
-        <w:tc>
-          <w:tcPr>
-            <w:tcW w:type="dxa" w:w="2304"/>
-            <w:vAlign w:val="center"/>
-            <w:shd w:fill="F5F7FA"/>
-            <w:tcMar>
-              <w:top w:w="85" w:type="dxa"/>
-              <w:bottom w:w="85" w:type="dxa"/>
-              <w:left w:w="85" w:type="dxa"/>
-              <w:right w:w="85" w:type="dxa"/>
-            </w:tcMar>
-            <w:tcBorders>
-              <w:top w:val="single" w:sz="4" w:color="D9D9D9"/>
-              <w:bottom w:val="single" w:sz="4" w:color="D9D9D9"/>
-              <w:left w:val="single" w:sz="4" w:color="D9D9D9"/>
-              <w:right w:val="single" w:sz="4" w:color="D9D9D9"/>
-            </w:tcBorders>
-          </w:tcPr>
-          <w:p>
-            <w:pPr>
-              <w:spacing w:after="40" w:line="250" w:lineRule="auto"/>
-            </w:pPr>
-            <w:r>
-              <w:rPr>
-                <w:b w:val="0"/>
-                <w:sz w:val="20"/>
-              </w:rPr>
-              <w:t>Доступ к данным</w:t>
-            </w:r>
-          </w:p>
-        </w:tc>
-        <w:tc>
-          <w:tcPr>
-            <w:tcW w:type="dxa" w:w="7776"/>
-            <w:vAlign w:val="center"/>
-            <w:shd w:fill="F5F7FA"/>
-            <w:tcMar>
-              <w:top w:w="85" w:type="dxa"/>
-              <w:bottom w:w="85" w:type="dxa"/>
-              <w:left w:w="85" w:type="dxa"/>
-              <w:right w:w="85" w:type="dxa"/>
-            </w:tcMar>
-            <w:tcBorders>
-              <w:top w:val="single" w:sz="4" w:color="D9D9D9"/>
-              <w:bottom w:val="single" w:sz="4" w:color="D9D9D9"/>
-              <w:left w:val="single" w:sz="4" w:color="D9D9D9"/>
-              <w:right w:val="single" w:sz="4" w:color="D9D9D9"/>
-            </w:tcBorders>
-          </w:tcPr>
-          <w:p>
-            <w:pPr>
-              <w:spacing w:after="40" w:line="250" w:lineRule="auto"/>
-            </w:pPr>
-            <w:r>
-              <w:rPr>
-                <w:b w:val="0"/>
-                <w:sz w:val="20"/>
-              </w:rPr>
-              <w:t>URL источника для Grafana и способ авторизации через защищённый канал</w:t>
-            </w:r>
-          </w:p>
-        </w:tc>
-      </w:tr>
-    </w:tbl>
-    <w:p>
-      <w:r>
-        <w:rPr>
-          <w:b w:val="0"/>
-        </w:rPr>
+        <w:t>Никаких прав на запуск сборок и деплоев адаптеру не требуется.</w:t>
       </w:r>
     </w:p>
     <w:p>
@@ -448,138 +380,219 @@
         <w:pStyle w:val="Heading1"/>
       </w:pPr>
       <w:r>
-        <w:t>2 Настройки Prometheus и Prometheus Operator</w:t>
+        <w:t>3 Создать секреты и проверить сеть</w:t>
       </w:r>
     </w:p>
     <w:p>
       <w:r>
-        <w:rPr>
-          <w:b w:val="0"/>
-        </w:rPr>
-        <w:t>Предпочтительно использовать существующий Prometheus. Не разворачивать второй независимый сборщик тех же series без согласованной схемы HA и дедупликации. При отсутствии Operator реализовать эквивалентные scrape_configs и rule_files через действующий процесс управления конфигурацией.</w:t>
+        <w:t>Через корпоративный Secret manager создать cicd-api-credentials и cicd-native-credentials в namespace monitoring. Ручной вариант для первого запуска: создать credentials.env с правами 600, затем заполнить четыре KEY=value строки в редакторе.</w:t>
       </w:r>
     </w:p>
     <w:p>
       <w:pPr>
-        <w:pStyle w:val="Heading2"/>
+        <w:pStyle w:val="Code"/>
       </w:pPr>
       <w:r>
-        <w:t>Обнаружение целей</w:t>
+        <w:t>TEAMCITY_TOKEN=...</w:t>
+      </w:r>
+    </w:p>
+    <w:p>
+      <w:pPr>
+        <w:pStyle w:val="Code"/>
+      </w:pPr>
+      <w:r>
+        <w:t>JENKINS_USER=...</w:t>
+      </w:r>
+    </w:p>
+    <w:p>
+      <w:pPr>
+        <w:pStyle w:val="Code"/>
+      </w:pPr>
+      <w:r>
+        <w:t>JENKINS_TOKEN=...</w:t>
+      </w:r>
+    </w:p>
+    <w:p>
+      <w:pPr>
+        <w:pStyle w:val="Code"/>
+      </w:pPr>
+      <w:r>
+        <w:t>OCTOPUS_API_KEY=...</w:t>
+      </w:r>
+    </w:p>
+    <w:p>
+      <w:pPr>
+        <w:pStyle w:val="Code"/>
+      </w:pPr>
+      <w:r>
+        <w:t>kubectl -n monitoring create secret generic cicd-api-credentials \</w:t>
+      </w:r>
+    </w:p>
+    <w:p>
+      <w:pPr>
+        <w:pStyle w:val="Code"/>
+      </w:pPr>
+      <w:r>
+        <w:t xml:space="preserve">  --from-env-file=credentials.env --dry-run=client -o yaml | \</w:t>
+      </w:r>
+    </w:p>
+    <w:p>
+      <w:pPr>
+        <w:pStyle w:val="Code"/>
+      </w:pPr>
+      <w:r>
+        <w:t xml:space="preserve">  kubectl apply -f -</w:t>
+      </w:r>
+    </w:p>
+    <w:p>
+      <w:pPr>
+        <w:pStyle w:val="Code"/>
+      </w:pPr>
+      <w:r>
+        <w:t>kubectl -n monitoring create secret generic cicd-native-credentials \</w:t>
+      </w:r>
+    </w:p>
+    <w:p>
+      <w:pPr>
+        <w:pStyle w:val="Code"/>
+      </w:pPr>
+      <w:r>
+        <w:t xml:space="preserve">  --from-env-file=credentials.env --dry-run=client -o yaml | \</w:t>
+      </w:r>
+    </w:p>
+    <w:p>
+      <w:pPr>
+        <w:pStyle w:val="Code"/>
+      </w:pPr>
+      <w:r>
+        <w:t xml:space="preserve">  kubectl apply -f -</w:t>
+      </w:r>
+    </w:p>
+    <w:p>
+      <w:r>
+        <w:t>Secret native может содержать только первые три ключа. Секреты в Git не сохранять. После переноса в Secret manager удалить локальный credentials.env.</w:t>
       </w:r>
     </w:p>
     <w:p>
       <w:pPr>
         <w:pStyle w:val="ListBullet"/>
-        <w:spacing w:after="100"/>
       </w:pPr>
       <w:r>
-        <w:t>Зафиксировать версии Kubernetes, Prometheus, Operator, Helm chart и имя Helm release. Проверить наличие CRD ServiceMonitor, PodMonitor, Probe и PrometheusRule; использовать только поля, поддерживаемые установленной версией.</w:t>
+        <w:t>Разрешить adapter → REST API трёх систем; Prometheus → adapter:8000 и native endpoints; blackbox → HTTP URLs; DNS TCP/UDP 53.</w:t>
       </w:r>
     </w:p>
     <w:p>
       <w:pPr>
         <w:pStyle w:val="ListBullet"/>
-        <w:spacing w:after="100"/>
       </w:pPr>
       <w:r>
-        <w:t>Проверить serviceMonitorSelector и serviceMonitorNamespaceSelector у Prometheus CR. ServiceMonitor должен подходить под оба селектора. Отдельно проверить probeSelector, probeNamespaceSelector, ruleSelector и ruleNamespaceSelector.</w:t>
+        <w:t>Сверить действующие NetworkPolicy и service mesh. Не менять изоляцию source Pods без проверки остальных потоков.</w:t>
       </w:r>
     </w:p>
     <w:p>
       <w:pPr>
         <w:pStyle w:val="ListBullet"/>
-        <w:spacing w:after="100"/>
       </w:pPr>
       <w:r>
-        <w:t>Если kube-prometheus-stack выбирает объекты по label release, назначить правильный release только новым monitoring resources. Не снимать существующие ограничения глобальным выбором всех namespace без необходимости. Учитывать serviceMonitorSelectorNilUsesHelmValues. [1–3]</w:t>
+        <w:t>Проверять TLS. Для внутреннего CA создать ConfigMap cicd-ca, включить ca_file: /ca/ca.crt в source config и применить adapter-ca.patch.yml. CA также подключить в native monitors и blackbox. TLS verification не отключать.</w:t>
       </w:r>
     </w:p>
     <w:p>
       <w:pPr>
-        <w:pStyle w:val="ListBullet"/>
-        <w:spacing w:after="100"/>
+        <w:pStyle w:val="Heading1"/>
       </w:pPr>
       <w:r>
-        <w:t>ServiceMonitor выбирает Service по его metadata.labels; namespaceSelector выбирает namespace приложений. endpoints.port — имя порта Service, не числовой containerPort. Проверить соответствие Service → EndpointSlice → Pod и исключить дублирующие monitors. [1, 2]</w:t>
+        <w:t>4 Собрать и установить адаптер</w:t>
+      </w:r>
+    </w:p>
+    <w:p>
+      <w:r>
+        <w:t>Адаптер уже реализован в adapter/exporter.py. Он делает только GET, отдаёт /metrics и не требует установки дополнительных агентов в CI/CD системах.</w:t>
       </w:r>
     </w:p>
     <w:p>
       <w:pPr>
-        <w:pStyle w:val="Heading2"/>
+        <w:pStyle w:val="Code"/>
       </w:pPr>
       <w:r>
-        <w:t>Сбор и labels</w:t>
+        <w:t>docker build -t REGISTRY/monitoring/cicd-adapter:1.0.0 adapter</w:t>
       </w:r>
     </w:p>
     <w:p>
       <w:pPr>
-        <w:pStyle w:val="ListBullet"/>
-        <w:spacing w:after="100"/>
+        <w:pStyle w:val="Code"/>
       </w:pPr>
       <w:r>
-        <w:t>Стартовые интервалы: scrape 30s, scrape timeout 10s, evaluation recording rules 30s; согласовать по нагрузке. При timeout API collector отделять длительный опрос от быстрого ответа /metrics.</w:t>
+        <w:t>docker push REGISTRY/monitoring/cicd-adapter:1.0.0</w:t>
       </w:r>
     </w:p>
     <w:p>
       <w:pPr>
-        <w:pStyle w:val="ListBullet"/>
-        <w:spacing w:after="100"/>
+        <w:pStyle w:val="Code"/>
       </w:pPr>
       <w:r>
-        <w:t>Обеспечить точные job labels: teamcity, jenkins и cicd-http. Текущий JSON использует эти значения. Для штатных ServiceMonitor применить jobLabel по label Service либо явно адаптировать queries и rules.</w:t>
+        <w:t>kubectl -n monitoring create configmap cicd-adapter-config \</w:t>
       </w:r>
     </w:p>
     <w:p>
       <w:pPr>
-        <w:pStyle w:val="ListBullet"/>
-        <w:spacing w:after="100"/>
+        <w:pStyle w:val="Code"/>
       </w:pPr>
       <w:r>
-        <w:t>На всех прикладных series сохранить env и component. На штатных targets добавить cluster, namespace, service и pod, если доступны. Labels адаптера описаны в разделе 5; env — окружение мониторинга, не обязательно environment деплоя.</w:t>
+        <w:t xml:space="preserve">  --from-file=config.yml=adapter/config.yml \</w:t>
       </w:r>
     </w:p>
     <w:p>
       <w:pPr>
-        <w:pStyle w:val="ListBullet"/>
-        <w:spacing w:after="100"/>
+        <w:pStyle w:val="Code"/>
       </w:pPr>
       <w:r>
-        <w:t>У multi-source адаптера сохранить его env/component через honorLabels и проверить overrideHonorLabels. Служебные labels scraper не должны превращать полезные labels в exported_env/exported_component.</w:t>
+        <w:t xml:space="preserve">  --dry-run=client -o yaml | kubectl apply -f -</w:t>
       </w:r>
     </w:p>
     <w:p>
       <w:pPr>
-        <w:pStyle w:val="Heading2"/>
+        <w:pStyle w:val="Code"/>
       </w:pPr>
       <w:r>
-        <w:t>Хранение и доступ</w:t>
+        <w:t># В adapter.yml заменить image и release label</w:t>
       </w:r>
     </w:p>
     <w:p>
       <w:pPr>
-        <w:pStyle w:val="ListBullet"/>
-        <w:spacing w:after="100"/>
+        <w:pStyle w:val="Code"/>
       </w:pPr>
       <w:r>
-        <w:t>Предлагаемая глубина истории — не менее 30 дней, согласовать с действующей политикой хранения. Рассчитать PVC/retentionSize по фактическому числу series и скорости ingestion; не задавать размер диска без оценки.</w:t>
+        <w:t>kubectl apply --dry-run=server -f kubernetes/adapter.yml</w:t>
       </w:r>
     </w:p>
     <w:p>
       <w:pPr>
-        <w:pStyle w:val="ListBullet"/>
-        <w:spacing w:after="100"/>
+        <w:pStyle w:val="Code"/>
       </w:pPr>
       <w:r>
-        <w:t>Если Grafana использует Thanos/Mimir или remote_write, подтвердить путь данных и HA deduplication. Не суммировать две одинаковые exporter/Prometheus replicas как разные операции.</w:t>
+        <w:t>kubectl apply -f kubernetes/adapter.yml</w:t>
       </w:r>
     </w:p>
     <w:p>
       <w:pPr>
-        <w:pStyle w:val="ListBullet"/>
-        <w:spacing w:after="100"/>
+        <w:pStyle w:val="Code"/>
       </w:pPr>
       <w:r>
-        <w:t>Предоставить Grafana query-доступ. Проверить лимиты sample/label и relabeling: фильтры не должны удалять ci_*, histogram buckets или probe metrics. Операционные thresholds не являются sampleLimit.</w:t>
+        <w:t>kubectl -n monitoring rollout status deployment/cicd-adapter</w:t>
+      </w:r>
+    </w:p>
+    <w:p>
+      <w:pPr>
+        <w:pStyle w:val="Code"/>
+      </w:pPr>
+      <w:r>
+        <w:t>kubectl -n monitoring logs deployment/cicd-adapter</w:t>
+      </w:r>
+    </w:p>
+    <w:p>
+      <w:r>
+        <w:t>При внутреннем CA применить patch после установки. Для закрытого registry добавить imagePullSecrets. Одна replica, PVC не нужен; историю хранит Prometheus. После изменения ConfigMap/Secret выполнить rollout restart deployment/cicd-adapter.</w:t>
       </w:r>
     </w:p>
     <w:p>
@@ -592,7 +605,340 @@
         <w:pStyle w:val="Heading1"/>
       </w:pPr>
       <w:r>
-        <w:t>3 Настройки TeamCity и Jenkins</w:t>
+        <w:t>5 Подключить Prometheus</w:t>
+      </w:r>
+    </w:p>
+    <w:p>
+      <w:r>
+        <w:t>Этот путь рассчитан на установленный Prometheus Operator. Если его нет, сначала подключить корпоративный monitoring stack либо использовать standalone scrape example из cicd-health. Не устанавливать второй stack поверх существующего.</w:t>
+      </w:r>
+    </w:p>
+    <w:p>
+      <w:pPr>
+        <w:pStyle w:val="Code"/>
+      </w:pPr>
+      <w:r>
+        <w:t>kubectl get crd servicemonitors.monitoring.coreos.com \</w:t>
+      </w:r>
+    </w:p>
+    <w:p>
+      <w:pPr>
+        <w:pStyle w:val="Code"/>
+      </w:pPr>
+      <w:r>
+        <w:t xml:space="preserve">  probes.monitoring.coreos.com prometheusrules.monitoring.coreos.com</w:t>
+      </w:r>
+    </w:p>
+    <w:p>
+      <w:pPr>
+        <w:pStyle w:val="Code"/>
+      </w:pPr>
+      <w:r>
+        <w:t>kubectl -n monitoring get prometheus -o yaml</w:t>
+      </w:r>
+    </w:p>
+    <w:p>
+      <w:r>
+        <w:t>В Prometheus CR сверить selectors и namespaceSelectors для ServiceMonitor, Probe и rules. В примерах selection label — release: kube-prometheus-stack. Заменить его значением существующего stack.</w:t>
+      </w:r>
+    </w:p>
+    <w:tbl>
+      <w:tblPr>
+        <w:tblW w:type="auto" w:w="0"/>
+        <w:tblLayout w:type="fixed"/>
+        <w:tblLook w:firstColumn="1" w:firstRow="1" w:lastColumn="0" w:lastRow="0" w:noHBand="0" w:noVBand="1" w:val="04A0"/>
+      </w:tblPr>
+      <w:tblGrid>
+        <w:gridCol w:w="3600"/>
+        <w:gridCol w:w="6552"/>
+      </w:tblGrid>
+      <w:tr>
+        <w:trPr>
+          <w:tblHeader/>
+        </w:trPr>
+        <w:tc>
+          <w:tcPr>
+            <w:tcW w:type="dxa" w:w="3600"/>
+            <w:tcBorders>
+              <w:top w:val="single" w:sz="4" w:color="D9D9D9"/>
+              <w:left w:val="single" w:sz="4" w:color="D9D9D9"/>
+              <w:bottom w:val="single" w:sz="4" w:color="D9D9D9"/>
+              <w:right w:val="single" w:sz="4" w:color="D9D9D9"/>
+            </w:tcBorders>
+            <w:shd w:fill="EDF2F7"/>
+          </w:tcPr>
+          <w:p>
+            <w:pPr>
+              <w:spacing w:after="80" w:before="80"/>
+            </w:pPr>
+            <w:r>
+              <w:rPr>
+                <w:b/>
+                <w:sz w:val="19"/>
+              </w:rPr>
+              <w:t>Файл</w:t>
+            </w:r>
+          </w:p>
+        </w:tc>
+        <w:tc>
+          <w:tcPr>
+            <w:tcW w:type="dxa" w:w="6552"/>
+            <w:tcBorders>
+              <w:top w:val="single" w:sz="4" w:color="D9D9D9"/>
+              <w:left w:val="single" w:sz="4" w:color="D9D9D9"/>
+              <w:bottom w:val="single" w:sz="4" w:color="D9D9D9"/>
+              <w:right w:val="single" w:sz="4" w:color="D9D9D9"/>
+            </w:tcBorders>
+            <w:shd w:fill="EDF2F7"/>
+          </w:tcPr>
+          <w:p>
+            <w:pPr>
+              <w:spacing w:after="80" w:before="80"/>
+            </w:pPr>
+            <w:r>
+              <w:rPr>
+                <w:b/>
+                <w:sz w:val="19"/>
+              </w:rPr>
+              <w:t>Что сделать</w:t>
+            </w:r>
+          </w:p>
+        </w:tc>
+      </w:tr>
+      <w:tr>
+        <w:tc>
+          <w:tcPr>
+            <w:tcW w:type="dxa" w:w="3600"/>
+            <w:tcBorders>
+              <w:top w:val="single" w:sz="4" w:color="D9D9D9"/>
+              <w:left w:val="single" w:sz="4" w:color="D9D9D9"/>
+              <w:bottom w:val="single" w:sz="4" w:color="D9D9D9"/>
+              <w:right w:val="single" w:sz="4" w:color="D9D9D9"/>
+            </w:tcBorders>
+          </w:tcPr>
+          <w:p>
+            <w:pPr>
+              <w:spacing w:after="80" w:before="80"/>
+            </w:pPr>
+            <w:r>
+              <w:rPr>
+                <w:sz w:val="19"/>
+              </w:rPr>
+              <w:t>kubernetes/adapter.yml</w:t>
+            </w:r>
+          </w:p>
+        </w:tc>
+        <w:tc>
+          <w:tcPr>
+            <w:tcW w:type="dxa" w:w="6552"/>
+            <w:tcBorders>
+              <w:top w:val="single" w:sz="4" w:color="D9D9D9"/>
+              <w:left w:val="single" w:sz="4" w:color="D9D9D9"/>
+              <w:bottom w:val="single" w:sz="4" w:color="D9D9D9"/>
+              <w:right w:val="single" w:sz="4" w:color="D9D9D9"/>
+            </w:tcBorders>
+          </w:tcPr>
+          <w:p>
+            <w:pPr>
+              <w:spacing w:after="80" w:before="80"/>
+            </w:pPr>
+            <w:r>
+              <w:rPr>
+                <w:sz w:val="19"/>
+              </w:rPr>
+              <w:t>ServiceMonitor уже включён. Сохранять honorLabels: true для env/component из адаптера.</w:t>
+            </w:r>
+          </w:p>
+        </w:tc>
+      </w:tr>
+      <w:tr>
+        <w:tc>
+          <w:tcPr>
+            <w:tcW w:type="dxa" w:w="3600"/>
+            <w:tcBorders>
+              <w:top w:val="single" w:sz="4" w:color="D9D9D9"/>
+              <w:left w:val="single" w:sz="4" w:color="D9D9D9"/>
+              <w:bottom w:val="single" w:sz="4" w:color="D9D9D9"/>
+              <w:right w:val="single" w:sz="4" w:color="D9D9D9"/>
+            </w:tcBorders>
+          </w:tcPr>
+          <w:p>
+            <w:pPr>
+              <w:spacing w:after="80" w:before="80"/>
+            </w:pPr>
+            <w:r>
+              <w:rPr>
+                <w:sz w:val="19"/>
+              </w:rPr>
+              <w:t>native-metrics.example.yml</w:t>
+            </w:r>
+          </w:p>
+        </w:tc>
+        <w:tc>
+          <w:tcPr>
+            <w:tcW w:type="dxa" w:w="6552"/>
+            <w:tcBorders>
+              <w:top w:val="single" w:sz="4" w:color="D9D9D9"/>
+              <w:left w:val="single" w:sz="4" w:color="D9D9D9"/>
+              <w:bottom w:val="single" w:sz="4" w:color="D9D9D9"/>
+              <w:right w:val="single" w:sz="4" w:color="D9D9D9"/>
+            </w:tcBorders>
+          </w:tcPr>
+          <w:p>
+            <w:pPr>
+              <w:spacing w:after="80" w:before="80"/>
+            </w:pPr>
+            <w:r>
+              <w:rPr>
+                <w:sz w:val="19"/>
+              </w:rPr>
+              <w:t>На существующих Service добавить monitoring-source, component, env. Не менять Service selectors. Заменить namespace, named port, context path и TLS serverName. Secret находится в namespace ServiceMonitor.</w:t>
+            </w:r>
+          </w:p>
+        </w:tc>
+      </w:tr>
+      <w:tr>
+        <w:tc>
+          <w:tcPr>
+            <w:tcW w:type="dxa" w:w="3600"/>
+            <w:tcBorders>
+              <w:top w:val="single" w:sz="4" w:color="D9D9D9"/>
+              <w:left w:val="single" w:sz="4" w:color="D9D9D9"/>
+              <w:bottom w:val="single" w:sz="4" w:color="D9D9D9"/>
+              <w:right w:val="single" w:sz="4" w:color="D9D9D9"/>
+            </w:tcBorders>
+          </w:tcPr>
+          <w:p>
+            <w:pPr>
+              <w:spacing w:after="80" w:before="80"/>
+            </w:pPr>
+            <w:r>
+              <w:rPr>
+                <w:sz w:val="19"/>
+              </w:rPr>
+              <w:t>probes.example.yml</w:t>
+            </w:r>
+          </w:p>
+        </w:tc>
+        <w:tc>
+          <w:tcPr>
+            <w:tcW w:type="dxa" w:w="6552"/>
+            <w:tcBorders>
+              <w:top w:val="single" w:sz="4" w:color="D9D9D9"/>
+              <w:left w:val="single" w:sz="4" w:color="D9D9D9"/>
+              <w:bottom w:val="single" w:sz="4" w:color="D9D9D9"/>
+              <w:right w:val="single" w:sz="4" w:color="D9D9D9"/>
+            </w:tcBorders>
+          </w:tcPr>
+          <w:p>
+            <w:pPr>
+              <w:spacing w:after="80" w:before="80"/>
+            </w:pPr>
+            <w:r>
+              <w:rPr>
+                <w:sz w:val="19"/>
+              </w:rPr>
+              <w:t>Установить/использовать prometheus/blackbox_exporter с модулем http_2xx. Подставить URL Service exporter и URLs трёх систем. Один основной Probe на компонент.</w:t>
+            </w:r>
+          </w:p>
+        </w:tc>
+      </w:tr>
+      <w:tr>
+        <w:tc>
+          <w:tcPr>
+            <w:tcW w:type="dxa" w:w="3600"/>
+            <w:tcBorders>
+              <w:top w:val="single" w:sz="4" w:color="D9D9D9"/>
+              <w:left w:val="single" w:sz="4" w:color="D9D9D9"/>
+              <w:bottom w:val="single" w:sz="4" w:color="D9D9D9"/>
+              <w:right w:val="single" w:sz="4" w:color="D9D9D9"/>
+            </w:tcBorders>
+          </w:tcPr>
+          <w:p>
+            <w:pPr>
+              <w:spacing w:after="80" w:before="80"/>
+            </w:pPr>
+            <w:r>
+              <w:rPr>
+                <w:sz w:val="19"/>
+              </w:rPr>
+              <w:t>recording-rules.yml</w:t>
+            </w:r>
+          </w:p>
+        </w:tc>
+        <w:tc>
+          <w:tcPr>
+            <w:tcW w:type="dxa" w:w="6552"/>
+            <w:tcBorders>
+              <w:top w:val="single" w:sz="4" w:color="D9D9D9"/>
+              <w:left w:val="single" w:sz="4" w:color="D9D9D9"/>
+              <w:bottom w:val="single" w:sz="4" w:color="D9D9D9"/>
+              <w:right w:val="single" w:sz="4" w:color="D9D9D9"/>
+            </w:tcBorders>
+          </w:tcPr>
+          <w:p>
+            <w:pPr>
+              <w:spacing w:after="80" w:before="80"/>
+            </w:pPr>
+            <w:r>
+              <w:rPr>
+                <w:sz w:val="19"/>
+              </w:rPr>
+              <w:t>Подставить env и release label. Это готовый PrometheusRule для вычисления operational state.</w:t>
+            </w:r>
+          </w:p>
+        </w:tc>
+      </w:tr>
+    </w:tbl>
+    <w:p/>
+    <w:p>
+      <w:r>
+        <w:t>Native endpoints: TeamCity /app/metrics, Jenkins /prometheus/. В HTTPS примере Service port называется https; поставить реальное имя порта. Для фактического внутреннего HTTP поменять scheme/port и убрать tlsConfig. CA не заменять insecure verification.</w:t>
+      </w:r>
+    </w:p>
+    <w:p>
+      <w:r>
+        <w:t>Probe TeamCity: /healthCheck/ready. Jenkins /login и Octopus / проверяют HTTP reachability; authenticated API проверяется адаптером. Дополнительные внешние probes использовать с другим jobName.</w:t>
+      </w:r>
+    </w:p>
+    <w:p>
+      <w:pPr>
+        <w:pStyle w:val="Code"/>
+      </w:pPr>
+      <w:r>
+        <w:t>kubectl apply --dry-run=server \</w:t>
+      </w:r>
+    </w:p>
+    <w:p>
+      <w:pPr>
+        <w:pStyle w:val="Code"/>
+      </w:pPr>
+      <w:r>
+        <w:t xml:space="preserve">  -f kubernetes/native-metrics.example.yml \</w:t>
+      </w:r>
+    </w:p>
+    <w:p>
+      <w:pPr>
+        <w:pStyle w:val="Code"/>
+      </w:pPr>
+      <w:r>
+        <w:t xml:space="preserve">  -f kubernetes/probes.example.yml \</w:t>
+      </w:r>
+    </w:p>
+    <w:p>
+      <w:pPr>
+        <w:pStyle w:val="Code"/>
+      </w:pPr>
+      <w:r>
+        <w:t xml:space="preserve">  -f kubernetes/recording-rules.yml</w:t>
+      </w:r>
+    </w:p>
+    <w:p>
+      <w:pPr>
+        <w:pStyle w:val="Code"/>
+      </w:pPr>
+      <w:r>
+        <w:t># После проверки повторить ту же команду без --dry-run=server</w:t>
       </w:r>
     </w:p>
     <w:p>
@@ -600,607 +946,36 @@
         <w:pStyle w:val="Heading2"/>
       </w:pPr>
       <w:r>
-        <w:t>TeamCity</w:t>
+        <w:t>Проверить сбор</w:t>
       </w:r>
     </w:p>
     <w:p>
       <w:pPr>
         <w:pStyle w:val="ListBullet"/>
-        <w:spacing w:after="100"/>
       </w:pPr>
       <w:r>
-        <w:t>Проверить доступ к /app/metrics по внутреннему Service; учесть context path. Создать отдельную учётную запись и Bearer token с View usage statistics. REST-права дать только на чтение выбранных проектов, сборок, очереди и агентов. [4]</w:t>
+        <w:t>Prometheus Targets: UP для cicd-adapter, teamcity, jenkins и трёх cicd-http targets. Для blackbox дополнительно probe_success = 1.</w:t>
       </w:r>
     </w:p>
     <w:p>
       <w:pPr>
         <w:pStyle w:val="ListBullet"/>
-        <w:spacing w:after="100"/>
       </w:pPr>
       <w:r>
-        <w:t>Подключить ServiceMonitor; сохранить job=teamcity, env и component=teamcity. Метрики брать с server Pods, а не с build agents. Для multi-node server определить, какие series локальные, а какие общие, чтобы не удвоить queue/agents.</w:t>
+        <w:t>Prometheus Graph: ci_api_up = 1 и ci_collection_complete = 1 для трёх компонентов; timestamp сбора обновляется; ci:operational_state появляется через несколько циклов.</w:t>
       </w:r>
     </w:p>
     <w:p>
       <w:pPr>
         <w:pStyle w:val="ListBullet"/>
-        <w:spacing w:after="100"/>
       </w:pPr>
       <w:r>
-        <w:t>Сверить в Diagnostics → Metrics доступность agents_connected_authorized_number, builds_queued_number, builds_running_number и других нужных series. Названия и labels проверить на фактической версии; experimental metrics согласовать отдельно.</w:t>
+        <w:t>Target отсутствует: проверить selectors/namespace/labels/port. DOWN: auth/TLS/path/network. complete=0 при api=1: схема API или лимит страниц.</w:t>
       </w:r>
     </w:p>
     <w:p>
-      <w:pPr>
-        <w:pStyle w:val="ListBullet"/>
-        <w:spacing w:after="100"/>
-      </w:pPr>
       <w:r>
-        <w:t>Для результатов, enabled/idle состояния агентов и времён операций обеспечить GET к /app/rest/builds, /app/rest/buildQueue и /app/rest/agents. Передавать JSON, использовать pagination и fields/locator без изменения данных источника.</w:t>
-      </w:r>
-    </w:p>
-    <w:p>
-      <w:pPr>
-        <w:pStyle w:val="Heading2"/>
-      </w:pPr>
-      <w:r>
-        <w:t>Jenkins</w:t>
-      </w:r>
-    </w:p>
-    <w:p>
-      <w:pPr>
-        <w:pStyle w:val="ListBullet"/>
-        <w:spacing w:after="100"/>
-      </w:pPr>
-      <w:r>
-        <w:t>Установить совместимую версию Prometheus Plugin через существующий способ управления Jenkins. Проверить endpoint /prometheus/ с завершающим slash, context path и namespace метрик. Ожидаемый namespace в шаблоне — default_jenkins. [5]</w:t>
-      </w:r>
-    </w:p>
-    <w:p>
-      <w:pPr>
-        <w:pStyle w:val="ListBullet"/>
-        <w:spacing w:after="100"/>
-      </w:pPr>
-      <w:r>
-        <w:t>Включить нужный node status и сбор build metrics. При включённой авторизации endpoint назначить Metrics.VIEW. Использовать выделенную учётную запись и API token; ограничить чтение проектов и API необходимым scope.</w:t>
-      </w:r>
-    </w:p>
-    <w:p>
-      <w:pPr>
-        <w:pStyle w:val="ListBullet"/>
-        <w:spacing w:after="100"/>
-      </w:pPr>
-      <w:r>
-        <w:t>Согласовать collection period плагина со scrape. В документации default collection period равен 120s: scrape 30s сам по себе не обновляет данные чаще. При меньшем period сначала оценить нагрузку; freshness threshold согласовать с реальным полным циклом.</w:t>
-      </w:r>
-    </w:p>
-    <w:p>
-      <w:pPr>
-        <w:pStyle w:val="ListBullet"/>
-        <w:spacing w:after="100"/>
-      </w:pPr>
-      <w:r>
-        <w:t>Проверить executors idle/online/busy, runnable queue, node online и counters результатов. Runnable queue плагина может не включать blocked задачи; полную очередь и причины блокировки при необходимости дополнить API.</w:t>
-      </w:r>
-    </w:p>
-    <w:p>
-      <w:pPr>
-        <w:pStyle w:val="ListBullet"/>
-        <w:spacing w:after="100"/>
-      </w:pPr>
-      <w:r>
-        <w:t>Для строгого SUCCESS использовать ordinal=0 или корректные counters. Boolean last_build_result включает UNSTABLE. Миллисекунды duration преобразовать в seconds. Summary нельзя считать готовым histogram для общего p95.</w:t>
-      </w:r>
-    </w:p>
-    <w:tbl>
-      <w:tblPr>
-        <w:tblW w:type="auto" w:w="0"/>
-        <w:jc w:val="center"/>
-        <w:tblLayout w:type="fixed"/>
-        <w:tblLook w:firstColumn="1" w:firstRow="1" w:lastColumn="0" w:lastRow="0" w:noHBand="0" w:noVBand="1" w:val="04A0"/>
-      </w:tblPr>
-      <w:tblGrid>
-        <w:gridCol w:w="1944"/>
-        <w:gridCol w:w="4032"/>
-        <w:gridCol w:w="4104"/>
-      </w:tblGrid>
-      <w:tr>
-        <w:trPr>
-          <w:cantSplit/>
-          <w:tblHeader/>
-        </w:trPr>
-        <w:tc>
-          <w:tcPr>
-            <w:tcW w:type="dxa" w:w="1944"/>
-            <w:vAlign w:val="center"/>
-            <w:shd w:fill="DBE5F1"/>
-            <w:tcMar>
-              <w:top w:w="85" w:type="dxa"/>
-              <w:bottom w:w="85" w:type="dxa"/>
-              <w:left w:w="85" w:type="dxa"/>
-              <w:right w:w="85" w:type="dxa"/>
-            </w:tcMar>
-            <w:tcBorders>
-              <w:top w:val="single" w:sz="4" w:color="D9D9D9"/>
-              <w:bottom w:val="single" w:sz="4" w:color="D9D9D9"/>
-              <w:left w:val="single" w:sz="4" w:color="D9D9D9"/>
-              <w:right w:val="single" w:sz="4" w:color="D9D9D9"/>
-            </w:tcBorders>
-          </w:tcPr>
-          <w:p>
-            <w:pPr>
-              <w:spacing w:after="40" w:line="250" w:lineRule="auto"/>
-            </w:pPr>
-            <w:r>
-              <w:rPr>
-                <w:b/>
-                <w:sz w:val="20"/>
-              </w:rPr>
-              <w:t>KPI</w:t>
-            </w:r>
-          </w:p>
-        </w:tc>
-        <w:tc>
-          <w:tcPr>
-            <w:tcW w:type="dxa" w:w="4032"/>
-            <w:vAlign w:val="center"/>
-            <w:shd w:fill="DBE5F1"/>
-            <w:tcMar>
-              <w:top w:w="85" w:type="dxa"/>
-              <w:bottom w:w="85" w:type="dxa"/>
-              <w:left w:w="85" w:type="dxa"/>
-              <w:right w:w="85" w:type="dxa"/>
-            </w:tcMar>
-            <w:tcBorders>
-              <w:top w:val="single" w:sz="4" w:color="D9D9D9"/>
-              <w:bottom w:val="single" w:sz="4" w:color="D9D9D9"/>
-              <w:left w:val="single" w:sz="4" w:color="D9D9D9"/>
-              <w:right w:val="single" w:sz="4" w:color="D9D9D9"/>
-            </w:tcBorders>
-          </w:tcPr>
-          <w:p>
-            <w:pPr>
-              <w:spacing w:after="40" w:line="250" w:lineRule="auto"/>
-            </w:pPr>
-            <w:r>
-              <w:rPr>
-                <w:b/>
-                <w:sz w:val="20"/>
-              </w:rPr>
-              <w:t>TeamCity</w:t>
-            </w:r>
-          </w:p>
-        </w:tc>
-        <w:tc>
-          <w:tcPr>
-            <w:tcW w:type="dxa" w:w="4104"/>
-            <w:vAlign w:val="center"/>
-            <w:shd w:fill="DBE5F1"/>
-            <w:tcMar>
-              <w:top w:w="85" w:type="dxa"/>
-              <w:bottom w:w="85" w:type="dxa"/>
-              <w:left w:w="85" w:type="dxa"/>
-              <w:right w:w="85" w:type="dxa"/>
-            </w:tcMar>
-            <w:tcBorders>
-              <w:top w:val="single" w:sz="4" w:color="D9D9D9"/>
-              <w:bottom w:val="single" w:sz="4" w:color="D9D9D9"/>
-              <w:left w:val="single" w:sz="4" w:color="D9D9D9"/>
-              <w:right w:val="single" w:sz="4" w:color="D9D9D9"/>
-            </w:tcBorders>
-          </w:tcPr>
-          <w:p>
-            <w:pPr>
-              <w:spacing w:after="40" w:line="250" w:lineRule="auto"/>
-            </w:pPr>
-            <w:r>
-              <w:rPr>
-                <w:b/>
-                <w:sz w:val="20"/>
-              </w:rPr>
-              <w:t>Jenkins</w:t>
-            </w:r>
-          </w:p>
-        </w:tc>
-      </w:tr>
-      <w:tr>
-        <w:trPr>
-          <w:cantSplit/>
-        </w:trPr>
-        <w:tc>
-          <w:tcPr>
-            <w:tcW w:type="dxa" w:w="1944"/>
-            <w:vAlign w:val="center"/>
-            <w:shd w:fill="FFFFFF"/>
-            <w:tcMar>
-              <w:top w:w="85" w:type="dxa"/>
-              <w:bottom w:w="85" w:type="dxa"/>
-              <w:left w:w="85" w:type="dxa"/>
-              <w:right w:w="85" w:type="dxa"/>
-            </w:tcMar>
-            <w:tcBorders>
-              <w:top w:val="single" w:sz="4" w:color="D9D9D9"/>
-              <w:bottom w:val="single" w:sz="4" w:color="D9D9D9"/>
-              <w:left w:val="single" w:sz="4" w:color="D9D9D9"/>
-              <w:right w:val="single" w:sz="4" w:color="D9D9D9"/>
-            </w:tcBorders>
-          </w:tcPr>
-          <w:p>
-            <w:pPr>
-              <w:spacing w:after="40" w:line="250" w:lineRule="auto"/>
-            </w:pPr>
-            <w:r>
-              <w:rPr>
-                <w:b w:val="0"/>
-                <w:sz w:val="20"/>
-              </w:rPr>
-              <w:t>Агенты</w:t>
-            </w:r>
-          </w:p>
-        </w:tc>
-        <w:tc>
-          <w:tcPr>
-            <w:tcW w:type="dxa" w:w="4032"/>
-            <w:vAlign w:val="center"/>
-            <w:shd w:fill="FFFFFF"/>
-            <w:tcMar>
-              <w:top w:w="85" w:type="dxa"/>
-              <w:bottom w:w="85" w:type="dxa"/>
-              <w:left w:w="85" w:type="dxa"/>
-              <w:right w:w="85" w:type="dxa"/>
-            </w:tcMar>
-            <w:tcBorders>
-              <w:top w:val="single" w:sz="4" w:color="D9D9D9"/>
-              <w:bottom w:val="single" w:sz="4" w:color="D9D9D9"/>
-              <w:left w:val="single" w:sz="4" w:color="D9D9D9"/>
-              <w:right w:val="single" w:sz="4" w:color="D9D9D9"/>
-            </w:tcBorders>
-          </w:tcPr>
-          <w:p>
-            <w:pPr>
-              <w:spacing w:after="40" w:line="250" w:lineRule="auto"/>
-            </w:pPr>
-            <w:r>
-              <w:rPr>
-                <w:b w:val="0"/>
-                <w:sz w:val="20"/>
-              </w:rPr>
-              <w:t>connected + authorized + enabled</w:t>
-            </w:r>
-          </w:p>
-        </w:tc>
-        <w:tc>
-          <w:tcPr>
-            <w:tcW w:type="dxa" w:w="4104"/>
-            <w:vAlign w:val="center"/>
-            <w:shd w:fill="FFFFFF"/>
-            <w:tcMar>
-              <w:top w:w="85" w:type="dxa"/>
-              <w:bottom w:w="85" w:type="dxa"/>
-              <w:left w:w="85" w:type="dxa"/>
-              <w:right w:w="85" w:type="dxa"/>
-            </w:tcMar>
-            <w:tcBorders>
-              <w:top w:val="single" w:sz="4" w:color="D9D9D9"/>
-              <w:bottom w:val="single" w:sz="4" w:color="D9D9D9"/>
-              <w:left w:val="single" w:sz="4" w:color="D9D9D9"/>
-              <w:right w:val="single" w:sz="4" w:color="D9D9D9"/>
-            </w:tcBorders>
-          </w:tcPr>
-          <w:p>
-            <w:pPr>
-              <w:spacing w:after="40" w:line="250" w:lineRule="auto"/>
-            </w:pPr>
-            <w:r>
-              <w:rPr>
-                <w:b w:val="0"/>
-                <w:sz w:val="20"/>
-              </w:rPr>
-              <w:t>online nodes; executors отдельно</w:t>
-            </w:r>
-          </w:p>
-        </w:tc>
-      </w:tr>
-      <w:tr>
-        <w:trPr>
-          <w:cantSplit/>
-        </w:trPr>
-        <w:tc>
-          <w:tcPr>
-            <w:tcW w:type="dxa" w:w="1944"/>
-            <w:vAlign w:val="center"/>
-            <w:shd w:fill="F5F7FA"/>
-            <w:tcMar>
-              <w:top w:w="85" w:type="dxa"/>
-              <w:bottom w:w="85" w:type="dxa"/>
-              <w:left w:w="85" w:type="dxa"/>
-              <w:right w:w="85" w:type="dxa"/>
-            </w:tcMar>
-            <w:tcBorders>
-              <w:top w:val="single" w:sz="4" w:color="D9D9D9"/>
-              <w:bottom w:val="single" w:sz="4" w:color="D9D9D9"/>
-              <w:left w:val="single" w:sz="4" w:color="D9D9D9"/>
-              <w:right w:val="single" w:sz="4" w:color="D9D9D9"/>
-            </w:tcBorders>
-          </w:tcPr>
-          <w:p>
-            <w:pPr>
-              <w:spacing w:after="40" w:line="250" w:lineRule="auto"/>
-            </w:pPr>
-            <w:r>
-              <w:rPr>
-                <w:b w:val="0"/>
-                <w:sz w:val="20"/>
-              </w:rPr>
-              <w:t>Свободные слоты</w:t>
-            </w:r>
-          </w:p>
-        </w:tc>
-        <w:tc>
-          <w:tcPr>
-            <w:tcW w:type="dxa" w:w="4032"/>
-            <w:vAlign w:val="center"/>
-            <w:shd w:fill="F5F7FA"/>
-            <w:tcMar>
-              <w:top w:w="85" w:type="dxa"/>
-              <w:bottom w:w="85" w:type="dxa"/>
-              <w:left w:w="85" w:type="dxa"/>
-              <w:right w:w="85" w:type="dxa"/>
-            </w:tcMar>
-            <w:tcBorders>
-              <w:top w:val="single" w:sz="4" w:color="D9D9D9"/>
-              <w:bottom w:val="single" w:sz="4" w:color="D9D9D9"/>
-              <w:left w:val="single" w:sz="4" w:color="D9D9D9"/>
-              <w:right w:val="single" w:sz="4" w:color="D9D9D9"/>
-            </w:tcBorders>
-          </w:tcPr>
-          <w:p>
-            <w:pPr>
-              <w:spacing w:after="40" w:line="250" w:lineRule="auto"/>
-            </w:pPr>
-            <w:r>
-              <w:rPr>
-                <w:b w:val="0"/>
-                <w:sz w:val="20"/>
-              </w:rPr>
-              <w:t>idle совместимые agents</w:t>
-            </w:r>
-          </w:p>
-        </w:tc>
-        <w:tc>
-          <w:tcPr>
-            <w:tcW w:type="dxa" w:w="4104"/>
-            <w:vAlign w:val="center"/>
-            <w:shd w:fill="F5F7FA"/>
-            <w:tcMar>
-              <w:top w:w="85" w:type="dxa"/>
-              <w:bottom w:w="85" w:type="dxa"/>
-              <w:left w:w="85" w:type="dxa"/>
-              <w:right w:w="85" w:type="dxa"/>
-            </w:tcMar>
-            <w:tcBorders>
-              <w:top w:val="single" w:sz="4" w:color="D9D9D9"/>
-              <w:bottom w:val="single" w:sz="4" w:color="D9D9D9"/>
-              <w:left w:val="single" w:sz="4" w:color="D9D9D9"/>
-              <w:right w:val="single" w:sz="4" w:color="D9D9D9"/>
-            </w:tcBorders>
-          </w:tcPr>
-          <w:p>
-            <w:pPr>
-              <w:spacing w:after="40" w:line="250" w:lineRule="auto"/>
-            </w:pPr>
-            <w:r>
-              <w:rPr>
-                <w:b w:val="0"/>
-                <w:sz w:val="20"/>
-              </w:rPr>
-              <w:t>idle совместимые executors</w:t>
-            </w:r>
-          </w:p>
-        </w:tc>
-      </w:tr>
-      <w:tr>
-        <w:trPr>
-          <w:cantSplit/>
-        </w:trPr>
-        <w:tc>
-          <w:tcPr>
-            <w:tcW w:type="dxa" w:w="1944"/>
-            <w:vAlign w:val="center"/>
-            <w:shd w:fill="FFFFFF"/>
-            <w:tcMar>
-              <w:top w:w="85" w:type="dxa"/>
-              <w:bottom w:w="85" w:type="dxa"/>
-              <w:left w:w="85" w:type="dxa"/>
-              <w:right w:w="85" w:type="dxa"/>
-            </w:tcMar>
-            <w:tcBorders>
-              <w:top w:val="single" w:sz="4" w:color="D9D9D9"/>
-              <w:bottom w:val="single" w:sz="4" w:color="D9D9D9"/>
-              <w:left w:val="single" w:sz="4" w:color="D9D9D9"/>
-              <w:right w:val="single" w:sz="4" w:color="D9D9D9"/>
-            </w:tcBorders>
-          </w:tcPr>
-          <w:p>
-            <w:pPr>
-              <w:spacing w:after="40" w:line="250" w:lineRule="auto"/>
-            </w:pPr>
-            <w:r>
-              <w:rPr>
-                <w:b w:val="0"/>
-                <w:sz w:val="20"/>
-              </w:rPr>
-              <w:t>Очередь</w:t>
-            </w:r>
-          </w:p>
-        </w:tc>
-        <w:tc>
-          <w:tcPr>
-            <w:tcW w:type="dxa" w:w="4032"/>
-            <w:vAlign w:val="center"/>
-            <w:shd w:fill="FFFFFF"/>
-            <w:tcMar>
-              <w:top w:w="85" w:type="dxa"/>
-              <w:bottom w:w="85" w:type="dxa"/>
-              <w:left w:w="85" w:type="dxa"/>
-              <w:right w:w="85" w:type="dxa"/>
-            </w:tcMar>
-            <w:tcBorders>
-              <w:top w:val="single" w:sz="4" w:color="D9D9D9"/>
-              <w:bottom w:val="single" w:sz="4" w:color="D9D9D9"/>
-              <w:left w:val="single" w:sz="4" w:color="D9D9D9"/>
-              <w:right w:val="single" w:sz="4" w:color="D9D9D9"/>
-            </w:tcBorders>
-          </w:tcPr>
-          <w:p>
-            <w:pPr>
-              <w:spacing w:after="40" w:line="250" w:lineRule="auto"/>
-            </w:pPr>
-            <w:r>
-              <w:rPr>
-                <w:b w:val="0"/>
-                <w:sz w:val="20"/>
-              </w:rPr>
-              <w:t>queued builds и queued time</w:t>
-            </w:r>
-          </w:p>
-        </w:tc>
-        <w:tc>
-          <w:tcPr>
-            <w:tcW w:type="dxa" w:w="4104"/>
-            <w:vAlign w:val="center"/>
-            <w:shd w:fill="FFFFFF"/>
-            <w:tcMar>
-              <w:top w:w="85" w:type="dxa"/>
-              <w:bottom w:w="85" w:type="dxa"/>
-              <w:left w:w="85" w:type="dxa"/>
-              <w:right w:w="85" w:type="dxa"/>
-            </w:tcMar>
-            <w:tcBorders>
-              <w:top w:val="single" w:sz="4" w:color="D9D9D9"/>
-              <w:bottom w:val="single" w:sz="4" w:color="D9D9D9"/>
-              <w:left w:val="single" w:sz="4" w:color="D9D9D9"/>
-              <w:right w:val="single" w:sz="4" w:color="D9D9D9"/>
-            </w:tcBorders>
-          </w:tcPr>
-          <w:p>
-            <w:pPr>
-              <w:spacing w:after="40" w:line="250" w:lineRule="auto"/>
-            </w:pPr>
-            <w:r>
-              <w:rPr>
-                <w:b w:val="0"/>
-                <w:sz w:val="20"/>
-              </w:rPr>
-              <w:t>runnable + blocked по модели</w:t>
-            </w:r>
-          </w:p>
-        </w:tc>
-      </w:tr>
-      <w:tr>
-        <w:trPr>
-          <w:cantSplit/>
-        </w:trPr>
-        <w:tc>
-          <w:tcPr>
-            <w:tcW w:type="dxa" w:w="1944"/>
-            <w:vAlign w:val="center"/>
-            <w:shd w:fill="F5F7FA"/>
-            <w:tcMar>
-              <w:top w:w="85" w:type="dxa"/>
-              <w:bottom w:w="85" w:type="dxa"/>
-              <w:left w:w="85" w:type="dxa"/>
-              <w:right w:w="85" w:type="dxa"/>
-            </w:tcMar>
-            <w:tcBorders>
-              <w:top w:val="single" w:sz="4" w:color="D9D9D9"/>
-              <w:bottom w:val="single" w:sz="4" w:color="D9D9D9"/>
-              <w:left w:val="single" w:sz="4" w:color="D9D9D9"/>
-              <w:right w:val="single" w:sz="4" w:color="D9D9D9"/>
-            </w:tcBorders>
-          </w:tcPr>
-          <w:p>
-            <w:pPr>
-              <w:spacing w:after="40" w:line="250" w:lineRule="auto"/>
-            </w:pPr>
-            <w:r>
-              <w:rPr>
-                <w:b w:val="0"/>
-                <w:sz w:val="20"/>
-              </w:rPr>
-              <w:t>Результаты</w:t>
-            </w:r>
-          </w:p>
-        </w:tc>
-        <w:tc>
-          <w:tcPr>
-            <w:tcW w:type="dxa" w:w="4032"/>
-            <w:vAlign w:val="center"/>
-            <w:shd w:fill="F5F7FA"/>
-            <w:tcMar>
-              <w:top w:w="85" w:type="dxa"/>
-              <w:bottom w:w="85" w:type="dxa"/>
-              <w:left w:w="85" w:type="dxa"/>
-              <w:right w:w="85" w:type="dxa"/>
-            </w:tcMar>
-            <w:tcBorders>
-              <w:top w:val="single" w:sz="4" w:color="D9D9D9"/>
-              <w:bottom w:val="single" w:sz="4" w:color="D9D9D9"/>
-              <w:left w:val="single" w:sz="4" w:color="D9D9D9"/>
-              <w:right w:val="single" w:sz="4" w:color="D9D9D9"/>
-            </w:tcBorders>
-          </w:tcPr>
-          <w:p>
-            <w:pPr>
-              <w:spacing w:after="40" w:line="250" w:lineRule="auto"/>
-            </w:pPr>
-            <w:r>
-              <w:rPr>
-                <w:b w:val="0"/>
-                <w:sz w:val="20"/>
-              </w:rPr>
-              <w:t>terminal builds через REST/events</w:t>
-            </w:r>
-          </w:p>
-        </w:tc>
-        <w:tc>
-          <w:tcPr>
-            <w:tcW w:type="dxa" w:w="4104"/>
-            <w:vAlign w:val="center"/>
-            <w:shd w:fill="F5F7FA"/>
-            <w:tcMar>
-              <w:top w:w="85" w:type="dxa"/>
-              <w:bottom w:w="85" w:type="dxa"/>
-              <w:left w:w="85" w:type="dxa"/>
-              <w:right w:w="85" w:type="dxa"/>
-            </w:tcMar>
-            <w:tcBorders>
-              <w:top w:val="single" w:sz="4" w:color="D9D9D9"/>
-              <w:bottom w:val="single" w:sz="4" w:color="D9D9D9"/>
-              <w:left w:val="single" w:sz="4" w:color="D9D9D9"/>
-              <w:right w:val="single" w:sz="4" w:color="D9D9D9"/>
-            </w:tcBorders>
-          </w:tcPr>
-          <w:p>
-            <w:pPr>
-              <w:spacing w:after="40" w:line="250" w:lineRule="auto"/>
-            </w:pPr>
-            <w:r>
-              <w:rPr>
-                <w:b w:val="0"/>
-                <w:sz w:val="20"/>
-              </w:rPr>
-              <w:t>plugin counters и API/events</w:t>
-            </w:r>
-          </w:p>
-        </w:tc>
-      </w:tr>
-    </w:tbl>
-    <w:p>
-      <w:r>
-        <w:rPr>
-          <w:b w:val="0"/>
-        </w:rPr>
+        <w:t>Локальная проверка адаптера: port-forward service/cicd-adapter 8000:8000, затем curl -fsS http://localhost:8000/metrics.</w:t>
       </w:r>
     </w:p>
     <w:p>
@@ -1213,120 +988,481 @@
         <w:pStyle w:val="Heading1"/>
       </w:pPr>
       <w:r>
-        <w:t>4 Octopus и развёртывание адаптера</w:t>
-      </w:r>
-    </w:p>
-    <w:p>
-      <w:pPr>
-        <w:pStyle w:val="Heading2"/>
-      </w:pPr>
-      <w:r>
-        <w:t>Octopus</w:t>
-      </w:r>
-    </w:p>
-    <w:p>
-      <w:r>
-        <w:rPr>
-          <w:b w:val="0"/>
-        </w:rPr>
-        <w:t>Для подготовленного dashboard требуется exporter/адаптер с историей в Prometheus. Infinity допускается как отдельно согласованный первый этап для просмотра API, но не заменяет ci_* контракт существующего JSON.</w:t>
+        <w:t>6 Подключить Grafana и алерты</w:t>
       </w:r>
     </w:p>
     <w:p>
       <w:pPr>
         <w:pStyle w:val="ListBullet"/>
-        <w:spacing w:after="100"/>
       </w:pPr>
       <w:r>
-        <w:t>Создать API key на чтение выбранных Spaces, проектов, deployments, server tasks, worker pools и deployment targets. Настроить X-Octopus-ApiKey только в collector Secret; не добавлять ключ в labels, URL или dashboard.</w:t>
+        <w:t>Создать Prometheus datasource с UID cicd-prometheus и URL существующего query endpoint. Подключение должно работать из Grafana server.</w:t>
       </w:r>
     </w:p>
     <w:p>
       <w:pPr>
         <w:pStyle w:val="ListBullet"/>
-        <w:spacing w:after="100"/>
       </w:pPr>
       <w:r>
-        <w:t>Предоставить внутренний base URL и список Space IDs. Версию и доступные endpoints проверить через Swagger установленного Octopus. Использовать /api/{spaceId}/deployments, /tasks и /machines; для workers/pools взять endpoints своей версии. [6]</w:t>
+        <w:t>Import cicd-health/cicd-health-dashboard.json. Выбрать datasource; заменить hidden URL constants для ссылок TeamCity/Jenkins/Octopus.</w:t>
       </w:r>
     </w:p>
     <w:p>
       <w:pPr>
         <w:pStyle w:val="ListBullet"/>
-        <w:spacing w:after="100"/>
       </w:pPr>
       <w:r>
-        <w:t>Связать deployment с task по TaskId. Итог и длительность получать из task.State, StartTime и CompletedTime. Обработать все необходимые страницы; не считать первые 30 результатов полной историей.</w:t>
+        <w:t>Через Helm/GitOps подключить grafana-alert-rules.yml в /etc/grafana/provisioning/alerting/ и выполнить штатный reload/rollout. Это Grafana-managed alerts, не PrometheusRule alert expressions.</w:t>
       </w:r>
     </w:p>
     <w:p>
       <w:pPr>
         <w:pStyle w:val="ListBullet"/>
-        <w:spacing w:after="100"/>
       </w:pPr>
       <w:r>
-        <w:t>Считать deployment queue отдельно от служебных tasks. Разделить workers и targets; healthy target не означает свободный worker. Disabled/maintenance исключать по inventory. Manual intervention учитывать отдельно от нехватки ресурсов.</w:t>
-      </w:r>
-    </w:p>
-    <w:p>
-      <w:pPr>
-        <w:pStyle w:val="Heading2"/>
-      </w:pPr>
-      <w:r>
-        <w:t>Задачи DevOps по инфраструктуре адаптера</w:t>
+        <w:t>В новой версии deleteRules удаляет старые cicd-capacity и cicd-native-scrape. Остальные старые UID обновляются; новое cicd-agents-low проверяет minimum online count. Не оставлять старые запросы к counters/capacity.</w:t>
       </w:r>
     </w:p>
     <w:p>
       <w:pPr>
         <w:pStyle w:val="ListBullet"/>
-        <w:spacing w:after="100"/>
       </w:pPr>
       <w:r>
-        <w:t>После передачи образа развернуть отдельный workload, Service /metrics и ServiceMonitor. Образ закрепить по версии/digest. Collector должен опрашивать приложения по их API, а не через Kubernetes exec или доступ к БД систем.</w:t>
+        <w:t>Создать Teams contact point через Teams Workflow webhook и PagerDuty через integration key. Нажать Test в обоих; ключи не хранить в Git.</w:t>
+      </w:r>
+    </w:p>
+    <w:p>
+      <w:r>
+        <w:t>Notification policies: domain=cicd и severity=critical → Teams + PagerDuty; severity=warning → Teams. Проще создать critical contact point с двумя integrations. Группировать по env/component/alertname. Начальные интервалы: group_wait 30 s, group_interval 5 min, repeat_interval 4 h. Отдельно маршрутизировать DatasourceError. Открыть egress Grafana к обоим сервисам.</w:t>
+      </w:r>
+    </w:p>
+    <w:tbl>
+      <w:tblPr>
+        <w:tblW w:type="auto" w:w="0"/>
+        <w:tblLayout w:type="fixed"/>
+        <w:tblLook w:firstColumn="1" w:firstRow="1" w:lastColumn="0" w:lastRow="0" w:noHBand="0" w:noVBand="1" w:val="04A0"/>
+      </w:tblPr>
+      <w:tblGrid>
+        <w:gridCol w:w="3816"/>
+        <w:gridCol w:w="6336"/>
+      </w:tblGrid>
+      <w:tr>
+        <w:trPr>
+          <w:tblHeader/>
+        </w:trPr>
+        <w:tc>
+          <w:tcPr>
+            <w:tcW w:type="dxa" w:w="3816"/>
+            <w:tcBorders>
+              <w:top w:val="single" w:sz="4" w:color="D9D9D9"/>
+              <w:left w:val="single" w:sz="4" w:color="D9D9D9"/>
+              <w:bottom w:val="single" w:sz="4" w:color="D9D9D9"/>
+              <w:right w:val="single" w:sz="4" w:color="D9D9D9"/>
+            </w:tcBorders>
+            <w:shd w:fill="EDF2F7"/>
+          </w:tcPr>
+          <w:p>
+            <w:pPr>
+              <w:spacing w:after="80" w:before="80"/>
+            </w:pPr>
+            <w:r>
+              <w:rPr>
+                <w:b/>
+                <w:sz w:val="19"/>
+              </w:rPr>
+              <w:t>Алерт</w:t>
+            </w:r>
+          </w:p>
+        </w:tc>
+        <w:tc>
+          <w:tcPr>
+            <w:tcW w:type="dxa" w:w="6336"/>
+            <w:tcBorders>
+              <w:top w:val="single" w:sz="4" w:color="D9D9D9"/>
+              <w:left w:val="single" w:sz="4" w:color="D9D9D9"/>
+              <w:bottom w:val="single" w:sz="4" w:color="D9D9D9"/>
+              <w:right w:val="single" w:sz="4" w:color="D9D9D9"/>
+            </w:tcBorders>
+            <w:shd w:fill="EDF2F7"/>
+          </w:tcPr>
+          <w:p>
+            <w:pPr>
+              <w:spacing w:after="80" w:before="80"/>
+            </w:pPr>
+            <w:r>
+              <w:rPr>
+                <w:b/>
+                <w:sz w:val="19"/>
+              </w:rPr>
+              <w:t>Стартовое условие</w:t>
+            </w:r>
+          </w:p>
+        </w:tc>
+      </w:tr>
+      <w:tr>
+        <w:tc>
+          <w:tcPr>
+            <w:tcW w:type="dxa" w:w="3816"/>
+            <w:tcBorders>
+              <w:top w:val="single" w:sz="4" w:color="D9D9D9"/>
+              <w:left w:val="single" w:sz="4" w:color="D9D9D9"/>
+              <w:bottom w:val="single" w:sz="4" w:color="D9D9D9"/>
+              <w:right w:val="single" w:sz="4" w:color="D9D9D9"/>
+            </w:tcBorders>
+          </w:tcPr>
+          <w:p>
+            <w:pPr>
+              <w:spacing w:after="80" w:before="80"/>
+            </w:pPr>
+            <w:r>
+              <w:rPr>
+                <w:sz w:val="19"/>
+              </w:rPr>
+              <w:t>HTTP или API недоступен</w:t>
+            </w:r>
+          </w:p>
+        </w:tc>
+        <w:tc>
+          <w:tcPr>
+            <w:tcW w:type="dxa" w:w="6336"/>
+            <w:tcBorders>
+              <w:top w:val="single" w:sz="4" w:color="D9D9D9"/>
+              <w:left w:val="single" w:sz="4" w:color="D9D9D9"/>
+              <w:bottom w:val="single" w:sz="4" w:color="D9D9D9"/>
+              <w:right w:val="single" w:sz="4" w:color="D9D9D9"/>
+            </w:tcBorders>
+          </w:tcPr>
+          <w:p>
+            <w:pPr>
+              <w:spacing w:after="80" w:before="80"/>
+            </w:pPr>
+            <w:r>
+              <w:rPr>
+                <w:sz w:val="19"/>
+              </w:rPr>
+              <w:t>2 min наблюдаемой ошибки; 403/404 тоже могут быть ошибкой прав/config</w:t>
+            </w:r>
+          </w:p>
+        </w:tc>
+      </w:tr>
+      <w:tr>
+        <w:tc>
+          <w:tcPr>
+            <w:tcW w:type="dxa" w:w="3816"/>
+            <w:tcBorders>
+              <w:top w:val="single" w:sz="4" w:color="D9D9D9"/>
+              <w:left w:val="single" w:sz="4" w:color="D9D9D9"/>
+              <w:bottom w:val="single" w:sz="4" w:color="D9D9D9"/>
+              <w:right w:val="single" w:sz="4" w:color="D9D9D9"/>
+            </w:tcBorders>
+          </w:tcPr>
+          <w:p>
+            <w:pPr>
+              <w:spacing w:after="80" w:before="80"/>
+            </w:pPr>
+            <w:r>
+              <w:rPr>
+                <w:sz w:val="19"/>
+              </w:rPr>
+              <w:t>Сбор устарел или неполон</w:t>
+            </w:r>
+          </w:p>
+        </w:tc>
+        <w:tc>
+          <w:tcPr>
+            <w:tcW w:type="dxa" w:w="6336"/>
+            <w:tcBorders>
+              <w:top w:val="single" w:sz="4" w:color="D9D9D9"/>
+              <w:left w:val="single" w:sz="4" w:color="D9D9D9"/>
+              <w:bottom w:val="single" w:sz="4" w:color="D9D9D9"/>
+              <w:right w:val="single" w:sz="4" w:color="D9D9D9"/>
+            </w:tcBorders>
+          </w:tcPr>
+          <w:p>
+            <w:pPr>
+              <w:spacing w:after="80" w:before="80"/>
+            </w:pPr>
+            <w:r>
+              <w:rPr>
+                <w:sz w:val="19"/>
+              </w:rPr>
+              <w:t>Возраст &gt;180 s или incomplete; for 3 min</w:t>
+            </w:r>
+          </w:p>
+        </w:tc>
+      </w:tr>
+      <w:tr>
+        <w:tc>
+          <w:tcPr>
+            <w:tcW w:type="dxa" w:w="3816"/>
+            <w:tcBorders>
+              <w:top w:val="single" w:sz="4" w:color="D9D9D9"/>
+              <w:left w:val="single" w:sz="4" w:color="D9D9D9"/>
+              <w:bottom w:val="single" w:sz="4" w:color="D9D9D9"/>
+              <w:right w:val="single" w:sz="4" w:color="D9D9D9"/>
+            </w:tcBorders>
+          </w:tcPr>
+          <w:p>
+            <w:pPr>
+              <w:spacing w:after="80" w:before="80"/>
+            </w:pPr>
+            <w:r>
+              <w:rPr>
+                <w:sz w:val="19"/>
+              </w:rPr>
+              <w:t>Последний build/deploy неуспешен</w:t>
+            </w:r>
+          </w:p>
+        </w:tc>
+        <w:tc>
+          <w:tcPr>
+            <w:tcW w:type="dxa" w:w="6336"/>
+            <w:tcBorders>
+              <w:top w:val="single" w:sz="4" w:color="D9D9D9"/>
+              <w:left w:val="single" w:sz="4" w:color="D9D9D9"/>
+              <w:bottom w:val="single" w:sz="4" w:color="D9D9D9"/>
+              <w:right w:val="single" w:sz="4" w:color="D9D9D9"/>
+            </w:tcBorders>
+          </w:tcPr>
+          <w:p>
+            <w:pPr>
+              <w:spacing w:after="80" w:before="80"/>
+            </w:pPr>
+            <w:r>
+              <w:rPr>
+                <w:sz w:val="19"/>
+              </w:rPr>
+              <w:t>Failed/timed out; до следующего terminal result</w:t>
+            </w:r>
+          </w:p>
+        </w:tc>
+      </w:tr>
+      <w:tr>
+        <w:tc>
+          <w:tcPr>
+            <w:tcW w:type="dxa" w:w="3816"/>
+            <w:tcBorders>
+              <w:top w:val="single" w:sz="4" w:color="D9D9D9"/>
+              <w:left w:val="single" w:sz="4" w:color="D9D9D9"/>
+              <w:bottom w:val="single" w:sz="4" w:color="D9D9D9"/>
+              <w:right w:val="single" w:sz="4" w:color="D9D9D9"/>
+            </w:tcBorders>
+          </w:tcPr>
+          <w:p>
+            <w:pPr>
+              <w:spacing w:after="80" w:before="80"/>
+            </w:pPr>
+            <w:r>
+              <w:rPr>
+                <w:sz w:val="19"/>
+              </w:rPr>
+              <w:t>Постоянный агент недоступен</w:t>
+            </w:r>
+          </w:p>
+        </w:tc>
+        <w:tc>
+          <w:tcPr>
+            <w:tcW w:type="dxa" w:w="6336"/>
+            <w:tcBorders>
+              <w:top w:val="single" w:sz="4" w:color="D9D9D9"/>
+              <w:left w:val="single" w:sz="4" w:color="D9D9D9"/>
+              <w:bottom w:val="single" w:sz="4" w:color="D9D9D9"/>
+              <w:right w:val="single" w:sz="4" w:color="D9D9D9"/>
+            </w:tcBorders>
+          </w:tcPr>
+          <w:p>
+            <w:pPr>
+              <w:spacing w:after="80" w:before="80"/>
+            </w:pPr>
+            <w:r>
+              <w:rPr>
+                <w:sz w:val="19"/>
+              </w:rPr>
+              <w:t>expected_agents offline; for 5 min</w:t>
+            </w:r>
+          </w:p>
+        </w:tc>
+      </w:tr>
+      <w:tr>
+        <w:tc>
+          <w:tcPr>
+            <w:tcW w:type="dxa" w:w="3816"/>
+            <w:tcBorders>
+              <w:top w:val="single" w:sz="4" w:color="D9D9D9"/>
+              <w:left w:val="single" w:sz="4" w:color="D9D9D9"/>
+              <w:bottom w:val="single" w:sz="4" w:color="D9D9D9"/>
+              <w:right w:val="single" w:sz="4" w:color="D9D9D9"/>
+            </w:tcBorders>
+          </w:tcPr>
+          <w:p>
+            <w:pPr>
+              <w:spacing w:after="80" w:before="80"/>
+            </w:pPr>
+            <w:r>
+              <w:rPr>
+                <w:sz w:val="19"/>
+              </w:rPr>
+              <w:t>Online agents ниже минимума</w:t>
+            </w:r>
+          </w:p>
+        </w:tc>
+        <w:tc>
+          <w:tcPr>
+            <w:tcW w:type="dxa" w:w="6336"/>
+            <w:tcBorders>
+              <w:top w:val="single" w:sz="4" w:color="D9D9D9"/>
+              <w:left w:val="single" w:sz="4" w:color="D9D9D9"/>
+              <w:bottom w:val="single" w:sz="4" w:color="D9D9D9"/>
+              <w:right w:val="single" w:sz="4" w:color="D9D9D9"/>
+            </w:tcBorders>
+          </w:tcPr>
+          <w:p>
+            <w:pPr>
+              <w:spacing w:after="80" w:before="80"/>
+            </w:pPr>
+            <w:r>
+              <w:rPr>
+                <w:sz w:val="19"/>
+              </w:rPr>
+              <w:t>agents_minimum; for 5 min</w:t>
+            </w:r>
+          </w:p>
+        </w:tc>
+      </w:tr>
+      <w:tr>
+        <w:tc>
+          <w:tcPr>
+            <w:tcW w:type="dxa" w:w="3816"/>
+            <w:tcBorders>
+              <w:top w:val="single" w:sz="4" w:color="D9D9D9"/>
+              <w:left w:val="single" w:sz="4" w:color="D9D9D9"/>
+              <w:bottom w:val="single" w:sz="4" w:color="D9D9D9"/>
+              <w:right w:val="single" w:sz="4" w:color="D9D9D9"/>
+            </w:tcBorders>
+          </w:tcPr>
+          <w:p>
+            <w:pPr>
+              <w:spacing w:after="80" w:before="80"/>
+            </w:pPr>
+            <w:r>
+              <w:rPr>
+                <w:sz w:val="19"/>
+              </w:rPr>
+              <w:t>Очередь / долгая сборка</w:t>
+            </w:r>
+          </w:p>
+        </w:tc>
+        <w:tc>
+          <w:tcPr>
+            <w:tcW w:type="dxa" w:w="6336"/>
+            <w:tcBorders>
+              <w:top w:val="single" w:sz="4" w:color="D9D9D9"/>
+              <w:left w:val="single" w:sz="4" w:color="D9D9D9"/>
+              <w:bottom w:val="single" w:sz="4" w:color="D9D9D9"/>
+              <w:right w:val="single" w:sz="4" w:color="D9D9D9"/>
+            </w:tcBorders>
+          </w:tcPr>
+          <w:p>
+            <w:pPr>
+              <w:spacing w:after="80" w:before="80"/>
+            </w:pPr>
+            <w:r>
+              <w:rPr>
+                <w:sz w:val="19"/>
+              </w:rPr>
+              <w:t>queue_limit / ожидание &gt;15 min / timeout_seconds</w:t>
+            </w:r>
+          </w:p>
+        </w:tc>
+      </w:tr>
+      <w:tr>
+        <w:tc>
+          <w:tcPr>
+            <w:tcW w:type="dxa" w:w="3816"/>
+            <w:tcBorders>
+              <w:top w:val="single" w:sz="4" w:color="D9D9D9"/>
+              <w:left w:val="single" w:sz="4" w:color="D9D9D9"/>
+              <w:bottom w:val="single" w:sz="4" w:color="D9D9D9"/>
+              <w:right w:val="single" w:sz="4" w:color="D9D9D9"/>
+            </w:tcBorders>
+          </w:tcPr>
+          <w:p>
+            <w:pPr>
+              <w:spacing w:after="80" w:before="80"/>
+            </w:pPr>
+            <w:r>
+              <w:rPr>
+                <w:sz w:val="19"/>
+              </w:rPr>
+              <w:t>HTTP медленный</w:t>
+            </w:r>
+          </w:p>
+        </w:tc>
+        <w:tc>
+          <w:tcPr>
+            <w:tcW w:type="dxa" w:w="6336"/>
+            <w:tcBorders>
+              <w:top w:val="single" w:sz="4" w:color="D9D9D9"/>
+              <w:left w:val="single" w:sz="4" w:color="D9D9D9"/>
+              <w:bottom w:val="single" w:sz="4" w:color="D9D9D9"/>
+              <w:right w:val="single" w:sz="4" w:color="D9D9D9"/>
+            </w:tcBorders>
+          </w:tcPr>
+          <w:p>
+            <w:pPr>
+              <w:spacing w:after="80" w:before="80"/>
+            </w:pPr>
+            <w:r>
+              <w:rPr>
+                <w:sz w:val="19"/>
+              </w:rPr>
+              <w:t>Полное время probe &gt;2 s; for 5 min</w:t>
+            </w:r>
+          </w:p>
+        </w:tc>
+      </w:tr>
+    </w:tbl>
+    <w:p/>
+    <w:p>
+      <w:pPr>
+        <w:pStyle w:val="Heading1"/>
+      </w:pPr>
+      <w:r>
+        <w:t>7 Проверить и передать команде</w:t>
+      </w:r>
+    </w:p>
+    <w:p>
+      <w:r>
+        <w:t>Проверять в согласованном тестовом контуре. Production для проверки не останавливать.</w:t>
       </w:r>
     </w:p>
     <w:p>
       <w:pPr>
         <w:pStyle w:val="ListBullet"/>
-        <w:spacing w:after="100"/>
       </w:pPr>
       <w:r>
-        <w:t>Для stateful counters/cursor обеспечить PVC или согласованную БД с резервным копированием. Ephemeral emptyDir не подходит для единственного состояния дедупликации. На старте не выдавать всю старую историю за новые падения.</w:t>
+        <w:t>По одной успешной/неуспешной сборке и deploy: увидеть статус, длительность и notification. Удерживать failure минимум два poll цикла.</w:t>
       </w:r>
     </w:p>
     <w:p>
       <w:pPr>
         <w:pStyle w:val="ListBullet"/>
-        <w:spacing w:after="100"/>
       </w:pPr>
       <w:r>
-        <w:t>Начать с одного активного collector. Если требуется HA, использовать leader election/общую дедупликацию либо независимые shards; все replicas не должны публиковать одинаковые counters. При одном writer на PVC согласовать Recreate/стратегию обновления без двух writers.</w:t>
+        <w:t>Остановить тестовый adapter: карточки UNKNOWN, устаревшие KPI скрыты. Проверить тестовый API/HTTP failure и последующее восстановление.</w:t>
       </w:r>
     </w:p>
     <w:p>
       <w:pPr>
         <w:pStyle w:val="ListBullet"/>
-        <w:spacing w:after="100"/>
       </w:pPr>
       <w:r>
-        <w:t>Настроить requests/limits после теста нагрузки, probes и graceful shutdown. Liveness проверяет процесс collector; отказ Octopus не должен вызывать бесконечные рестарты. /metrics должен отдавать ci_api_up=0, complete=0 и старый success timestamp при недоступности источника.</w:t>
-      </w:r>
-    </w:p>
-    <w:p>
-      <w:pPr>
-        <w:pStyle w:val="ListBullet"/>
-        <w:spacing w:after="100"/>
-      </w:pPr>
-      <w:r>
-        <w:t>Подключить CA, Secrets, конфигурацию scope/pools/thresholds и timezone UTC. Не менять существующие requests/limits CI серверов только ради мониторинга.</w:t>
+        <w:t>Проверить queue/agent/long-build alerts, firing/resolved доставку, ссылки и исключение чужих scopes/runbooks.</w:t>
       </w:r>
     </w:p>
     <w:p>
       <w:r>
-        <w:rPr>
-          <w:b w:val="0"/>
-        </w:rPr>
-        <w:t>Collector обычно не нуждается в доступе к Kubernetes API: automountServiceAccountToken=false. Если добавляется discovery Kubernetes agents, выделить минимальные get/list/watch только для нужных ресурсов и namespace; не выдавать cluster-admin.</w:t>
+        <w:t>Передать URL dashboard, scopes, пороги, версии, commit образа и результат smoke tests. Назначить владельца и runbook. После параллельного наблюдения сделать Grafana основным инструментом; старый прототип отключить или оставить на большом экране.</w:t>
       </w:r>
     </w:p>
     <w:p>
@@ -1339,504 +1475,312 @@
         <w:pStyle w:val="Heading1"/>
       </w:pPr>
       <w:r>
-        <w:t>5 Требования к нормализованным данным</w:t>
-      </w:r>
-    </w:p>
-    <w:p>
-      <w:r>
-        <w:rPr>
-          <w:b w:val="0"/>
-        </w:rPr>
-        <w:t>ci_* — пользовательские метрики, не штатные endpoint продуктов. Полный контракт находится в cicd-health/METRICS-CONTRACT.md репозитория. Прошу обеспечить следующие группы и подтвердить их владельца.</w:t>
+        <w:t>Что показывает первая версия</w:t>
       </w:r>
     </w:p>
     <w:tbl>
       <w:tblPr>
         <w:tblW w:type="auto" w:w="0"/>
-        <w:jc w:val="center"/>
         <w:tblLayout w:type="fixed"/>
         <w:tblLook w:firstColumn="1" w:firstRow="1" w:lastColumn="0" w:lastRow="0" w:noHBand="0" w:noVBand="1" w:val="04A0"/>
       </w:tblPr>
       <w:tblGrid>
-        <w:gridCol w:w="2088"/>
-        <w:gridCol w:w="7992"/>
+        <w:gridCol w:w="5040"/>
+        <w:gridCol w:w="5112"/>
       </w:tblGrid>
       <w:tr>
         <w:trPr>
-          <w:cantSplit/>
           <w:tblHeader/>
         </w:trPr>
         <w:tc>
           <w:tcPr>
-            <w:tcW w:type="dxa" w:w="2088"/>
-            <w:vAlign w:val="center"/>
-            <w:shd w:fill="DBE5F1"/>
-            <w:tcMar>
-              <w:top w:w="85" w:type="dxa"/>
-              <w:bottom w:w="85" w:type="dxa"/>
-              <w:left w:w="85" w:type="dxa"/>
-              <w:right w:w="85" w:type="dxa"/>
-            </w:tcMar>
+            <w:tcW w:type="dxa" w:w="5040"/>
             <w:tcBorders>
               <w:top w:val="single" w:sz="4" w:color="D9D9D9"/>
+              <w:left w:val="single" w:sz="4" w:color="D9D9D9"/>
               <w:bottom w:val="single" w:sz="4" w:color="D9D9D9"/>
+              <w:right w:val="single" w:sz="4" w:color="D9D9D9"/>
+            </w:tcBorders>
+            <w:shd w:fill="EDF2F7"/>
+          </w:tcPr>
+          <w:p>
+            <w:pPr>
+              <w:spacing w:after="80" w:before="80"/>
+            </w:pPr>
+            <w:r>
+              <w:rPr>
+                <w:b/>
+                <w:sz w:val="19"/>
+              </w:rPr>
+              <w:t>Поддерживается сейчас</w:t>
+            </w:r>
+          </w:p>
+        </w:tc>
+        <w:tc>
+          <w:tcPr>
+            <w:tcW w:type="dxa" w:w="5112"/>
+            <w:tcBorders>
+              <w:top w:val="single" w:sz="4" w:color="D9D9D9"/>
               <w:left w:val="single" w:sz="4" w:color="D9D9D9"/>
+              <w:bottom w:val="single" w:sz="4" w:color="D9D9D9"/>
+              <w:right w:val="single" w:sz="4" w:color="D9D9D9"/>
+            </w:tcBorders>
+            <w:shd w:fill="EDF2F7"/>
+          </w:tcPr>
+          <w:p>
+            <w:pPr>
+              <w:spacing w:after="80" w:before="80"/>
+            </w:pPr>
+            <w:r>
+              <w:rPr>
+                <w:b/>
+                <w:sz w:val="19"/>
+              </w:rPr>
+              <w:t>Отложено</w:t>
+            </w:r>
+          </w:p>
+        </w:tc>
+      </w:tr>
+      <w:tr>
+        <w:tc>
+          <w:tcPr>
+            <w:tcW w:type="dxa" w:w="5040"/>
+            <w:tcBorders>
+              <w:top w:val="single" w:sz="4" w:color="D9D9D9"/>
+              <w:left w:val="single" w:sz="4" w:color="D9D9D9"/>
+              <w:bottom w:val="single" w:sz="4" w:color="D9D9D9"/>
               <w:right w:val="single" w:sz="4" w:color="D9D9D9"/>
             </w:tcBorders>
           </w:tcPr>
           <w:p>
             <w:pPr>
-              <w:spacing w:after="40" w:line="250" w:lineRule="auto"/>
+              <w:spacing w:after="80" w:before="80"/>
             </w:pPr>
             <w:r>
               <w:rPr>
-                <w:b/>
-                <w:sz w:val="20"/>
+                <w:sz w:val="19"/>
               </w:rPr>
-              <w:t>Группа</w:t>
+              <w:t>HTTP/API health и свежесть</w:t>
             </w:r>
           </w:p>
         </w:tc>
         <w:tc>
           <w:tcPr>
-            <w:tcW w:type="dxa" w:w="7992"/>
-            <w:vAlign w:val="center"/>
-            <w:shd w:fill="DBE5F1"/>
-            <w:tcMar>
-              <w:top w:w="85" w:type="dxa"/>
-              <w:bottom w:w="85" w:type="dxa"/>
-              <w:left w:w="85" w:type="dxa"/>
-              <w:right w:w="85" w:type="dxa"/>
-            </w:tcMar>
+            <w:tcW w:type="dxa" w:w="5112"/>
             <w:tcBorders>
               <w:top w:val="single" w:sz="4" w:color="D9D9D9"/>
+              <w:left w:val="single" w:sz="4" w:color="D9D9D9"/>
               <w:bottom w:val="single" w:sz="4" w:color="D9D9D9"/>
-              <w:left w:val="single" w:sz="4" w:color="D9D9D9"/>
               <w:right w:val="single" w:sz="4" w:color="D9D9D9"/>
             </w:tcBorders>
           </w:tcPr>
           <w:p>
             <w:pPr>
-              <w:spacing w:after="40" w:line="250" w:lineRule="auto"/>
+              <w:spacing w:after="80" w:before="80"/>
             </w:pPr>
             <w:r>
               <w:rPr>
-                <w:b/>
-                <w:sz w:val="20"/>
+                <w:sz w:val="19"/>
               </w:rPr>
-              <w:t>Обязательные series и смысл</w:t>
+              <w:t>Octopus free slots, worker/target/agent health</w:t>
             </w:r>
           </w:p>
         </w:tc>
       </w:tr>
       <w:tr>
-        <w:trPr>
-          <w:cantSplit/>
-        </w:trPr>
         <w:tc>
           <w:tcPr>
-            <w:tcW w:type="dxa" w:w="2088"/>
-            <w:vAlign w:val="center"/>
-            <w:shd w:fill="FFFFFF"/>
-            <w:tcMar>
-              <w:top w:w="85" w:type="dxa"/>
-              <w:bottom w:w="85" w:type="dxa"/>
-              <w:left w:w="85" w:type="dxa"/>
-              <w:right w:w="85" w:type="dxa"/>
-            </w:tcMar>
+            <w:tcW w:type="dxa" w:w="5040"/>
             <w:tcBorders>
               <w:top w:val="single" w:sz="4" w:color="D9D9D9"/>
+              <w:left w:val="single" w:sz="4" w:color="D9D9D9"/>
               <w:bottom w:val="single" w:sz="4" w:color="D9D9D9"/>
-              <w:left w:val="single" w:sz="4" w:color="D9D9D9"/>
               <w:right w:val="single" w:sz="4" w:color="D9D9D9"/>
             </w:tcBorders>
           </w:tcPr>
           <w:p>
             <w:pPr>
-              <w:spacing w:after="40" w:line="250" w:lineRule="auto"/>
+              <w:spacing w:after="80" w:before="80"/>
             </w:pPr>
             <w:r>
               <w:rPr>
-                <w:b w:val="0"/>
-                <w:sz w:val="20"/>
+                <w:sz w:val="19"/>
               </w:rPr>
-              <w:t>Доступность и свежесть</w:t>
+              <w:t>Последние результаты и длительность</w:t>
             </w:r>
           </w:p>
         </w:tc>
         <w:tc>
           <w:tcPr>
-            <w:tcW w:type="dxa" w:w="7992"/>
-            <w:vAlign w:val="center"/>
-            <w:shd w:fill="FFFFFF"/>
-            <w:tcMar>
-              <w:top w:w="85" w:type="dxa"/>
-              <w:bottom w:w="85" w:type="dxa"/>
-              <w:left w:w="85" w:type="dxa"/>
-              <w:right w:w="85" w:type="dxa"/>
-            </w:tcMar>
+            <w:tcW w:type="dxa" w:w="5112"/>
             <w:tcBorders>
               <w:top w:val="single" w:sz="4" w:color="D9D9D9"/>
+              <w:left w:val="single" w:sz="4" w:color="D9D9D9"/>
               <w:bottom w:val="single" w:sz="4" w:color="D9D9D9"/>
-              <w:left w:val="single" w:sz="4" w:color="D9D9D9"/>
               <w:right w:val="single" w:sz="4" w:color="D9D9D9"/>
             </w:tcBorders>
           </w:tcPr>
           <w:p>
             <w:pPr>
-              <w:spacing w:after="40" w:line="250" w:lineRule="auto"/>
+              <w:spacing w:after="80" w:before="80"/>
             </w:pPr>
             <w:r>
               <w:rPr>
-                <w:b w:val="0"/>
-                <w:sz w:val="20"/>
+                <w:sz w:val="19"/>
               </w:rPr>
-              <w:t>ci_api_up; ci_collection_complete; ci_collection_last_success_timestamp_seconds</w:t>
+              <w:t>p95 и success rate всех запусков за период</w:t>
             </w:r>
           </w:p>
         </w:tc>
       </w:tr>
       <w:tr>
-        <w:trPr>
-          <w:cantSplit/>
-        </w:trPr>
         <w:tc>
           <w:tcPr>
-            <w:tcW w:type="dxa" w:w="2088"/>
-            <w:vAlign w:val="center"/>
-            <w:shd w:fill="F5F7FA"/>
-            <w:tcMar>
-              <w:top w:w="85" w:type="dxa"/>
-              <w:bottom w:w="85" w:type="dxa"/>
-              <w:left w:w="85" w:type="dxa"/>
-              <w:right w:w="85" w:type="dxa"/>
-            </w:tcMar>
+            <w:tcW w:type="dxa" w:w="5040"/>
             <w:tcBorders>
               <w:top w:val="single" w:sz="4" w:color="D9D9D9"/>
+              <w:left w:val="single" w:sz="4" w:color="D9D9D9"/>
               <w:bottom w:val="single" w:sz="4" w:color="D9D9D9"/>
-              <w:left w:val="single" w:sz="4" w:color="D9D9D9"/>
               <w:right w:val="single" w:sz="4" w:color="D9D9D9"/>
             </w:tcBorders>
           </w:tcPr>
           <w:p>
             <w:pPr>
-              <w:spacing w:after="40" w:line="250" w:lineRule="auto"/>
+              <w:spacing w:after="80" w:before="80"/>
             </w:pPr>
             <w:r>
               <w:rPr>
-                <w:b w:val="0"/>
-                <w:sz w:val="20"/>
+                <w:sz w:val="19"/>
               </w:rPr>
-              <w:t>Агенты и слоты</w:t>
+              <w:t>Доля успешных последних результатов</w:t>
             </w:r>
           </w:p>
         </w:tc>
         <w:tc>
           <w:tcPr>
-            <w:tcW w:type="dxa" w:w="7992"/>
-            <w:vAlign w:val="center"/>
-            <w:shd w:fill="F5F7FA"/>
-            <w:tcMar>
-              <w:top w:w="85" w:type="dxa"/>
-              <w:bottom w:w="85" w:type="dxa"/>
-              <w:left w:w="85" w:type="dxa"/>
-              <w:right w:w="85" w:type="dxa"/>
-            </w:tcMar>
+            <w:tcW w:type="dxa" w:w="5112"/>
             <w:tcBorders>
               <w:top w:val="single" w:sz="4" w:color="D9D9D9"/>
+              <w:left w:val="single" w:sz="4" w:color="D9D9D9"/>
               <w:bottom w:val="single" w:sz="4" w:color="D9D9D9"/>
-              <w:left w:val="single" w:sz="4" w:color="D9D9D9"/>
               <w:right w:val="single" w:sz="4" w:color="D9D9D9"/>
             </w:tcBorders>
           </w:tcPr>
           <w:p>
             <w:pPr>
-              <w:spacing w:after="40" w:line="250" w:lineRule="auto"/>
+              <w:spacing w:after="80" w:before="80"/>
             </w:pPr>
             <w:r>
               <w:rPr>
-                <w:b w:val="0"/>
-                <w:sz w:val="20"/>
+                <w:sz w:val="19"/>
               </w:rPr>
-              <w:t>ci_agents_online; ci_capacity_free; ci_resource_online</w:t>
+              <w:t>Counters всех событий и уведомление о каждой краткой ошибке</w:t>
             </w:r>
           </w:p>
         </w:tc>
       </w:tr>
       <w:tr>
-        <w:trPr>
-          <w:cantSplit/>
-        </w:trPr>
         <w:tc>
           <w:tcPr>
-            <w:tcW w:type="dxa" w:w="2088"/>
-            <w:vAlign w:val="center"/>
-            <w:shd w:fill="FFFFFF"/>
-            <w:tcMar>
-              <w:top w:w="85" w:type="dxa"/>
-              <w:bottom w:w="85" w:type="dxa"/>
-              <w:left w:w="85" w:type="dxa"/>
-              <w:right w:w="85" w:type="dxa"/>
-            </w:tcMar>
+            <w:tcW w:type="dxa" w:w="5040"/>
             <w:tcBorders>
               <w:top w:val="single" w:sz="4" w:color="D9D9D9"/>
+              <w:left w:val="single" w:sz="4" w:color="D9D9D9"/>
               <w:bottom w:val="single" w:sz="4" w:color="D9D9D9"/>
-              <w:left w:val="single" w:sz="4" w:color="D9D9D9"/>
               <w:right w:val="single" w:sz="4" w:color="D9D9D9"/>
             </w:tcBorders>
           </w:tcPr>
           <w:p>
             <w:pPr>
-              <w:spacing w:after="40" w:line="250" w:lineRule="auto"/>
+              <w:spacing w:after="80" w:before="80"/>
             </w:pPr>
             <w:r>
               <w:rPr>
-                <w:b w:val="0"/>
-                <w:sz w:val="20"/>
+                <w:sz w:val="19"/>
               </w:rPr>
-              <w:t>Очередь</w:t>
+              <w:t>Очереди выбранных scopes</w:t>
             </w:r>
           </w:p>
         </w:tc>
         <w:tc>
           <w:tcPr>
-            <w:tcW w:type="dxa" w:w="7992"/>
-            <w:vAlign w:val="center"/>
-            <w:shd w:fill="FFFFFF"/>
-            <w:tcMar>
-              <w:top w:w="85" w:type="dxa"/>
-              <w:bottom w:w="85" w:type="dxa"/>
-              <w:left w:w="85" w:type="dxa"/>
-              <w:right w:w="85" w:type="dxa"/>
-            </w:tcMar>
+            <w:tcW w:type="dxa" w:w="5112"/>
             <w:tcBorders>
               <w:top w:val="single" w:sz="4" w:color="D9D9D9"/>
+              <w:left w:val="single" w:sz="4" w:color="D9D9D9"/>
               <w:bottom w:val="single" w:sz="4" w:color="D9D9D9"/>
-              <w:left w:val="single" w:sz="4" w:color="D9D9D9"/>
               <w:right w:val="single" w:sz="4" w:color="D9D9D9"/>
             </w:tcBorders>
           </w:tcPr>
           <w:p>
             <w:pPr>
-              <w:spacing w:after="40" w:line="250" w:lineRule="auto"/>
+              <w:spacing w:after="80" w:before="80"/>
             </w:pPr>
             <w:r>
               <w:rPr>
-                <w:b w:val="0"/>
-                <w:sz w:val="20"/>
+                <w:sz w:val="19"/>
               </w:rPr>
-              <w:t>ci_queue_length; ci_queue_oldest_age_seconds; ci_queue_limit</w:t>
+              <w:t>Свободные слоты с учётом совместимости job</w:t>
             </w:r>
           </w:p>
         </w:tc>
       </w:tr>
       <w:tr>
-        <w:trPr>
-          <w:cantSplit/>
-        </w:trPr>
         <w:tc>
           <w:tcPr>
-            <w:tcW w:type="dxa" w:w="2088"/>
-            <w:vAlign w:val="center"/>
-            <w:shd w:fill="F5F7FA"/>
-            <w:tcMar>
-              <w:top w:w="85" w:type="dxa"/>
-              <w:bottom w:w="85" w:type="dxa"/>
-              <w:left w:w="85" w:type="dxa"/>
-              <w:right w:w="85" w:type="dxa"/>
-            </w:tcMar>
+            <w:tcW w:type="dxa" w:w="5040"/>
             <w:tcBorders>
               <w:top w:val="single" w:sz="4" w:color="D9D9D9"/>
+              <w:left w:val="single" w:sz="4" w:color="D9D9D9"/>
               <w:bottom w:val="single" w:sz="4" w:color="D9D9D9"/>
-              <w:left w:val="single" w:sz="4" w:color="D9D9D9"/>
               <w:right w:val="single" w:sz="4" w:color="D9D9D9"/>
             </w:tcBorders>
           </w:tcPr>
           <w:p>
             <w:pPr>
-              <w:spacing w:after="40" w:line="250" w:lineRule="auto"/>
+              <w:spacing w:after="80" w:before="80"/>
             </w:pPr>
             <w:r>
               <w:rPr>
-                <w:b w:val="0"/>
-                <w:sz w:val="20"/>
+                <w:sz w:val="19"/>
               </w:rPr>
-              <w:t>Результаты</w:t>
+              <w:t>Online count TC/Jenkins и постоянные agents</w:t>
             </w:r>
           </w:p>
         </w:tc>
         <w:tc>
           <w:tcPr>
-            <w:tcW w:type="dxa" w:w="7992"/>
-            <w:vAlign w:val="center"/>
-            <w:shd w:fill="F5F7FA"/>
-            <w:tcMar>
-              <w:top w:w="85" w:type="dxa"/>
-              <w:bottom w:w="85" w:type="dxa"/>
-              <w:left w:w="85" w:type="dxa"/>
-              <w:right w:w="85" w:type="dxa"/>
-            </w:tcMar>
+            <w:tcW w:type="dxa" w:w="5112"/>
             <w:tcBorders>
               <w:top w:val="single" w:sz="4" w:color="D9D9D9"/>
+              <w:left w:val="single" w:sz="4" w:color="D9D9D9"/>
               <w:bottom w:val="single" w:sz="4" w:color="D9D9D9"/>
-              <w:left w:val="single" w:sz="4" w:color="D9D9D9"/>
               <w:right w:val="single" w:sz="4" w:color="D9D9D9"/>
             </w:tcBorders>
           </w:tcPr>
           <w:p>
             <w:pPr>
-              <w:spacing w:after="40" w:line="250" w:lineRule="auto"/>
+              <w:spacing w:after="80" w:before="80"/>
             </w:pPr>
             <w:r>
               <w:rPr>
-                <w:b w:val="0"/>
-                <w:sz w:val="20"/>
+                <w:sz w:val="19"/>
               </w:rPr>
-              <w:t>ci_operations_total со status; ci_last_operation_status; ci_last_operation_completed_timestamp_seconds</w:t>
-            </w:r>
-          </w:p>
-        </w:tc>
-      </w:tr>
-      <w:tr>
-        <w:trPr>
-          <w:cantSplit/>
-        </w:trPr>
-        <w:tc>
-          <w:tcPr>
-            <w:tcW w:type="dxa" w:w="2088"/>
-            <w:vAlign w:val="center"/>
-            <w:shd w:fill="FFFFFF"/>
-            <w:tcMar>
-              <w:top w:w="85" w:type="dxa"/>
-              <w:bottom w:w="85" w:type="dxa"/>
-              <w:left w:w="85" w:type="dxa"/>
-              <w:right w:w="85" w:type="dxa"/>
-            </w:tcMar>
-            <w:tcBorders>
-              <w:top w:val="single" w:sz="4" w:color="D9D9D9"/>
-              <w:bottom w:val="single" w:sz="4" w:color="D9D9D9"/>
-              <w:left w:val="single" w:sz="4" w:color="D9D9D9"/>
-              <w:right w:val="single" w:sz="4" w:color="D9D9D9"/>
-            </w:tcBorders>
-          </w:tcPr>
-          <w:p>
-            <w:pPr>
-              <w:spacing w:after="40" w:line="250" w:lineRule="auto"/>
-            </w:pPr>
-            <w:r>
-              <w:rPr>
-                <w:b w:val="0"/>
-                <w:sz w:val="20"/>
-              </w:rPr>
-              <w:t>Длительность</w:t>
-            </w:r>
-          </w:p>
-        </w:tc>
-        <w:tc>
-          <w:tcPr>
-            <w:tcW w:type="dxa" w:w="7992"/>
-            <w:vAlign w:val="center"/>
-            <w:shd w:fill="FFFFFF"/>
-            <w:tcMar>
-              <w:top w:w="85" w:type="dxa"/>
-              <w:bottom w:w="85" w:type="dxa"/>
-              <w:left w:w="85" w:type="dxa"/>
-              <w:right w:w="85" w:type="dxa"/>
-            </w:tcMar>
-            <w:tcBorders>
-              <w:top w:val="single" w:sz="4" w:color="D9D9D9"/>
-              <w:bottom w:val="single" w:sz="4" w:color="D9D9D9"/>
-              <w:left w:val="single" w:sz="4" w:color="D9D9D9"/>
-              <w:right w:val="single" w:sz="4" w:color="D9D9D9"/>
-            </w:tcBorders>
-          </w:tcPr>
-          <w:p>
-            <w:pPr>
-              <w:spacing w:after="40" w:line="250" w:lineRule="auto"/>
-            </w:pPr>
-            <w:r>
-              <w:rPr>
-                <w:b w:val="0"/>
-                <w:sz w:val="20"/>
-              </w:rPr>
-              <w:t>ci_operation_duration_seconds_bucket, _sum, _count</w:t>
-            </w:r>
-          </w:p>
-        </w:tc>
-      </w:tr>
-      <w:tr>
-        <w:trPr>
-          <w:cantSplit/>
-        </w:trPr>
-        <w:tc>
-          <w:tcPr>
-            <w:tcW w:type="dxa" w:w="2088"/>
-            <w:vAlign w:val="center"/>
-            <w:shd w:fill="F5F7FA"/>
-            <w:tcMar>
-              <w:top w:w="85" w:type="dxa"/>
-              <w:bottom w:w="85" w:type="dxa"/>
-              <w:left w:w="85" w:type="dxa"/>
-              <w:right w:w="85" w:type="dxa"/>
-            </w:tcMar>
-            <w:tcBorders>
-              <w:top w:val="single" w:sz="4" w:color="D9D9D9"/>
-              <w:bottom w:val="single" w:sz="4" w:color="D9D9D9"/>
-              <w:left w:val="single" w:sz="4" w:color="D9D9D9"/>
-              <w:right w:val="single" w:sz="4" w:color="D9D9D9"/>
-            </w:tcBorders>
-          </w:tcPr>
-          <w:p>
-            <w:pPr>
-              <w:spacing w:after="40" w:line="250" w:lineRule="auto"/>
-            </w:pPr>
-            <w:r>
-              <w:rPr>
-                <w:b w:val="0"/>
-                <w:sz w:val="20"/>
-              </w:rPr>
-              <w:t>Текущие операции</w:t>
-            </w:r>
-          </w:p>
-        </w:tc>
-        <w:tc>
-          <w:tcPr>
-            <w:tcW w:type="dxa" w:w="7992"/>
-            <w:vAlign w:val="center"/>
-            <w:shd w:fill="F5F7FA"/>
-            <w:tcMar>
-              <w:top w:w="85" w:type="dxa"/>
-              <w:bottom w:w="85" w:type="dxa"/>
-              <w:left w:w="85" w:type="dxa"/>
-              <w:right w:w="85" w:type="dxa"/>
-            </w:tcMar>
-            <w:tcBorders>
-              <w:top w:val="single" w:sz="4" w:color="D9D9D9"/>
-              <w:bottom w:val="single" w:sz="4" w:color="D9D9D9"/>
-              <w:left w:val="single" w:sz="4" w:color="D9D9D9"/>
-              <w:right w:val="single" w:sz="4" w:color="D9D9D9"/>
-            </w:tcBorders>
-          </w:tcPr>
-          <w:p>
-            <w:pPr>
-              <w:spacing w:after="40" w:line="250" w:lineRule="auto"/>
-            </w:pPr>
-            <w:r>
-              <w:rPr>
-                <w:b w:val="0"/>
-                <w:sz w:val="20"/>
-              </w:rPr>
-              <w:t>ci_running_elapsed_seconds; ci_operation_timeout_seconds</w:t>
+              <w:t>Tenant-specific и runbook KPI</w:t>
             </w:r>
           </w:p>
         </w:tc>
       </w:tr>
     </w:tbl>
+    <w:p/>
     <w:p>
       <w:r>
-        <w:rPr>
-          <w:b w:val="0"/>
-        </w:rPr>
+        <w:t>Это snapshot MVP: быстрый fail→success между poll может быть пропущен. Failure alert остаётся до следующего terminal result. Для уведомления о каждом запуске нужен webhook/event collector с durable storage, дедупликацией и backfill. Процент в dashboard относится к последним результатам выбранных pipeline, а не к выбранному периоду.</w:t>
+      </w:r>
+    </w:p>
+    <w:p>
+      <w:r>
+        <w:t>Octopus выбирает newest-created terminal Deploy task по project/environment. При concurrent deployments это может отличаться от task с самым поздним CompletedTime. Jenkins active scan читает retained builds страницами; оценить нагрузку и max_pages. Превышение лимита даёт incomplete, а не частичные успешные данные.</w:t>
       </w:r>
     </w:p>
     <w:p>
@@ -1844,82 +1788,36 @@
         <w:pStyle w:val="Heading2"/>
       </w:pPr>
       <w:r>
-        <w:t>Правила формирования</w:t>
+        <w:t>Готовые open source компоненты</w:t>
       </w:r>
     </w:p>
     <w:p>
       <w:pPr>
         <w:pStyle w:val="ListBullet"/>
-        <w:spacing w:after="100"/>
       </w:pPr>
       <w:r>
-        <w:t>Общие labels env/component; для pool metrics — pool; для operations — project/pipeline/operation. Значения component: teamcity/jenkins/octopus; operation: build/deploy. Сопоставить project names между системами. Environment деплоя включить в стабильный pipeline ID или согласовать дополнительный label и изменение queries.</w:t>
+        <w:t>Jenkins Prometheus Plugin — native metrics, Apache-2.0. Унифицированные snapshots собирает наш адаптер.</w:t>
       </w:r>
     </w:p>
     <w:p>
       <w:pPr>
         <w:pStyle w:val="ListBullet"/>
-        <w:spacing w:after="100"/>
       </w:pPr>
       <w:r>
-        <w:t>Создать status series success/failed/unstable/canceled/timed_out с нулём до первых событий. Counter и histogram обновлять один раз на terminal event; сохранять cursor и дедупликацию по source + run/task ID. Повторная доставка и рестарт не увеличивают счётчики повторно.</w:t>
+        <w:t>prometheus/blackbox_exporter — HTTP probes, Apache-2.0.</w:t>
       </w:r>
     </w:p>
     <w:p>
       <w:pPr>
         <w:pStyle w:val="ListBullet"/>
-        <w:spacing w:after="100"/>
       </w:pPr>
       <w:r>
-        <w:t>Для p95 использовать одинаковые histogram buckets: например 30, 60, 120, 300, 600, 900, 1800, 3600, 7200, +Inf. Длительности — seconds; timestamps — Unix seconds UTC. Не усреднять квантиль разных summary.</w:t>
-      </w:r>
-    </w:p>
-    <w:p>
-      <w:pPr>
-        <w:pStyle w:val="ListBullet"/>
-        <w:spacing w:after="100"/>
-      </w:pPr>
-      <w:r>
-        <w:t>Разделить timestamp последнего полного успешного цикла и время последней операции. На partial collection выставить complete=0; success timestamp не обновлять. Пропавший обязательный KPI означает неполный сбор, а не придуманное значение 0.</w:t>
-      </w:r>
-    </w:p>
-    <w:p>
-      <w:pPr>
-        <w:pStyle w:val="ListBullet"/>
-        <w:spacing w:after="100"/>
-      </w:pPr>
-      <w:r>
-        <w:t>Публиковать нулевую пустую очередь и свободную ёмкость по существующим pools. Для ожидаемого постоянного resource, который исчез, сохранять online=0. Ephemeral agent контролировать на уровне pool/desired capacity.</w:t>
-      </w:r>
-    </w:p>
-    <w:p>
-      <w:pPr>
-        <w:pStyle w:val="ListBullet"/>
-        <w:spacing w:after="100"/>
-      </w:pPr>
-      <w:r>
-        <w:t>Не добавлять run ID, commit, произвольные параметры сборки и task URL в долгоживущие metric labels. Эти данные хранить в event journal; ветки ограничить согласованным scope. Удалять running gauge после завершения последнего активного run pipeline.</w:t>
+        <w:t>octopusden/octopus-teamcity-prometheus-exporter — TeamCity last status по templates, Apache-2.0. Это вариант для TeamCity, не для Octopus Deploy; не заменяет queue/agent сбор этого комплекта.</w:t>
       </w:r>
     </w:p>
     <w:p>
       <w:r>
-        <w:rPr>
-          <w:b w:val="0"/>
-        </w:rPr>
-        <w:t>Чтобы уведомлять о каждом отдельном падении, нужен отдельный событийный механизм с дедупликацией и восстановлением пропусков. Опрос последнего результата может пропустить failed → success между polls. Эта работа требует согласованного исполнителя и не закрывается одним ServiceMonitor.</w:t>
-      </w:r>
-    </w:p>
-    <w:p>
-      <w:r>
-        <w:br w:type="page"/>
-      </w:r>
-    </w:p>
-    <w:p>
-      <w:pPr>
-        <w:pStyle w:val="Heading1"/>
-      </w:pPr>
-      <w:r>
-        <w:t>6 Kubernetes доступы сеть и метрики workloads</w:t>
+        <w:t>Для Octopus Deploy используется REST adapter из репозитория. Его /healthz и /readyz проверяют процесс; source failure остаётся видимым через метрики. Тесты локальных mock APIs не заменяют проверку настоящего кластера. Образ нужно собрать в CI и выполнить smoke tests на установленных версиях.</w:t>
       </w:r>
     </w:p>
     <w:p>
@@ -1927,3017 +1825,65 @@
         <w:pStyle w:val="Heading2"/>
       </w:pPr>
       <w:r>
-        <w:t>Secrets и TLS</w:t>
+        <w:t>Файлы и справочные материалы</w:t>
       </w:r>
     </w:p>
     <w:p>
-      <w:pPr>
-        <w:pStyle w:val="ListBullet"/>
-        <w:spacing w:after="100"/>
-      </w:pPr>
       <w:r>
-        <w:t>Хранить токены/API keys через действующий Secret Manager, External Secrets или иной принятый процесс. Secret для ServiceMonitor references размещается в namespace самого ServiceMonitor; collector Secret — в namespace collector. В Git допустимы только references и имена keys.</w:t>
+        <w:t>Полная инструкция с командами и CA настройкой:</w:t>
+        <w:br/>
+        <w:t>https://github.com/sbrw-evc/Test/blob/main/docs/SETUP-RU.md</w:t>
       </w:r>
     </w:p>
     <w:p>
-      <w:pPr>
-        <w:pStyle w:val="ListBullet"/>
-        <w:spacing w:after="100"/>
-      </w:pPr>
       <w:r>
-        <w:t>Права чтения discovery resources предоставить Prometheus ServiceAccount, а доступа к referenced Secrets — соответствующему Operator/компоненту по его модели. Использовать Role/RoleBinding по namespace либо текущую минимальную модель RBAC; проверить Services, Pods и Endpoints/EndpointSlices для используемого discovery.</w:t>
-      </w:r>
-    </w:p>
-    <w:p>
-      <w:pPr>
-        <w:pStyle w:val="ListBullet"/>
-        <w:spacing w:after="100"/>
-      </w:pPr>
-      <w:r>
-        <w:t>Выбрать фактическую схему HTTP/HTTPS внутреннего Service. При HTTPS настроить CA и serverName согласно сертификату; не оставлять insecureSkipVerify=true. Примеры далее используют уже существующий HTTPS Service и не требуют автоматически добавлять TLS в приложение.</w:t>
-      </w:r>
-    </w:p>
-    <w:p>
-      <w:pPr>
-        <w:pStyle w:val="Heading2"/>
-      </w:pPr>
-      <w:r>
-        <w:t>Сетевые пути</w:t>
-      </w:r>
-    </w:p>
-    <w:tbl>
-      <w:tblPr>
-        <w:tblW w:type="auto" w:w="0"/>
-        <w:jc w:val="center"/>
-        <w:tblLayout w:type="fixed"/>
-        <w:tblLook w:firstColumn="1" w:firstRow="1" w:lastColumn="0" w:lastRow="0" w:noHBand="0" w:noVBand="1" w:val="04A0"/>
-      </w:tblPr>
-      <w:tblGrid>
-        <w:gridCol w:w="1872"/>
-        <w:gridCol w:w="3240"/>
-        <w:gridCol w:w="4968"/>
-      </w:tblGrid>
-      <w:tr>
-        <w:trPr>
-          <w:cantSplit/>
-          <w:tblHeader/>
-        </w:trPr>
-        <w:tc>
-          <w:tcPr>
-            <w:tcW w:type="dxa" w:w="1872"/>
-            <w:vAlign w:val="center"/>
-            <w:shd w:fill="DBE5F1"/>
-            <w:tcMar>
-              <w:top w:w="85" w:type="dxa"/>
-              <w:bottom w:w="85" w:type="dxa"/>
-              <w:left w:w="85" w:type="dxa"/>
-              <w:right w:w="85" w:type="dxa"/>
-            </w:tcMar>
-            <w:tcBorders>
-              <w:top w:val="single" w:sz="4" w:color="D9D9D9"/>
-              <w:bottom w:val="single" w:sz="4" w:color="D9D9D9"/>
-              <w:left w:val="single" w:sz="4" w:color="D9D9D9"/>
-              <w:right w:val="single" w:sz="4" w:color="D9D9D9"/>
-            </w:tcBorders>
-          </w:tcPr>
-          <w:p>
-            <w:pPr>
-              <w:spacing w:after="40" w:line="250" w:lineRule="auto"/>
-            </w:pPr>
-            <w:r>
-              <w:rPr>
-                <w:b/>
-                <w:sz w:val="20"/>
-              </w:rPr>
-              <w:t>Источник</w:t>
-            </w:r>
-          </w:p>
-        </w:tc>
-        <w:tc>
-          <w:tcPr>
-            <w:tcW w:type="dxa" w:w="3240"/>
-            <w:vAlign w:val="center"/>
-            <w:shd w:fill="DBE5F1"/>
-            <w:tcMar>
-              <w:top w:w="85" w:type="dxa"/>
-              <w:bottom w:w="85" w:type="dxa"/>
-              <w:left w:w="85" w:type="dxa"/>
-              <w:right w:w="85" w:type="dxa"/>
-            </w:tcMar>
-            <w:tcBorders>
-              <w:top w:val="single" w:sz="4" w:color="D9D9D9"/>
-              <w:bottom w:val="single" w:sz="4" w:color="D9D9D9"/>
-              <w:left w:val="single" w:sz="4" w:color="D9D9D9"/>
-              <w:right w:val="single" w:sz="4" w:color="D9D9D9"/>
-            </w:tcBorders>
-          </w:tcPr>
-          <w:p>
-            <w:pPr>
-              <w:spacing w:after="40" w:line="250" w:lineRule="auto"/>
-            </w:pPr>
-            <w:r>
-              <w:rPr>
-                <w:b/>
-                <w:sz w:val="20"/>
-              </w:rPr>
-              <w:t>Назначение</w:t>
-            </w:r>
-          </w:p>
-        </w:tc>
-        <w:tc>
-          <w:tcPr>
-            <w:tcW w:type="dxa" w:w="4968"/>
-            <w:vAlign w:val="center"/>
-            <w:shd w:fill="DBE5F1"/>
-            <w:tcMar>
-              <w:top w:w="85" w:type="dxa"/>
-              <w:bottom w:w="85" w:type="dxa"/>
-              <w:left w:w="85" w:type="dxa"/>
-              <w:right w:w="85" w:type="dxa"/>
-            </w:tcMar>
-            <w:tcBorders>
-              <w:top w:val="single" w:sz="4" w:color="D9D9D9"/>
-              <w:bottom w:val="single" w:sz="4" w:color="D9D9D9"/>
-              <w:left w:val="single" w:sz="4" w:color="D9D9D9"/>
-              <w:right w:val="single" w:sz="4" w:color="D9D9D9"/>
-            </w:tcBorders>
-          </w:tcPr>
-          <w:p>
-            <w:pPr>
-              <w:spacing w:after="40" w:line="250" w:lineRule="auto"/>
-            </w:pPr>
-            <w:r>
-              <w:rPr>
-                <w:b/>
-                <w:sz w:val="20"/>
-              </w:rPr>
-              <w:t>Что разрешить</w:t>
-            </w:r>
-          </w:p>
-        </w:tc>
-      </w:tr>
-      <w:tr>
-        <w:trPr>
-          <w:cantSplit/>
-        </w:trPr>
-        <w:tc>
-          <w:tcPr>
-            <w:tcW w:type="dxa" w:w="1872"/>
-            <w:vAlign w:val="center"/>
-            <w:shd w:fill="FFFFFF"/>
-            <w:tcMar>
-              <w:top w:w="85" w:type="dxa"/>
-              <w:bottom w:w="85" w:type="dxa"/>
-              <w:left w:w="85" w:type="dxa"/>
-              <w:right w:w="85" w:type="dxa"/>
-            </w:tcMar>
-            <w:tcBorders>
-              <w:top w:val="single" w:sz="4" w:color="D9D9D9"/>
-              <w:bottom w:val="single" w:sz="4" w:color="D9D9D9"/>
-              <w:left w:val="single" w:sz="4" w:color="D9D9D9"/>
-              <w:right w:val="single" w:sz="4" w:color="D9D9D9"/>
-            </w:tcBorders>
-          </w:tcPr>
-          <w:p>
-            <w:pPr>
-              <w:spacing w:after="40" w:line="250" w:lineRule="auto"/>
-            </w:pPr>
-            <w:r>
-              <w:rPr>
-                <w:b w:val="0"/>
-                <w:sz w:val="20"/>
-              </w:rPr>
-              <w:t>Prometheus</w:t>
-            </w:r>
-          </w:p>
-        </w:tc>
-        <w:tc>
-          <w:tcPr>
-            <w:tcW w:type="dxa" w:w="3240"/>
-            <w:vAlign w:val="center"/>
-            <w:shd w:fill="FFFFFF"/>
-            <w:tcMar>
-              <w:top w:w="85" w:type="dxa"/>
-              <w:bottom w:w="85" w:type="dxa"/>
-              <w:left w:w="85" w:type="dxa"/>
-              <w:right w:w="85" w:type="dxa"/>
-            </w:tcMar>
-            <w:tcBorders>
-              <w:top w:val="single" w:sz="4" w:color="D9D9D9"/>
-              <w:bottom w:val="single" w:sz="4" w:color="D9D9D9"/>
-              <w:left w:val="single" w:sz="4" w:color="D9D9D9"/>
-              <w:right w:val="single" w:sz="4" w:color="D9D9D9"/>
-            </w:tcBorders>
-          </w:tcPr>
-          <w:p>
-            <w:pPr>
-              <w:spacing w:after="40" w:line="250" w:lineRule="auto"/>
-            </w:pPr>
-            <w:r>
-              <w:rPr>
-                <w:b w:val="0"/>
-                <w:sz w:val="20"/>
-              </w:rPr>
-              <w:t>TC/Jenkins Services</w:t>
-            </w:r>
-          </w:p>
-        </w:tc>
-        <w:tc>
-          <w:tcPr>
-            <w:tcW w:type="dxa" w:w="4968"/>
-            <w:vAlign w:val="center"/>
-            <w:shd w:fill="FFFFFF"/>
-            <w:tcMar>
-              <w:top w:w="85" w:type="dxa"/>
-              <w:bottom w:w="85" w:type="dxa"/>
-              <w:left w:w="85" w:type="dxa"/>
-              <w:right w:w="85" w:type="dxa"/>
-            </w:tcMar>
-            <w:tcBorders>
-              <w:top w:val="single" w:sz="4" w:color="D9D9D9"/>
-              <w:bottom w:val="single" w:sz="4" w:color="D9D9D9"/>
-              <w:left w:val="single" w:sz="4" w:color="D9D9D9"/>
-              <w:right w:val="single" w:sz="4" w:color="D9D9D9"/>
-            </w:tcBorders>
-          </w:tcPr>
-          <w:p>
-            <w:pPr>
-              <w:spacing w:after="40" w:line="250" w:lineRule="auto"/>
-            </w:pPr>
-            <w:r>
-              <w:rPr>
-                <w:b w:val="0"/>
-                <w:sz w:val="20"/>
-              </w:rPr>
-              <w:t>Метрики на фактическом Pod target port</w:t>
-            </w:r>
-          </w:p>
-        </w:tc>
-      </w:tr>
-      <w:tr>
-        <w:trPr>
-          <w:cantSplit/>
-        </w:trPr>
-        <w:tc>
-          <w:tcPr>
-            <w:tcW w:type="dxa" w:w="1872"/>
-            <w:vAlign w:val="center"/>
-            <w:shd w:fill="F5F7FA"/>
-            <w:tcMar>
-              <w:top w:w="85" w:type="dxa"/>
-              <w:bottom w:w="85" w:type="dxa"/>
-              <w:left w:w="85" w:type="dxa"/>
-              <w:right w:w="85" w:type="dxa"/>
-            </w:tcMar>
-            <w:tcBorders>
-              <w:top w:val="single" w:sz="4" w:color="D9D9D9"/>
-              <w:bottom w:val="single" w:sz="4" w:color="D9D9D9"/>
-              <w:left w:val="single" w:sz="4" w:color="D9D9D9"/>
-              <w:right w:val="single" w:sz="4" w:color="D9D9D9"/>
-            </w:tcBorders>
-          </w:tcPr>
-          <w:p>
-            <w:pPr>
-              <w:spacing w:after="40" w:line="250" w:lineRule="auto"/>
-            </w:pPr>
-            <w:r>
-              <w:rPr>
-                <w:b w:val="0"/>
-                <w:sz w:val="20"/>
-              </w:rPr>
-              <w:t>Prometheus</w:t>
-            </w:r>
-          </w:p>
-        </w:tc>
-        <w:tc>
-          <w:tcPr>
-            <w:tcW w:type="dxa" w:w="3240"/>
-            <w:vAlign w:val="center"/>
-            <w:shd w:fill="F5F7FA"/>
-            <w:tcMar>
-              <w:top w:w="85" w:type="dxa"/>
-              <w:bottom w:w="85" w:type="dxa"/>
-              <w:left w:w="85" w:type="dxa"/>
-              <w:right w:w="85" w:type="dxa"/>
-            </w:tcMar>
-            <w:tcBorders>
-              <w:top w:val="single" w:sz="4" w:color="D9D9D9"/>
-              <w:bottom w:val="single" w:sz="4" w:color="D9D9D9"/>
-              <w:left w:val="single" w:sz="4" w:color="D9D9D9"/>
-              <w:right w:val="single" w:sz="4" w:color="D9D9D9"/>
-            </w:tcBorders>
-          </w:tcPr>
-          <w:p>
-            <w:pPr>
-              <w:spacing w:after="40" w:line="250" w:lineRule="auto"/>
-            </w:pPr>
-            <w:r>
-              <w:rPr>
-                <w:b w:val="0"/>
-                <w:sz w:val="20"/>
-              </w:rPr>
-              <w:t>Adapter/Blackbox</w:t>
-            </w:r>
-          </w:p>
-        </w:tc>
-        <w:tc>
-          <w:tcPr>
-            <w:tcW w:type="dxa" w:w="4968"/>
-            <w:vAlign w:val="center"/>
-            <w:shd w:fill="F5F7FA"/>
-            <w:tcMar>
-              <w:top w:w="85" w:type="dxa"/>
-              <w:bottom w:w="85" w:type="dxa"/>
-              <w:left w:w="85" w:type="dxa"/>
-              <w:right w:w="85" w:type="dxa"/>
-            </w:tcMar>
-            <w:tcBorders>
-              <w:top w:val="single" w:sz="4" w:color="D9D9D9"/>
-              <w:bottom w:val="single" w:sz="4" w:color="D9D9D9"/>
-              <w:left w:val="single" w:sz="4" w:color="D9D9D9"/>
-              <w:right w:val="single" w:sz="4" w:color="D9D9D9"/>
-            </w:tcBorders>
-          </w:tcPr>
-          <w:p>
-            <w:pPr>
-              <w:spacing w:after="40" w:line="250" w:lineRule="auto"/>
-            </w:pPr>
-            <w:r>
-              <w:rPr>
-                <w:b w:val="0"/>
-                <w:sz w:val="20"/>
-              </w:rPr>
-              <w:t>/metrics и /probe на выбранных портах</w:t>
-            </w:r>
-          </w:p>
-        </w:tc>
-      </w:tr>
-      <w:tr>
-        <w:trPr>
-          <w:cantSplit/>
-        </w:trPr>
-        <w:tc>
-          <w:tcPr>
-            <w:tcW w:type="dxa" w:w="1872"/>
-            <w:vAlign w:val="center"/>
-            <w:shd w:fill="FFFFFF"/>
-            <w:tcMar>
-              <w:top w:w="85" w:type="dxa"/>
-              <w:bottom w:w="85" w:type="dxa"/>
-              <w:left w:w="85" w:type="dxa"/>
-              <w:right w:w="85" w:type="dxa"/>
-            </w:tcMar>
-            <w:tcBorders>
-              <w:top w:val="single" w:sz="4" w:color="D9D9D9"/>
-              <w:bottom w:val="single" w:sz="4" w:color="D9D9D9"/>
-              <w:left w:val="single" w:sz="4" w:color="D9D9D9"/>
-              <w:right w:val="single" w:sz="4" w:color="D9D9D9"/>
-            </w:tcBorders>
-          </w:tcPr>
-          <w:p>
-            <w:pPr>
-              <w:spacing w:after="40" w:line="250" w:lineRule="auto"/>
-            </w:pPr>
-            <w:r>
-              <w:rPr>
-                <w:b w:val="0"/>
-                <w:sz w:val="20"/>
-              </w:rPr>
-              <w:t>Adapter</w:t>
-            </w:r>
-          </w:p>
-        </w:tc>
-        <w:tc>
-          <w:tcPr>
-            <w:tcW w:type="dxa" w:w="3240"/>
-            <w:vAlign w:val="center"/>
-            <w:shd w:fill="FFFFFF"/>
-            <w:tcMar>
-              <w:top w:w="85" w:type="dxa"/>
-              <w:bottom w:w="85" w:type="dxa"/>
-              <w:left w:w="85" w:type="dxa"/>
-              <w:right w:w="85" w:type="dxa"/>
-            </w:tcMar>
-            <w:tcBorders>
-              <w:top w:val="single" w:sz="4" w:color="D9D9D9"/>
-              <w:bottom w:val="single" w:sz="4" w:color="D9D9D9"/>
-              <w:left w:val="single" w:sz="4" w:color="D9D9D9"/>
-              <w:right w:val="single" w:sz="4" w:color="D9D9D9"/>
-            </w:tcBorders>
-          </w:tcPr>
-          <w:p>
-            <w:pPr>
-              <w:spacing w:after="40" w:line="250" w:lineRule="auto"/>
-            </w:pPr>
-            <w:r>
-              <w:rPr>
-                <w:b w:val="0"/>
-                <w:sz w:val="20"/>
-              </w:rPr>
-              <w:t>TC/Jenkins/Octopus</w:t>
-            </w:r>
-          </w:p>
-        </w:tc>
-        <w:tc>
-          <w:tcPr>
-            <w:tcW w:type="dxa" w:w="4968"/>
-            <w:vAlign w:val="center"/>
-            <w:shd w:fill="FFFFFF"/>
-            <w:tcMar>
-              <w:top w:w="85" w:type="dxa"/>
-              <w:bottom w:w="85" w:type="dxa"/>
-              <w:left w:w="85" w:type="dxa"/>
-              <w:right w:w="85" w:type="dxa"/>
-            </w:tcMar>
-            <w:tcBorders>
-              <w:top w:val="single" w:sz="4" w:color="D9D9D9"/>
-              <w:bottom w:val="single" w:sz="4" w:color="D9D9D9"/>
-              <w:left w:val="single" w:sz="4" w:color="D9D9D9"/>
-              <w:right w:val="single" w:sz="4" w:color="D9D9D9"/>
-            </w:tcBorders>
-          </w:tcPr>
-          <w:p>
-            <w:pPr>
-              <w:spacing w:after="40" w:line="250" w:lineRule="auto"/>
-            </w:pPr>
-            <w:r>
-              <w:rPr>
-                <w:b w:val="0"/>
-                <w:sz w:val="20"/>
-              </w:rPr>
-              <w:t>Read API на фактических портах Services</w:t>
-            </w:r>
-          </w:p>
-        </w:tc>
-      </w:tr>
-      <w:tr>
-        <w:trPr>
-          <w:cantSplit/>
-        </w:trPr>
-        <w:tc>
-          <w:tcPr>
-            <w:tcW w:type="dxa" w:w="1872"/>
-            <w:vAlign w:val="center"/>
-            <w:shd w:fill="F5F7FA"/>
-            <w:tcMar>
-              <w:top w:w="85" w:type="dxa"/>
-              <w:bottom w:w="85" w:type="dxa"/>
-              <w:left w:w="85" w:type="dxa"/>
-              <w:right w:w="85" w:type="dxa"/>
-            </w:tcMar>
-            <w:tcBorders>
-              <w:top w:val="single" w:sz="4" w:color="D9D9D9"/>
-              <w:bottom w:val="single" w:sz="4" w:color="D9D9D9"/>
-              <w:left w:val="single" w:sz="4" w:color="D9D9D9"/>
-              <w:right w:val="single" w:sz="4" w:color="D9D9D9"/>
-            </w:tcBorders>
-          </w:tcPr>
-          <w:p>
-            <w:pPr>
-              <w:spacing w:after="40" w:line="250" w:lineRule="auto"/>
-            </w:pPr>
-            <w:r>
-              <w:rPr>
-                <w:b w:val="0"/>
-                <w:sz w:val="20"/>
-              </w:rPr>
-              <w:t>Blackbox</w:t>
-            </w:r>
-          </w:p>
-        </w:tc>
-        <w:tc>
-          <w:tcPr>
-            <w:tcW w:type="dxa" w:w="3240"/>
-            <w:vAlign w:val="center"/>
-            <w:shd w:fill="F5F7FA"/>
-            <w:tcMar>
-              <w:top w:w="85" w:type="dxa"/>
-              <w:bottom w:w="85" w:type="dxa"/>
-              <w:left w:w="85" w:type="dxa"/>
-              <w:right w:w="85" w:type="dxa"/>
-            </w:tcMar>
-            <w:tcBorders>
-              <w:top w:val="single" w:sz="4" w:color="D9D9D9"/>
-              <w:bottom w:val="single" w:sz="4" w:color="D9D9D9"/>
-              <w:left w:val="single" w:sz="4" w:color="D9D9D9"/>
-              <w:right w:val="single" w:sz="4" w:color="D9D9D9"/>
-            </w:tcBorders>
-          </w:tcPr>
-          <w:p>
-            <w:pPr>
-              <w:spacing w:after="40" w:line="250" w:lineRule="auto"/>
-            </w:pPr>
-            <w:r>
-              <w:rPr>
-                <w:b w:val="0"/>
-                <w:sz w:val="20"/>
-              </w:rPr>
-              <w:t>CI/CD web endpoints</w:t>
-            </w:r>
-          </w:p>
-        </w:tc>
-        <w:tc>
-          <w:tcPr>
-            <w:tcW w:type="dxa" w:w="4968"/>
-            <w:vAlign w:val="center"/>
-            <w:shd w:fill="F5F7FA"/>
-            <w:tcMar>
-              <w:top w:w="85" w:type="dxa"/>
-              <w:bottom w:w="85" w:type="dxa"/>
-              <w:left w:w="85" w:type="dxa"/>
-              <w:right w:w="85" w:type="dxa"/>
-            </w:tcMar>
-            <w:tcBorders>
-              <w:top w:val="single" w:sz="4" w:color="D9D9D9"/>
-              <w:bottom w:val="single" w:sz="4" w:color="D9D9D9"/>
-              <w:left w:val="single" w:sz="4" w:color="D9D9D9"/>
-              <w:right w:val="single" w:sz="4" w:color="D9D9D9"/>
-            </w:tcBorders>
-          </w:tcPr>
-          <w:p>
-            <w:pPr>
-              <w:spacing w:after="40" w:line="250" w:lineRule="auto"/>
-            </w:pPr>
-            <w:r>
-              <w:rPr>
-                <w:b w:val="0"/>
-                <w:sz w:val="20"/>
-              </w:rPr>
-              <w:t>Readiness/web-check internal или ingress</w:t>
-            </w:r>
-          </w:p>
-        </w:tc>
-      </w:tr>
-      <w:tr>
-        <w:trPr>
-          <w:cantSplit/>
-        </w:trPr>
-        <w:tc>
-          <w:tcPr>
-            <w:tcW w:type="dxa" w:w="1872"/>
-            <w:vAlign w:val="center"/>
-            <w:shd w:fill="FFFFFF"/>
-            <w:tcMar>
-              <w:top w:w="85" w:type="dxa"/>
-              <w:bottom w:w="85" w:type="dxa"/>
-              <w:left w:w="85" w:type="dxa"/>
-              <w:right w:w="85" w:type="dxa"/>
-            </w:tcMar>
-            <w:tcBorders>
-              <w:top w:val="single" w:sz="4" w:color="D9D9D9"/>
-              <w:bottom w:val="single" w:sz="4" w:color="D9D9D9"/>
-              <w:left w:val="single" w:sz="4" w:color="D9D9D9"/>
-              <w:right w:val="single" w:sz="4" w:color="D9D9D9"/>
-            </w:tcBorders>
-          </w:tcPr>
-          <w:p>
-            <w:pPr>
-              <w:spacing w:after="40" w:line="250" w:lineRule="auto"/>
-            </w:pPr>
-            <w:r>
-              <w:rPr>
-                <w:b w:val="0"/>
-                <w:sz w:val="20"/>
-              </w:rPr>
-              <w:t>Grafana</w:t>
-            </w:r>
-          </w:p>
-        </w:tc>
-        <w:tc>
-          <w:tcPr>
-            <w:tcW w:type="dxa" w:w="3240"/>
-            <w:vAlign w:val="center"/>
-            <w:shd w:fill="FFFFFF"/>
-            <w:tcMar>
-              <w:top w:w="85" w:type="dxa"/>
-              <w:bottom w:w="85" w:type="dxa"/>
-              <w:left w:w="85" w:type="dxa"/>
-              <w:right w:w="85" w:type="dxa"/>
-            </w:tcMar>
-            <w:tcBorders>
-              <w:top w:val="single" w:sz="4" w:color="D9D9D9"/>
-              <w:bottom w:val="single" w:sz="4" w:color="D9D9D9"/>
-              <w:left w:val="single" w:sz="4" w:color="D9D9D9"/>
-              <w:right w:val="single" w:sz="4" w:color="D9D9D9"/>
-            </w:tcBorders>
-          </w:tcPr>
-          <w:p>
-            <w:pPr>
-              <w:spacing w:after="40" w:line="250" w:lineRule="auto"/>
-            </w:pPr>
-            <w:r>
-              <w:rPr>
-                <w:b w:val="0"/>
-                <w:sz w:val="20"/>
-              </w:rPr>
-              <w:t>Prometheus/query endpoint</w:t>
-            </w:r>
-          </w:p>
-        </w:tc>
-        <w:tc>
-          <w:tcPr>
-            <w:tcW w:type="dxa" w:w="4968"/>
-            <w:vAlign w:val="center"/>
-            <w:shd w:fill="FFFFFF"/>
-            <w:tcMar>
-              <w:top w:w="85" w:type="dxa"/>
-              <w:bottom w:w="85" w:type="dxa"/>
-              <w:left w:w="85" w:type="dxa"/>
-              <w:right w:w="85" w:type="dxa"/>
-            </w:tcMar>
-            <w:tcBorders>
-              <w:top w:val="single" w:sz="4" w:color="D9D9D9"/>
-              <w:bottom w:val="single" w:sz="4" w:color="D9D9D9"/>
-              <w:left w:val="single" w:sz="4" w:color="D9D9D9"/>
-              <w:right w:val="single" w:sz="4" w:color="D9D9D9"/>
-            </w:tcBorders>
-          </w:tcPr>
-          <w:p>
-            <w:pPr>
-              <w:spacing w:after="40" w:line="250" w:lineRule="auto"/>
-            </w:pPr>
-            <w:r>
-              <w:rPr>
-                <w:b w:val="0"/>
-                <w:sz w:val="20"/>
-              </w:rPr>
-              <w:t>Чтение временных рядов</w:t>
-            </w:r>
-          </w:p>
-        </w:tc>
-      </w:tr>
-      <w:tr>
-        <w:trPr>
-          <w:cantSplit/>
-        </w:trPr>
-        <w:tc>
-          <w:tcPr>
-            <w:tcW w:type="dxa" w:w="1872"/>
-            <w:vAlign w:val="center"/>
-            <w:shd w:fill="F5F7FA"/>
-            <w:tcMar>
-              <w:top w:w="85" w:type="dxa"/>
-              <w:bottom w:w="85" w:type="dxa"/>
-              <w:left w:w="85" w:type="dxa"/>
-              <w:right w:w="85" w:type="dxa"/>
-            </w:tcMar>
-            <w:tcBorders>
-              <w:top w:val="single" w:sz="4" w:color="D9D9D9"/>
-              <w:bottom w:val="single" w:sz="4" w:color="D9D9D9"/>
-              <w:left w:val="single" w:sz="4" w:color="D9D9D9"/>
-              <w:right w:val="single" w:sz="4" w:color="D9D9D9"/>
-            </w:tcBorders>
-          </w:tcPr>
-          <w:p>
-            <w:pPr>
-              <w:spacing w:after="40" w:line="250" w:lineRule="auto"/>
-            </w:pPr>
-            <w:r>
-              <w:rPr>
-                <w:b w:val="0"/>
-                <w:sz w:val="20"/>
-              </w:rPr>
-              <w:t>Collector и exporters</w:t>
-            </w:r>
-          </w:p>
-        </w:tc>
-        <w:tc>
-          <w:tcPr>
-            <w:tcW w:type="dxa" w:w="3240"/>
-            <w:vAlign w:val="center"/>
-            <w:shd w:fill="F5F7FA"/>
-            <w:tcMar>
-              <w:top w:w="85" w:type="dxa"/>
-              <w:bottom w:w="85" w:type="dxa"/>
-              <w:left w:w="85" w:type="dxa"/>
-              <w:right w:w="85" w:type="dxa"/>
-            </w:tcMar>
-            <w:tcBorders>
-              <w:top w:val="single" w:sz="4" w:color="D9D9D9"/>
-              <w:bottom w:val="single" w:sz="4" w:color="D9D9D9"/>
-              <w:left w:val="single" w:sz="4" w:color="D9D9D9"/>
-              <w:right w:val="single" w:sz="4" w:color="D9D9D9"/>
-            </w:tcBorders>
-          </w:tcPr>
-          <w:p>
-            <w:pPr>
-              <w:spacing w:after="40" w:line="250" w:lineRule="auto"/>
-            </w:pPr>
-            <w:r>
-              <w:rPr>
-                <w:b w:val="0"/>
-                <w:sz w:val="20"/>
-              </w:rPr>
-              <w:t>DNS и state backend</w:t>
-            </w:r>
-          </w:p>
-        </w:tc>
-        <w:tc>
-          <w:tcPr>
-            <w:tcW w:type="dxa" w:w="4968"/>
-            <w:vAlign w:val="center"/>
-            <w:shd w:fill="F5F7FA"/>
-            <w:tcMar>
-              <w:top w:w="85" w:type="dxa"/>
-              <w:bottom w:w="85" w:type="dxa"/>
-              <w:left w:w="85" w:type="dxa"/>
-              <w:right w:w="85" w:type="dxa"/>
-            </w:tcMar>
-            <w:tcBorders>
-              <w:top w:val="single" w:sz="4" w:color="D9D9D9"/>
-              <w:bottom w:val="single" w:sz="4" w:color="D9D9D9"/>
-              <w:left w:val="single" w:sz="4" w:color="D9D9D9"/>
-              <w:right w:val="single" w:sz="4" w:color="D9D9D9"/>
-            </w:tcBorders>
-          </w:tcPr>
-          <w:p>
-            <w:pPr>
-              <w:spacing w:after="40" w:line="250" w:lineRule="auto"/>
-            </w:pPr>
-            <w:r>
-              <w:rPr>
-                <w:b w:val="0"/>
-                <w:sz w:val="20"/>
-              </w:rPr>
-              <w:t>DNS UDP/TCP 53; БД только при использовании</w:t>
-            </w:r>
-          </w:p>
-        </w:tc>
-      </w:tr>
-    </w:tbl>
-    <w:p>
-      <w:r>
-        <w:rPr>
-          <w:b w:val="0"/>
-        </w:rPr>
+        <w:t>Код: adapter/ • Kubernetes: kubernetes/ • Dashboard и rules: cicd-health/ • Точные значения: cicd-health/METRICS-CONTRACT.md</w:t>
       </w:r>
     </w:p>
     <w:p>
       <w:r>
         <w:rPr>
-          <w:b w:val="0"/>
+          <w:sz w:val="17"/>
         </w:rPr>
-        <w:t>В NetworkPolicy namespaceSelector и podSelector в одной peer-записи означают одновременное ограничение по namespace и Pod labels; отдельные записи означают альтернативы. Согласовать ingress и egress при default-deny, CNI поддержку и фактическую маршрутизацию к Pod IP. Не добавлять изолирующую policy к существующему CI серверу без сохранения его нужных ingress-путей. [7]</w:t>
-      </w:r>
-    </w:p>
-    <w:p>
-      <w:pPr>
-        <w:pStyle w:val="Heading2"/>
-      </w:pPr>
-      <w:r>
-        <w:t>Kubernetes health</w:t>
-      </w:r>
-    </w:p>
-    <w:p>
-      <w:pPr>
-        <w:pStyle w:val="ListBullet"/>
-        <w:spacing w:after="100"/>
-      </w:pPr>
-      <w:r>
-        <w:t>Использовать существующие kube-state-metrics и kubelet/cAdvisor: readiness, restarts, OOMKilled, desired/available replicas, CPU/memory/throttling и PVC usage там, где поддерживается. Добавить фильтры по cluster/namespace/workload для CI/CD.</w:t>
-      </w:r>
-    </w:p>
-    <w:p>
-      <w:pPr>
-        <w:pStyle w:val="ListBullet"/>
-        <w:spacing w:after="100"/>
-      </w:pPr>
-      <w:r>
-        <w:t>Разделять Kubernetes Pod Ready и application API ready. Для ephemeral build agents дополнительно контролировать Pending/Failed Pods и provisioning delay. Эти series относятся к деталям инфраструктуры, а не заменяют прикладные ci_* KPI.</w:t>
-      </w:r>
-    </w:p>
-    <w:p>
-      <w:r>
-        <w:br w:type="page"/>
-      </w:r>
-    </w:p>
-    <w:p>
-      <w:pPr>
-        <w:pStyle w:val="Heading1"/>
-      </w:pPr>
-      <w:r>
-        <w:t>7 HTTP проверки recording rules и приёмка</w:t>
-      </w:r>
-    </w:p>
-    <w:p>
-      <w:pPr>
-        <w:pStyle w:val="Heading2"/>
-      </w:pPr>
-      <w:r>
-        <w:t>HTTP и readiness</w:t>
-      </w:r>
-    </w:p>
-    <w:p>
-      <w:pPr>
-        <w:pStyle w:val="ListBullet"/>
-        <w:spacing w:after="100"/>
-      </w:pPr>
-      <w:r>
-        <w:t>Развернуть или использовать действующий Blackbox Exporter. Для TeamCity проверять /healthCheck/ready; Jenkins /login и Octopus web URL являются только проверкой web-доступности. Готовность backend подтверждать authenticated ci_api_up. [4]</w:t>
-      </w:r>
-    </w:p>
-    <w:p>
-      <w:pPr>
-        <w:pStyle w:val="ListBullet"/>
-        <w:spacing w:after="100"/>
-      </w:pPr>
-      <w:r>
-        <w:t>Настроить по одному обязательному primary probe на component/env с job=cicd-http, env и component. Внутренний и внешний ingress probe не смешивать в один max: дополнительный vantage пометить отдельно и адаптировать rules, чтобы успешный internal check не скрывал внешний отказ.</w:t>
-      </w:r>
-    </w:p>
-    <w:p>
-      <w:pPr>
-        <w:pStyle w:val="ListBullet"/>
-        <w:spacing w:after="100"/>
-      </w:pPr>
-      <w:r>
-        <w:t>Проверить ожидаемые HTTP status/redirects и CA. Timeout модуля Blackbox должен быть меньше scrapeTimeout. Собирать probe_success и probe_duration_seconds; отдельно контролировать scrape доступность самого Blackbox.</w:t>
-      </w:r>
-    </w:p>
-    <w:p>
-      <w:pPr>
-        <w:pStyle w:val="Heading2"/>
-      </w:pPr>
-      <w:r>
-        <w:t>Recording rules</w:t>
-      </w:r>
-    </w:p>
-    <w:p>
-      <w:pPr>
-        <w:pStyle w:val="ListBullet"/>
-        <w:spacing w:after="100"/>
-      </w:pPr>
-      <w:r>
-        <w:t>Обёрнуть groups из prometheus-recording-rules.yml в PrometheusRule.spec.groups. Не переносить global/scrape_configs в PrometheusRule. Подключить resource через ruleSelector/ruleNamespaceSelector и назначить фактический Helm release label.</w:t>
-      </w:r>
-    </w:p>
-    <w:p>
-      <w:pPr>
-        <w:pStyle w:val="ListBullet"/>
-        <w:spacing w:after="100"/>
-      </w:pPr>
-      <w:r>
-        <w:t>Обновить статический expected inventory: env и три компонента. Inventory не должен исчезать вместе с exporter. Проверить ci:expected_component, ci:data_age_seconds, ci:data_stale и ci:operational_state. Базовый шаблон рассчитан на один логический source каждого component/env.</w:t>
+        <w:t>TeamCity metrics — https://www.jetbrains.com/help/teamcity/teamcity-monitoring-and-diagnostics.html</w:t>
       </w:r>
     </w:p>
     <w:p>
       <w:r>
         <w:rPr>
-          <w:b w:val="0"/>
+          <w:sz w:val="17"/>
         </w:rPr>
-        <w:t>Grafana-managed alert rules из grafana-alert-rules.yml не являются PrometheusRule и не должны копироваться туда. Настройка Teams/PagerDuty не входит в данный запрос по сбору, кроме подготовки доступов по отдельному согласованию; уведомления устанавливаются после проверки данных.</w:t>
-      </w:r>
-    </w:p>
-    <w:p>
-      <w:pPr>
-        <w:pStyle w:val="Heading2"/>
-      </w:pPr>
-      <w:r>
-        <w:t>Критерии приёмки</w:t>
-      </w:r>
-    </w:p>
-    <w:p>
-      <w:pPr>
-        <w:pStyle w:val="ListBullet"/>
-        <w:spacing w:after="100"/>
-      </w:pPr>
-      <w:r>
-        <w:t>Targets обнаружены, scrape up=1, endpoint отдаёт метрики, а не login HTML. Job/env/component соответствуют queries. Ошибок reconciliation, RBAC и TLS нет.</w:t>
-      </w:r>
-    </w:p>
-    <w:p>
-      <w:pPr>
-        <w:pStyle w:val="ListBullet"/>
-        <w:spacing w:after="100"/>
-      </w:pPr>
-      <w:r>
-        <w:t>Обязательные ci_* series и полный inventory присутствуют; очередь пустая — 0; нет операций — отсутствующий результат, а не фиктивный SUCCESS. Полный цикл обновляется в согласованный freshness budget.</w:t>
-      </w:r>
-    </w:p>
-    <w:p>
-      <w:pPr>
-        <w:pStyle w:val="ListBullet"/>
-        <w:spacing w:after="100"/>
-      </w:pPr>
-      <w:r>
-        <w:t>Контрольная success/failed build и success/failed deployment отражаются один раз, статусы и duration совпадают с UI источников. Проверены pagination и ошибка между двумя polls.</w:t>
-      </w:r>
-    </w:p>
-    <w:p>
-      <w:pPr>
-        <w:pStyle w:val="ListBullet"/>
-        <w:spacing w:after="100"/>
-      </w:pPr>
-      <w:r>
-        <w:t>Отказ source даёт DOWN при наблюдаемом отказе; исчезнувший/неполный сбор — UNKNOWN. Проверены adapter/Blackbox outage, resource offline, очередь, restart collector и отсутствие двойного счёта.</w:t>
-      </w:r>
-    </w:p>
-    <w:p>
-      <w:pPr>
-        <w:pStyle w:val="ListBullet"/>
-        <w:spacing w:after="100"/>
-      </w:pPr>
-      <w:r>
-        <w:t>Не менее 24 часов стабильного сбора, включая controlled restart; длительную историю согласовать отдельно. Зафиксировать нагрузку, series count и lag, а также rollback и владельца эксплуатации.</w:t>
-      </w:r>
-    </w:p>
-    <w:p>
-      <w:r>
-        <w:br w:type="page"/>
-      </w:r>
-    </w:p>
-    <w:p>
-      <w:pPr>
-        <w:pStyle w:val="Heading1"/>
-      </w:pPr>
-      <w:r>
-        <w:t>8 Пример ServiceMonitor для TeamCity</w:t>
+        <w:t>Jenkins plugin — https://github.com/jenkinsci/prometheus-plugin</w:t>
       </w:r>
     </w:p>
     <w:p>
       <w:r>
         <w:rPr>
-          <w:b w:val="0"/>
+          <w:sz w:val="17"/>
         </w:rPr>
-        <w:t>Пример требует адаптации. ServiceMonitor находится в monitoring, приложение — в ci. Значения release и port должны совпасть с действующими selectors и Service. В metadata существующего TeamCity Service добавить labels monitoring-job=teamcity, env=prod, component=teamcity; app.kubernetes.io/name=teamcity должен выбирать только нужные server Services.</w:t>
-      </w:r>
-    </w:p>
-    <w:p>
-      <w:pPr>
-        <w:pStyle w:val="Code"/>
-      </w:pPr>
-      <w:r>
-        <w:t>apiVersion: monitoring.coreos.com/v1</w:t>
-      </w:r>
-    </w:p>
-    <w:p>
-      <w:pPr>
-        <w:pStyle w:val="Code"/>
-      </w:pPr>
-      <w:r>
-        <w:t>kind: ServiceMonitor</w:t>
-      </w:r>
-    </w:p>
-    <w:p>
-      <w:pPr>
-        <w:pStyle w:val="Code"/>
-      </w:pPr>
-      <w:r>
-        <w:t>metadata:</w:t>
-      </w:r>
-    </w:p>
-    <w:p>
-      <w:pPr>
-        <w:pStyle w:val="Code"/>
-      </w:pPr>
-      <w:r>
-        <w:t xml:space="preserve">  name: cicd-teamcity</w:t>
-      </w:r>
-    </w:p>
-    <w:p>
-      <w:pPr>
-        <w:pStyle w:val="Code"/>
-      </w:pPr>
-      <w:r>
-        <w:t xml:space="preserve">  namespace: monitoring</w:t>
-      </w:r>
-    </w:p>
-    <w:p>
-      <w:pPr>
-        <w:pStyle w:val="Code"/>
-      </w:pPr>
-      <w:r>
-        <w:t xml:space="preserve">  labels:</w:t>
-      </w:r>
-    </w:p>
-    <w:p>
-      <w:pPr>
-        <w:pStyle w:val="Code"/>
-      </w:pPr>
-      <w:r>
-        <w:t xml:space="preserve">    release: REPLACE_HELM_RELEASE</w:t>
-      </w:r>
-    </w:p>
-    <w:p>
-      <w:pPr>
-        <w:pStyle w:val="Code"/>
-      </w:pPr>
-      <w:r>
-        <w:t>spec:</w:t>
-      </w:r>
-    </w:p>
-    <w:p>
-      <w:pPr>
-        <w:pStyle w:val="Code"/>
-      </w:pPr>
-      <w:r>
-        <w:t xml:space="preserve">  jobLabel: monitoring-job</w:t>
-      </w:r>
-    </w:p>
-    <w:p>
-      <w:pPr>
-        <w:pStyle w:val="Code"/>
-      </w:pPr>
-      <w:r>
-        <w:t xml:space="preserve">  targetLabels: [env, component]</w:t>
-      </w:r>
-    </w:p>
-    <w:p>
-      <w:pPr>
-        <w:pStyle w:val="Code"/>
-      </w:pPr>
-      <w:r>
-        <w:t xml:space="preserve">  namespaceSelector:</w:t>
-      </w:r>
-    </w:p>
-    <w:p>
-      <w:pPr>
-        <w:pStyle w:val="Code"/>
-      </w:pPr>
-      <w:r>
-        <w:t xml:space="preserve">    matchNames: [ci]</w:t>
-      </w:r>
-    </w:p>
-    <w:p>
-      <w:pPr>
-        <w:pStyle w:val="Code"/>
-      </w:pPr>
-      <w:r>
-        <w:t xml:space="preserve">  selector:</w:t>
-      </w:r>
-    </w:p>
-    <w:p>
-      <w:pPr>
-        <w:pStyle w:val="Code"/>
-      </w:pPr>
-      <w:r>
-        <w:t xml:space="preserve">    matchLabels:</w:t>
-      </w:r>
-    </w:p>
-    <w:p>
-      <w:pPr>
-        <w:pStyle w:val="Code"/>
-      </w:pPr>
-      <w:r>
-        <w:t xml:space="preserve">      app.kubernetes.io/name: teamcity</w:t>
-      </w:r>
-    </w:p>
-    <w:p>
-      <w:pPr>
-        <w:pStyle w:val="Code"/>
-      </w:pPr>
-      <w:r>
-        <w:t xml:space="preserve">  endpoints:</w:t>
-      </w:r>
-    </w:p>
-    <w:p>
-      <w:pPr>
-        <w:pStyle w:val="Code"/>
-      </w:pPr>
-      <w:r>
-        <w:t xml:space="preserve">    - port: https</w:t>
-      </w:r>
-    </w:p>
-    <w:p>
-      <w:pPr>
-        <w:pStyle w:val="Code"/>
-      </w:pPr>
-      <w:r>
-        <w:t xml:space="preserve">      scheme: https</w:t>
-      </w:r>
-    </w:p>
-    <w:p>
-      <w:pPr>
-        <w:pStyle w:val="Code"/>
-      </w:pPr>
-      <w:r>
-        <w:t xml:space="preserve">      path: /app/metrics</w:t>
-      </w:r>
-    </w:p>
-    <w:p>
-      <w:pPr>
-        <w:pStyle w:val="Code"/>
-      </w:pPr>
-      <w:r>
-        <w:t xml:space="preserve">      interval: 30s</w:t>
-      </w:r>
-    </w:p>
-    <w:p>
-      <w:pPr>
-        <w:pStyle w:val="Code"/>
-      </w:pPr>
-      <w:r>
-        <w:t xml:space="preserve">      scrapeTimeout: 10s</w:t>
-      </w:r>
-    </w:p>
-    <w:p>
-      <w:pPr>
-        <w:pStyle w:val="Code"/>
-      </w:pPr>
-      <w:r>
-        <w:t xml:space="preserve">      authorization:</w:t>
-      </w:r>
-    </w:p>
-    <w:p>
-      <w:pPr>
-        <w:pStyle w:val="Code"/>
-      </w:pPr>
-      <w:r>
-        <w:t xml:space="preserve">        type: Bearer</w:t>
-      </w:r>
-    </w:p>
-    <w:p>
-      <w:pPr>
-        <w:pStyle w:val="Code"/>
-      </w:pPr>
-      <w:r>
-        <w:t xml:space="preserve">        credentials:</w:t>
-      </w:r>
-    </w:p>
-    <w:p>
-      <w:pPr>
-        <w:pStyle w:val="Code"/>
-      </w:pPr>
-      <w:r>
-        <w:t xml:space="preserve">          name: teamcity-monitoring-auth</w:t>
-      </w:r>
-    </w:p>
-    <w:p>
-      <w:pPr>
-        <w:pStyle w:val="Code"/>
-      </w:pPr>
-      <w:r>
-        <w:t xml:space="preserve">          key: token</w:t>
-      </w:r>
-    </w:p>
-    <w:p>
-      <w:pPr>
-        <w:pStyle w:val="Code"/>
-      </w:pPr>
-      <w:r>
-        <w:t xml:space="preserve">      tlsConfig:</w:t>
-      </w:r>
-    </w:p>
-    <w:p>
-      <w:pPr>
-        <w:pStyle w:val="Code"/>
-      </w:pPr>
-      <w:r>
-        <w:t xml:space="preserve">        ca:</w:t>
-      </w:r>
-    </w:p>
-    <w:p>
-      <w:pPr>
-        <w:pStyle w:val="Code"/>
-      </w:pPr>
-      <w:r>
-        <w:t xml:space="preserve">          configMap:</w:t>
-      </w:r>
-    </w:p>
-    <w:p>
-      <w:pPr>
-        <w:pStyle w:val="Code"/>
-      </w:pPr>
-      <w:r>
-        <w:t xml:space="preserve">            name: cicd-trust-ca</w:t>
-      </w:r>
-    </w:p>
-    <w:p>
-      <w:pPr>
-        <w:pStyle w:val="Code"/>
-      </w:pPr>
-      <w:r>
-        <w:t xml:space="preserve">            key: ca.crt</w:t>
-      </w:r>
-    </w:p>
-    <w:p>
-      <w:pPr>
-        <w:pStyle w:val="Code"/>
-      </w:pPr>
-      <w:r>
-        <w:t xml:space="preserve">        serverName: teamcity.ci.svc.cluster.local</w:t>
+        <w:t>TeamCity OSS exporter — https://github.com/octopusden/octopus-teamcity-prometheus-exporter</w:t>
       </w:r>
     </w:p>
     <w:p>
       <w:r>
         <w:rPr>
-          <w:b w:val="0"/>
+          <w:sz w:val="17"/>
         </w:rPr>
+        <w:t>Octopus tasks API — https://octopus.com/docs/api/tasks</w:t>
       </w:r>
     </w:p>
     <w:p>
       <w:r>
         <w:rPr>
-          <w:b w:val="0"/>
+          <w:sz w:val="17"/>
         </w:rPr>
-        <w:t>Зависимости: Secret teamcity-monitoring-auth с key token и ConfigMap cicd-trust-ca с key ca.crt в monitoring. Сам Service должен иметь именованный port https и реально обслуживать HTTPS. serverName должен присутствовать в SAN сертификата.</w:t>
-      </w:r>
-    </w:p>
-    <w:p>
-      <w:r>
-        <w:rPr>
-          <w:b w:val="0"/>
-        </w:rPr>
-        <w:t>Если внутренний Service реально HTTP, согласовать защищённый внутрикластерный путь, заменить scheme/port на фактические и удалить tlsConfig. Если CA публичный, использовать штатный trust store. Не переносить HTTPS-пример на HTTP-порт без изменения схемы.</w:t>
-      </w:r>
-    </w:p>
-    <w:p>
-      <w:r>
-        <w:rPr>
-          <w:b w:val="0"/>
-        </w:rPr>
-        <w:t>Не требуется отдельный публичный Ingress метрик. Scrape обычно идёт непосредственно к endpoints, обнаруженным ServiceMonitor. В NetworkPolicy разрешать Pod target port, который может отличаться от Service port.</w:t>
-      </w:r>
-    </w:p>
-    <w:p>
-      <w:r>
-        <w:br w:type="page"/>
-      </w:r>
-    </w:p>
-    <w:p>
-      <w:pPr>
-        <w:pStyle w:val="Heading1"/>
-      </w:pPr>
-      <w:r>
-        <w:t>9 Примеры Jenkins и адаптера</w:t>
-      </w:r>
-    </w:p>
-    <w:p>
-      <w:r>
-        <w:rPr>
-          <w:b w:val="0"/>
-        </w:rPr>
-        <w:t>Jenkins Service должен иметь metadata.labels: monitoring-job=jenkins, env=prod, component=jenkins. Данный пример предполагает HTTPS Service с доверенным сертификатом; для внутреннего CA добавить tlsConfig по примеру TeamCity.</w:t>
-      </w:r>
-    </w:p>
-    <w:p>
-      <w:pPr>
-        <w:pStyle w:val="Code"/>
-      </w:pPr>
-      <w:r>
-        <w:t>apiVersion: monitoring.coreos.com/v1</w:t>
-      </w:r>
-    </w:p>
-    <w:p>
-      <w:pPr>
-        <w:pStyle w:val="Code"/>
-      </w:pPr>
-      <w:r>
-        <w:t>kind: ServiceMonitor</w:t>
-      </w:r>
-    </w:p>
-    <w:p>
-      <w:pPr>
-        <w:pStyle w:val="Code"/>
-      </w:pPr>
-      <w:r>
-        <w:t>metadata:</w:t>
-      </w:r>
-    </w:p>
-    <w:p>
-      <w:pPr>
-        <w:pStyle w:val="Code"/>
-      </w:pPr>
-      <w:r>
-        <w:t xml:space="preserve">  name: cicd-jenkins</w:t>
-      </w:r>
-    </w:p>
-    <w:p>
-      <w:pPr>
-        <w:pStyle w:val="Code"/>
-      </w:pPr>
-      <w:r>
-        <w:t xml:space="preserve">  namespace: monitoring</w:t>
-      </w:r>
-    </w:p>
-    <w:p>
-      <w:pPr>
-        <w:pStyle w:val="Code"/>
-      </w:pPr>
-      <w:r>
-        <w:t xml:space="preserve">  labels: {release: REPLACE_HELM_RELEASE}</w:t>
-      </w:r>
-    </w:p>
-    <w:p>
-      <w:pPr>
-        <w:pStyle w:val="Code"/>
-      </w:pPr>
-      <w:r>
-        <w:t>spec:</w:t>
-      </w:r>
-    </w:p>
-    <w:p>
-      <w:pPr>
-        <w:pStyle w:val="Code"/>
-      </w:pPr>
-      <w:r>
-        <w:t xml:space="preserve">  jobLabel: monitoring-job</w:t>
-      </w:r>
-    </w:p>
-    <w:p>
-      <w:pPr>
-        <w:pStyle w:val="Code"/>
-      </w:pPr>
-      <w:r>
-        <w:t xml:space="preserve">  targetLabels: [env, component]</w:t>
-      </w:r>
-    </w:p>
-    <w:p>
-      <w:pPr>
-        <w:pStyle w:val="Code"/>
-      </w:pPr>
-      <w:r>
-        <w:t xml:space="preserve">  namespaceSelector: {matchNames: [ci]}</w:t>
-      </w:r>
-    </w:p>
-    <w:p>
-      <w:pPr>
-        <w:pStyle w:val="Code"/>
-      </w:pPr>
-      <w:r>
-        <w:t xml:space="preserve">  selector:</w:t>
-      </w:r>
-    </w:p>
-    <w:p>
-      <w:pPr>
-        <w:pStyle w:val="Code"/>
-      </w:pPr>
-      <w:r>
-        <w:t xml:space="preserve">    matchLabels: {app.kubernetes.io/name: jenkins}</w:t>
-      </w:r>
-    </w:p>
-    <w:p>
-      <w:pPr>
-        <w:pStyle w:val="Code"/>
-      </w:pPr>
-      <w:r>
-        <w:t xml:space="preserve">  endpoints:</w:t>
-      </w:r>
-    </w:p>
-    <w:p>
-      <w:pPr>
-        <w:pStyle w:val="Code"/>
-      </w:pPr>
-      <w:r>
-        <w:t xml:space="preserve">    - port: https</w:t>
-      </w:r>
-    </w:p>
-    <w:p>
-      <w:pPr>
-        <w:pStyle w:val="Code"/>
-      </w:pPr>
-      <w:r>
-        <w:t xml:space="preserve">      scheme: https</w:t>
-      </w:r>
-    </w:p>
-    <w:p>
-      <w:pPr>
-        <w:pStyle w:val="Code"/>
-      </w:pPr>
-      <w:r>
-        <w:t xml:space="preserve">      path: /prometheus/</w:t>
-      </w:r>
-    </w:p>
-    <w:p>
-      <w:pPr>
-        <w:pStyle w:val="Code"/>
-      </w:pPr>
-      <w:r>
-        <w:t xml:space="preserve">      interval: 30s</w:t>
-      </w:r>
-    </w:p>
-    <w:p>
-      <w:pPr>
-        <w:pStyle w:val="Code"/>
-      </w:pPr>
-      <w:r>
-        <w:t xml:space="preserve">      scrapeTimeout: 10s</w:t>
-      </w:r>
-    </w:p>
-    <w:p>
-      <w:pPr>
-        <w:pStyle w:val="Code"/>
-      </w:pPr>
-      <w:r>
-        <w:t xml:space="preserve">      basicAuth:</w:t>
-      </w:r>
-    </w:p>
-    <w:p>
-      <w:pPr>
-        <w:pStyle w:val="Code"/>
-      </w:pPr>
-      <w:r>
-        <w:t xml:space="preserve">        username: {name: jenkins-monitoring-auth, key: username}</w:t>
-      </w:r>
-    </w:p>
-    <w:p>
-      <w:pPr>
-        <w:pStyle w:val="Code"/>
-      </w:pPr>
-      <w:r>
-        <w:t xml:space="preserve">        password: {name: jenkins-monitoring-auth, key: token}</w:t>
-      </w:r>
-    </w:p>
-    <w:p>
-      <w:r>
-        <w:rPr>
-          <w:b w:val="0"/>
-        </w:rPr>
-      </w:r>
-    </w:p>
-    <w:p>
-      <w:r>
-        <w:rPr>
-          <w:b w:val="0"/>
-        </w:rPr>
-        <w:t>Secret jenkins-monitoring-auth создаётся в monitoring. API token применяется как password Basic Auth. Namespace плагина и context path при необходимости скорректировать.</w:t>
-      </w:r>
-    </w:p>
-    <w:p>
-      <w:pPr>
-        <w:pStyle w:val="Code"/>
-      </w:pPr>
-      <w:r>
-        <w:t>apiVersion: monitoring.coreos.com/v1</w:t>
-      </w:r>
-    </w:p>
-    <w:p>
-      <w:pPr>
-        <w:pStyle w:val="Code"/>
-      </w:pPr>
-      <w:r>
-        <w:t>kind: ServiceMonitor</w:t>
-      </w:r>
-    </w:p>
-    <w:p>
-      <w:pPr>
-        <w:pStyle w:val="Code"/>
-      </w:pPr>
-      <w:r>
-        <w:t>metadata:</w:t>
-      </w:r>
-    </w:p>
-    <w:p>
-      <w:pPr>
-        <w:pStyle w:val="Code"/>
-      </w:pPr>
-      <w:r>
-        <w:t xml:space="preserve">  name: cicd-adapter</w:t>
-      </w:r>
-    </w:p>
-    <w:p>
-      <w:pPr>
-        <w:pStyle w:val="Code"/>
-      </w:pPr>
-      <w:r>
-        <w:t xml:space="preserve">  namespace: monitoring</w:t>
-      </w:r>
-    </w:p>
-    <w:p>
-      <w:pPr>
-        <w:pStyle w:val="Code"/>
-      </w:pPr>
-      <w:r>
-        <w:t xml:space="preserve">  labels: {release: REPLACE_HELM_RELEASE}</w:t>
-      </w:r>
-    </w:p>
-    <w:p>
-      <w:pPr>
-        <w:pStyle w:val="Code"/>
-      </w:pPr>
-      <w:r>
-        <w:t>spec:</w:t>
-      </w:r>
-    </w:p>
-    <w:p>
-      <w:pPr>
-        <w:pStyle w:val="Code"/>
-      </w:pPr>
-      <w:r>
-        <w:t xml:space="preserve">  namespaceSelector: {matchNames: [monitoring]}</w:t>
-      </w:r>
-    </w:p>
-    <w:p>
-      <w:pPr>
-        <w:pStyle w:val="Code"/>
-      </w:pPr>
-      <w:r>
-        <w:t xml:space="preserve">  selector:</w:t>
-      </w:r>
-    </w:p>
-    <w:p>
-      <w:pPr>
-        <w:pStyle w:val="Code"/>
-      </w:pPr>
-      <w:r>
-        <w:t xml:space="preserve">    matchLabels: {app.kubernetes.io/name: cicd-adapter}</w:t>
-      </w:r>
-    </w:p>
-    <w:p>
-      <w:pPr>
-        <w:pStyle w:val="Code"/>
-      </w:pPr>
-      <w:r>
-        <w:t xml:space="preserve">  endpoints:</w:t>
-      </w:r>
-    </w:p>
-    <w:p>
-      <w:pPr>
-        <w:pStyle w:val="Code"/>
-      </w:pPr>
-      <w:r>
-        <w:t xml:space="preserve">    - port: metrics</w:t>
-      </w:r>
-    </w:p>
-    <w:p>
-      <w:pPr>
-        <w:pStyle w:val="Code"/>
-      </w:pPr>
-      <w:r>
-        <w:t xml:space="preserve">      path: /metrics</w:t>
-      </w:r>
-    </w:p>
-    <w:p>
-      <w:pPr>
-        <w:pStyle w:val="Code"/>
-      </w:pPr>
-      <w:r>
-        <w:t xml:space="preserve">      interval: 30s</w:t>
-      </w:r>
-    </w:p>
-    <w:p>
-      <w:pPr>
-        <w:pStyle w:val="Code"/>
-      </w:pPr>
-      <w:r>
-        <w:t xml:space="preserve">      scrapeTimeout: 10s</w:t>
-      </w:r>
-    </w:p>
-    <w:p>
-      <w:pPr>
-        <w:pStyle w:val="Code"/>
-      </w:pPr>
-      <w:r>
-        <w:t xml:space="preserve">      honorLabels: true</w:t>
-      </w:r>
-    </w:p>
-    <w:p>
-      <w:r>
-        <w:rPr>
-          <w:b w:val="0"/>
-        </w:rPr>
-      </w:r>
-    </w:p>
-    <w:p>
-      <w:r>
-        <w:rPr>
-          <w:b w:val="0"/>
-        </w:rPr>
-        <w:t>Adapter Service должен выбирать активный collector и иметь port metrics. Не назначать один фиксированный component всем series такого Service: он обслуживает несколько систем. Проверить overrideHonorLabels и фактический результат ingestion.</w:t>
-      </w:r>
-    </w:p>
-    <w:p>
-      <w:r>
-        <w:br w:type="page"/>
-      </w:r>
-    </w:p>
-    <w:p>
-      <w:pPr>
-        <w:pStyle w:val="Heading1"/>
-      </w:pPr>
-      <w:r>
-        <w:t>10 Примеры Probe и PrometheusRule</w:t>
-      </w:r>
-    </w:p>
-    <w:p>
-      <w:r>
-        <w:rPr>
-          <w:b w:val="0"/>
-        </w:rPr>
-        <w:t>Probe направляет Prometheus к Blackbox Exporter. Ниже пример TeamCity; аналогичные отдельные Probe нужны для Jenkins и Octopus с их URL и component. release должен подходить к probeSelector, namespace — к probeNamespaceSelector.</w:t>
-      </w:r>
-    </w:p>
-    <w:p>
-      <w:pPr>
-        <w:pStyle w:val="Code"/>
-      </w:pPr>
-      <w:r>
-        <w:t>apiVersion: monitoring.coreos.com/v1</w:t>
-      </w:r>
-    </w:p>
-    <w:p>
-      <w:pPr>
-        <w:pStyle w:val="Code"/>
-      </w:pPr>
-      <w:r>
-        <w:t>kind: Probe</w:t>
-      </w:r>
-    </w:p>
-    <w:p>
-      <w:pPr>
-        <w:pStyle w:val="Code"/>
-      </w:pPr>
-      <w:r>
-        <w:t>metadata:</w:t>
-      </w:r>
-    </w:p>
-    <w:p>
-      <w:pPr>
-        <w:pStyle w:val="Code"/>
-      </w:pPr>
-      <w:r>
-        <w:t xml:space="preserve">  name: cicd-teamcity-http</w:t>
-      </w:r>
-    </w:p>
-    <w:p>
-      <w:pPr>
-        <w:pStyle w:val="Code"/>
-      </w:pPr>
-      <w:r>
-        <w:t xml:space="preserve">  namespace: monitoring</w:t>
-      </w:r>
-    </w:p>
-    <w:p>
-      <w:pPr>
-        <w:pStyle w:val="Code"/>
-      </w:pPr>
-      <w:r>
-        <w:t xml:space="preserve">  labels: {release: REPLACE_HELM_RELEASE}</w:t>
-      </w:r>
-    </w:p>
-    <w:p>
-      <w:pPr>
-        <w:pStyle w:val="Code"/>
-      </w:pPr>
-      <w:r>
-        <w:t>spec:</w:t>
-      </w:r>
-    </w:p>
-    <w:p>
-      <w:pPr>
-        <w:pStyle w:val="Code"/>
-      </w:pPr>
-      <w:r>
-        <w:t xml:space="preserve">  jobName: cicd-http</w:t>
-      </w:r>
-    </w:p>
-    <w:p>
-      <w:pPr>
-        <w:pStyle w:val="Code"/>
-      </w:pPr>
-      <w:r>
-        <w:t xml:space="preserve">  interval: 30s</w:t>
-      </w:r>
-    </w:p>
-    <w:p>
-      <w:pPr>
-        <w:pStyle w:val="Code"/>
-      </w:pPr>
-      <w:r>
-        <w:t xml:space="preserve">  scrapeTimeout: 10s</w:t>
-      </w:r>
-    </w:p>
-    <w:p>
-      <w:pPr>
-        <w:pStyle w:val="Code"/>
-      </w:pPr>
-      <w:r>
-        <w:t xml:space="preserve">  module: cicd_http</w:t>
-      </w:r>
-    </w:p>
-    <w:p>
-      <w:pPr>
-        <w:pStyle w:val="Code"/>
-      </w:pPr>
-      <w:r>
-        <w:t xml:space="preserve">  prober:</w:t>
-      </w:r>
-    </w:p>
-    <w:p>
-      <w:pPr>
-        <w:pStyle w:val="Code"/>
-      </w:pPr>
-      <w:r>
-        <w:t xml:space="preserve">    url: blackbox-exporter.monitoring.svc.cluster.local:9115</w:t>
-      </w:r>
-    </w:p>
-    <w:p>
-      <w:pPr>
-        <w:pStyle w:val="Code"/>
-      </w:pPr>
-      <w:r>
-        <w:t xml:space="preserve">  targets:</w:t>
-      </w:r>
-    </w:p>
-    <w:p>
-      <w:pPr>
-        <w:pStyle w:val="Code"/>
-      </w:pPr>
-      <w:r>
-        <w:t xml:space="preserve">    staticConfig:</w:t>
-      </w:r>
-    </w:p>
-    <w:p>
-      <w:pPr>
-        <w:pStyle w:val="Code"/>
-      </w:pPr>
-      <w:r>
-        <w:t xml:space="preserve">      static:</w:t>
-      </w:r>
-    </w:p>
-    <w:p>
-      <w:pPr>
-        <w:pStyle w:val="Code"/>
-      </w:pPr>
-      <w:r>
-        <w:t xml:space="preserve">        - https://teamcity.example.internal/healthCheck/ready</w:t>
-      </w:r>
-    </w:p>
-    <w:p>
-      <w:pPr>
-        <w:pStyle w:val="Code"/>
-      </w:pPr>
-      <w:r>
-        <w:t xml:space="preserve">      labels: {env: prod, component: teamcity}</w:t>
-      </w:r>
-    </w:p>
-    <w:p>
-      <w:r>
-        <w:rPr>
-          <w:b w:val="0"/>
-        </w:rPr>
-      </w:r>
-    </w:p>
-    <w:p>
-      <w:r>
-        <w:rPr>
-          <w:b w:val="0"/>
-        </w:rPr>
-        <w:t>В Blackbox ConfigMap создать модуль cicd_http: prober=http, timeout=8s, method=GET; согласовать expected statuses/redirects и доверенный CA. Этот URL — placeholder, не адрес существующей инфраструктуры.</w:t>
-      </w:r>
-    </w:p>
-    <w:p>
-      <w:r>
-        <w:rPr>
-          <w:b w:val="0"/>
-        </w:rPr>
-        <w:t>PrometheusRule ниже иллюстрирует обёртку одного inventory record. В рабочий resource перенести все groups из файла репозитория, заменив env и inventory на фактические. Это recording rules, не правила уведомлений.</w:t>
-      </w:r>
-    </w:p>
-    <w:p>
-      <w:pPr>
-        <w:pStyle w:val="Code"/>
-      </w:pPr>
-      <w:r>
-        <w:t>apiVersion: monitoring.coreos.com/v1</w:t>
-      </w:r>
-    </w:p>
-    <w:p>
-      <w:pPr>
-        <w:pStyle w:val="Code"/>
-      </w:pPr>
-      <w:r>
-        <w:t>kind: PrometheusRule</w:t>
-      </w:r>
-    </w:p>
-    <w:p>
-      <w:pPr>
-        <w:pStyle w:val="Code"/>
-      </w:pPr>
-      <w:r>
-        <w:t>metadata:</w:t>
-      </w:r>
-    </w:p>
-    <w:p>
-      <w:pPr>
-        <w:pStyle w:val="Code"/>
-      </w:pPr>
-      <w:r>
-        <w:t xml:space="preserve">  name: cicd-recording</w:t>
-      </w:r>
-    </w:p>
-    <w:p>
-      <w:pPr>
-        <w:pStyle w:val="Code"/>
-      </w:pPr>
-      <w:r>
-        <w:t xml:space="preserve">  namespace: monitoring</w:t>
-      </w:r>
-    </w:p>
-    <w:p>
-      <w:pPr>
-        <w:pStyle w:val="Code"/>
-      </w:pPr>
-      <w:r>
-        <w:t xml:space="preserve">  labels: {release: REPLACE_HELM_RELEASE}</w:t>
-      </w:r>
-    </w:p>
-    <w:p>
-      <w:pPr>
-        <w:pStyle w:val="Code"/>
-      </w:pPr>
-      <w:r>
-        <w:t>spec:</w:t>
-      </w:r>
-    </w:p>
-    <w:p>
-      <w:pPr>
-        <w:pStyle w:val="Code"/>
-      </w:pPr>
-      <w:r>
-        <w:t xml:space="preserve">  groups:</w:t>
-      </w:r>
-    </w:p>
-    <w:p>
-      <w:pPr>
-        <w:pStyle w:val="Code"/>
-      </w:pPr>
-      <w:r>
-        <w:t xml:space="preserve">    - name: cicd-normalized</w:t>
-      </w:r>
-    </w:p>
-    <w:p>
-      <w:pPr>
-        <w:pStyle w:val="Code"/>
-      </w:pPr>
-      <w:r>
-        <w:t xml:space="preserve">      interval: 30s</w:t>
-      </w:r>
-    </w:p>
-    <w:p>
-      <w:pPr>
-        <w:pStyle w:val="Code"/>
-      </w:pPr>
-      <w:r>
-        <w:t xml:space="preserve">      rules:</w:t>
-      </w:r>
-    </w:p>
-    <w:p>
-      <w:pPr>
-        <w:pStyle w:val="Code"/>
-      </w:pPr>
-      <w:r>
-        <w:t xml:space="preserve">        - record: ci:expected_component</w:t>
-      </w:r>
-    </w:p>
-    <w:p>
-      <w:pPr>
-        <w:pStyle w:val="Code"/>
-      </w:pPr>
-      <w:r>
-        <w:t xml:space="preserve">          expr: vector(1)</w:t>
-      </w:r>
-    </w:p>
-    <w:p>
-      <w:pPr>
-        <w:pStyle w:val="Code"/>
-      </w:pPr>
-      <w:r>
-        <w:t xml:space="preserve">          labels: {env: prod, component: teamcity}</w:t>
-      </w:r>
-    </w:p>
-    <w:p>
-      <w:r>
-        <w:rPr>
-          <w:b w:val="0"/>
-        </w:rPr>
-      </w:r>
-    </w:p>
-    <w:p>
-      <w:r>
-        <w:rPr>
-          <w:b w:val="0"/>
-        </w:rPr>
-        <w:t>Примеры не применялись к кластеру. DevOps должен выполнить schema/server-side dry-run по установленным CRD, проверить rules через promtool, затем проверить reconciliation и фактические targets/series.</w:t>
-      </w:r>
-    </w:p>
-    <w:p>
-      <w:r>
-        <w:br w:type="page"/>
-      </w:r>
-    </w:p>
-    <w:p>
-      <w:pPr>
-        <w:pStyle w:val="Heading1"/>
-      </w:pPr>
-      <w:r>
-        <w:t>11 Проверки и ответ по выполнению запроса</w:t>
-      </w:r>
-    </w:p>
-    <w:p>
-      <w:pPr>
-        <w:pStyle w:val="Heading2"/>
-      </w:pPr>
-      <w:r>
-        <w:t>Технические проверки</w:t>
-      </w:r>
-    </w:p>
-    <w:p>
-      <w:r>
-        <w:rPr>
-          <w:b w:val="0"/>
-        </w:rPr>
-        <w:t>Выполнять в нужном kube context. Имена ниже заменить фактическими. Не выводить Secret values, полную сгенерированную конфигурацию с credentials или токены в общие логи.</w:t>
-      </w:r>
-    </w:p>
-    <w:p>
-      <w:pPr>
-        <w:pStyle w:val="Code"/>
-      </w:pPr>
-      <w:r>
-        <w:t>kubectl -n monitoring get prometheus</w:t>
-      </w:r>
-    </w:p>
-    <w:p>
-      <w:pPr>
-        <w:pStyle w:val="Code"/>
-      </w:pPr>
-      <w:r>
-        <w:t>kubectl -n monitoring get servicemonitor,probe,prometheusrule</w:t>
-      </w:r>
-    </w:p>
-    <w:p>
-      <w:pPr>
-        <w:pStyle w:val="Code"/>
-      </w:pPr>
-      <w:r>
-        <w:t>kubectl -n monitoring describe servicemonitor cicd-teamcity</w:t>
-      </w:r>
-    </w:p>
-    <w:p>
-      <w:pPr>
-        <w:pStyle w:val="Code"/>
-      </w:pPr>
-      <w:r>
-        <w:t>kubectl -n ci get svc -l app.kubernetes.io/name=teamcity</w:t>
-      </w:r>
-    </w:p>
-    <w:p>
-      <w:pPr>
-        <w:pStyle w:val="Code"/>
-      </w:pPr>
-      <w:r>
-        <w:t>kubectl -n ci get endpointslices -l kubernetes.io/service-name=teamcity</w:t>
-      </w:r>
-    </w:p>
-    <w:p>
-      <w:pPr>
-        <w:pStyle w:val="Code"/>
-      </w:pPr>
-      <w:r>
-        <w:t>kubectl -n monitoring get events --sort-by=.lastTimestamp</w:t>
-      </w:r>
-    </w:p>
-    <w:p>
-      <w:pPr>
-        <w:pStyle w:val="Code"/>
-      </w:pPr>
-      <w:r>
-        <w:t>kubectl apply --dry-run=server -f &lt;rendered-manifests-directory&gt;</w:t>
-      </w:r>
-    </w:p>
-    <w:p>
-      <w:pPr>
-        <w:pStyle w:val="Code"/>
-      </w:pPr>
-      <w:r>
-        <w:t>promtool check rules &lt;extracted-recording-groups.yml&gt;</w:t>
-      </w:r>
-    </w:p>
-    <w:p>
-      <w:r>
-        <w:rPr>
-          <w:b w:val="0"/>
-        </w:rPr>
-      </w:r>
-    </w:p>
-    <w:p>
-      <w:r>
-        <w:rPr>
-          <w:b w:val="0"/>
-        </w:rPr>
-        <w:t>В Prometheus Targets проверить каждый нужный target и last scrape error. При отсутствии target проверить namespace/label selectors, Service port, endpoints и RBAC; при 401/403 — application permissions/Secret references; при TLS error — CA/SAN/scheme.</w:t>
-      </w:r>
-    </w:p>
-    <w:p>
-      <w:pPr>
-        <w:pStyle w:val="Code"/>
-      </w:pPr>
-      <w:r>
-        <w:t>up{job=~"teamcity|jenkins"}</w:t>
-      </w:r>
-    </w:p>
-    <w:p>
-      <w:pPr>
-        <w:pStyle w:val="Code"/>
-      </w:pPr>
-      <w:r>
-        <w:t>probe_success{job="cicd-http",env="prod"}</w:t>
-      </w:r>
-    </w:p>
-    <w:p>
-      <w:pPr>
-        <w:pStyle w:val="Code"/>
-      </w:pPr>
-      <w:r>
-        <w:t>probe_duration_seconds{job="cicd-http",env="prod"}</w:t>
-      </w:r>
-    </w:p>
-    <w:p>
-      <w:pPr>
-        <w:pStyle w:val="Code"/>
-      </w:pPr>
-      <w:r>
-        <w:t>ci_api_up{env="prod"}</w:t>
-      </w:r>
-    </w:p>
-    <w:p>
-      <w:pPr>
-        <w:pStyle w:val="Code"/>
-      </w:pPr>
-      <w:r>
-        <w:t>ci_collection_complete{env="prod"}</w:t>
-      </w:r>
-    </w:p>
-    <w:p>
-      <w:pPr>
-        <w:pStyle w:val="Code"/>
-      </w:pPr>
-      <w:r>
-        <w:t>ci:expected_component{env="prod"}</w:t>
-      </w:r>
-    </w:p>
-    <w:p>
-      <w:pPr>
-        <w:pStyle w:val="Code"/>
-      </w:pPr>
-      <w:r>
-        <w:t>ci:operational_state{env="prod"}</w:t>
-      </w:r>
-    </w:p>
-    <w:p>
-      <w:r>
-        <w:rPr>
-          <w:b w:val="0"/>
-        </w:rPr>
-      </w:r>
-    </w:p>
-    <w:p>
-      <w:pPr>
-        <w:pStyle w:val="Heading2"/>
-      </w:pPr>
-      <w:r>
-        <w:t>Прошу предоставить по завершении</w:t>
-      </w:r>
-    </w:p>
-    <w:p>
-      <w:pPr>
-        <w:pStyle w:val="ListBullet"/>
-        <w:spacing w:after="100"/>
-      </w:pPr>
-      <w:r>
-        <w:t>Ссылку на Git/PR с Helm/GitOps изменениями; список настроенных resources и версий; результаты dry-run, проверки rules и reconciliation.</w:t>
-      </w:r>
-    </w:p>
-    <w:p>
-      <w:pPr>
-        <w:pStyle w:val="ListBullet"/>
-        <w:spacing w:after="100"/>
-      </w:pPr>
-      <w:r>
-        <w:t>Таблицу component → cluster/namespace/Service/base URL → metrics/API path → auth mechanism. Secrets передавать только через защищённый принятый канал.</w:t>
-      </w:r>
-    </w:p>
-    <w:p>
-      <w:pPr>
-        <w:pStyle w:val="ListBullet"/>
-        <w:spacing w:after="100"/>
-      </w:pPr>
-      <w:r>
-        <w:t>URL query endpoint для Grafana, labels mapping, retention, collection/scrape intervals, metric inventory и подтверждение совместимости с dashboard.</w:t>
-      </w:r>
-    </w:p>
-    <w:p>
-      <w:pPr>
-        <w:pStyle w:val="ListBullet"/>
-        <w:spacing w:after="100"/>
-      </w:pPr>
-      <w:r>
-        <w:t>Протокол приёмки с примерами successful/failed operations, outages, pagination, collector restart и отсутствия double counting; фактические lag и нагрузку.</w:t>
-      </w:r>
-    </w:p>
-    <w:p>
-      <w:pPr>
-        <w:pStyle w:val="ListBullet"/>
-        <w:spacing w:after="100"/>
-      </w:pPr>
-      <w:r>
-        <w:t>Назначенного владельца collector/config/secrets, порядок rotation/update/rollback и список невыполненных KPI с причиной и следующим шагом.</w:t>
-      </w:r>
-    </w:p>
-    <w:p>
-      <w:r>
-        <w:rPr>
-          <w:b w:val="0"/>
-        </w:rPr>
-        <w:t>Срок выполнения и очередность прошу оценить после подтверждения исходных параметров. При отсутствии готового адаптера отдельно оценить native collection и инфраструктуру collector, а реализацию ci_* и Octopus KPI оформить отдельной задачей с ответственным.</w:t>
-      </w:r>
-    </w:p>
-    <w:p>
-      <w:r>
-        <w:br w:type="page"/>
-      </w:r>
-    </w:p>
-    <w:p>
-      <w:pPr>
-        <w:pStyle w:val="Heading1"/>
-      </w:pPr>
-      <w:r>
-        <w:t>12 Параметры для согласования и источники</w:t>
-      </w:r>
-    </w:p>
-    <w:tbl>
-      <w:tblPr>
-        <w:tblW w:type="auto" w:w="0"/>
-        <w:jc w:val="center"/>
-        <w:tblLayout w:type="fixed"/>
-        <w:tblLook w:firstColumn="1" w:firstRow="1" w:lastColumn="0" w:lastRow="0" w:noHBand="0" w:noVBand="1" w:val="04A0"/>
-      </w:tblPr>
-      <w:tblGrid>
-        <w:gridCol w:w="4752"/>
-        <w:gridCol w:w="5328"/>
-      </w:tblGrid>
-      <w:tr>
-        <w:trPr>
-          <w:cantSplit/>
-          <w:tblHeader/>
-        </w:trPr>
-        <w:tc>
-          <w:tcPr>
-            <w:tcW w:type="dxa" w:w="4752"/>
-            <w:vAlign w:val="center"/>
-            <w:shd w:fill="DBE5F1"/>
-            <w:tcMar>
-              <w:top w:w="85" w:type="dxa"/>
-              <w:bottom w:w="85" w:type="dxa"/>
-              <w:left w:w="85" w:type="dxa"/>
-              <w:right w:w="85" w:type="dxa"/>
-            </w:tcMar>
-            <w:tcBorders>
-              <w:top w:val="single" w:sz="4" w:color="D9D9D9"/>
-              <w:bottom w:val="single" w:sz="4" w:color="D9D9D9"/>
-              <w:left w:val="single" w:sz="4" w:color="D9D9D9"/>
-              <w:right w:val="single" w:sz="4" w:color="D9D9D9"/>
-            </w:tcBorders>
-          </w:tcPr>
-          <w:p>
-            <w:pPr>
-              <w:spacing w:after="40" w:line="250" w:lineRule="auto"/>
-            </w:pPr>
-            <w:r>
-              <w:rPr>
-                <w:b/>
-                <w:sz w:val="20"/>
-              </w:rPr>
-              <w:t>Параметр</w:t>
-            </w:r>
-          </w:p>
-        </w:tc>
-        <w:tc>
-          <w:tcPr>
-            <w:tcW w:type="dxa" w:w="5328"/>
-            <w:vAlign w:val="center"/>
-            <w:shd w:fill="DBE5F1"/>
-            <w:tcMar>
-              <w:top w:w="85" w:type="dxa"/>
-              <w:bottom w:w="85" w:type="dxa"/>
-              <w:left w:w="85" w:type="dxa"/>
-              <w:right w:w="85" w:type="dxa"/>
-            </w:tcMar>
-            <w:tcBorders>
-              <w:top w:val="single" w:sz="4" w:color="D9D9D9"/>
-              <w:bottom w:val="single" w:sz="4" w:color="D9D9D9"/>
-              <w:left w:val="single" w:sz="4" w:color="D9D9D9"/>
-              <w:right w:val="single" w:sz="4" w:color="D9D9D9"/>
-            </w:tcBorders>
-          </w:tcPr>
-          <w:p>
-            <w:pPr>
-              <w:spacing w:after="40" w:line="250" w:lineRule="auto"/>
-            </w:pPr>
-            <w:r>
-              <w:rPr>
-                <w:b/>
-                <w:sz w:val="20"/>
-              </w:rPr>
-              <w:t>Заполняет DevOps</w:t>
-            </w:r>
-          </w:p>
-        </w:tc>
-      </w:tr>
-      <w:tr>
-        <w:trPr>
-          <w:cantSplit/>
-        </w:trPr>
-        <w:tc>
-          <w:tcPr>
-            <w:tcW w:type="dxa" w:w="4752"/>
-            <w:vAlign w:val="center"/>
-            <w:shd w:fill="FFFFFF"/>
-            <w:tcMar>
-              <w:top w:w="85" w:type="dxa"/>
-              <w:bottom w:w="85" w:type="dxa"/>
-              <w:left w:w="85" w:type="dxa"/>
-              <w:right w:w="85" w:type="dxa"/>
-            </w:tcMar>
-            <w:tcBorders>
-              <w:top w:val="single" w:sz="4" w:color="D9D9D9"/>
-              <w:bottom w:val="single" w:sz="4" w:color="D9D9D9"/>
-              <w:left w:val="single" w:sz="4" w:color="D9D9D9"/>
-              <w:right w:val="single" w:sz="4" w:color="D9D9D9"/>
-            </w:tcBorders>
-          </w:tcPr>
-          <w:p>
-            <w:pPr>
-              <w:spacing w:after="40" w:line="250" w:lineRule="auto"/>
-            </w:pPr>
-            <w:r>
-              <w:rPr>
-                <w:b w:val="0"/>
-                <w:sz w:val="20"/>
-              </w:rPr>
-              <w:t>Кластер и kube context</w:t>
-            </w:r>
-          </w:p>
-        </w:tc>
-        <w:tc>
-          <w:tcPr>
-            <w:tcW w:type="dxa" w:w="5328"/>
-            <w:vAlign w:val="center"/>
-            <w:shd w:fill="FFFFFF"/>
-            <w:tcMar>
-              <w:top w:w="85" w:type="dxa"/>
-              <w:bottom w:w="85" w:type="dxa"/>
-              <w:left w:w="85" w:type="dxa"/>
-              <w:right w:w="85" w:type="dxa"/>
-            </w:tcMar>
-            <w:tcBorders>
-              <w:top w:val="single" w:sz="4" w:color="D9D9D9"/>
-              <w:bottom w:val="single" w:sz="4" w:color="D9D9D9"/>
-              <w:left w:val="single" w:sz="4" w:color="D9D9D9"/>
-              <w:right w:val="single" w:sz="4" w:color="D9D9D9"/>
-            </w:tcBorders>
-          </w:tcPr>
-          <w:p>
-            <w:pPr>
-              <w:spacing w:after="40" w:line="250" w:lineRule="auto"/>
-            </w:pPr>
-            <w:r>
-              <w:rPr>
-                <w:b w:val="0"/>
-                <w:sz w:val="20"/>
-              </w:rPr>
-              <w:t>____________________________</w:t>
-            </w:r>
-          </w:p>
-        </w:tc>
-      </w:tr>
-      <w:tr>
-        <w:trPr>
-          <w:cantSplit/>
-        </w:trPr>
-        <w:tc>
-          <w:tcPr>
-            <w:tcW w:type="dxa" w:w="4752"/>
-            <w:vAlign w:val="center"/>
-            <w:shd w:fill="F5F7FA"/>
-            <w:tcMar>
-              <w:top w:w="85" w:type="dxa"/>
-              <w:bottom w:w="85" w:type="dxa"/>
-              <w:left w:w="85" w:type="dxa"/>
-              <w:right w:w="85" w:type="dxa"/>
-            </w:tcMar>
-            <w:tcBorders>
-              <w:top w:val="single" w:sz="4" w:color="D9D9D9"/>
-              <w:bottom w:val="single" w:sz="4" w:color="D9D9D9"/>
-              <w:left w:val="single" w:sz="4" w:color="D9D9D9"/>
-              <w:right w:val="single" w:sz="4" w:color="D9D9D9"/>
-            </w:tcBorders>
-          </w:tcPr>
-          <w:p>
-            <w:pPr>
-              <w:spacing w:after="40" w:line="250" w:lineRule="auto"/>
-            </w:pPr>
-            <w:r>
-              <w:rPr>
-                <w:b w:val="0"/>
-                <w:sz w:val="20"/>
-              </w:rPr>
-              <w:t>Namespace monitoring и приложений</w:t>
-            </w:r>
-          </w:p>
-        </w:tc>
-        <w:tc>
-          <w:tcPr>
-            <w:tcW w:type="dxa" w:w="5328"/>
-            <w:vAlign w:val="center"/>
-            <w:shd w:fill="F5F7FA"/>
-            <w:tcMar>
-              <w:top w:w="85" w:type="dxa"/>
-              <w:bottom w:w="85" w:type="dxa"/>
-              <w:left w:w="85" w:type="dxa"/>
-              <w:right w:w="85" w:type="dxa"/>
-            </w:tcMar>
-            <w:tcBorders>
-              <w:top w:val="single" w:sz="4" w:color="D9D9D9"/>
-              <w:bottom w:val="single" w:sz="4" w:color="D9D9D9"/>
-              <w:left w:val="single" w:sz="4" w:color="D9D9D9"/>
-              <w:right w:val="single" w:sz="4" w:color="D9D9D9"/>
-            </w:tcBorders>
-          </w:tcPr>
-          <w:p>
-            <w:pPr>
-              <w:spacing w:after="40" w:line="250" w:lineRule="auto"/>
-            </w:pPr>
-            <w:r>
-              <w:rPr>
-                <w:b w:val="0"/>
-                <w:sz w:val="20"/>
-              </w:rPr>
-              <w:t>____________________________</w:t>
-            </w:r>
-          </w:p>
-        </w:tc>
-      </w:tr>
-      <w:tr>
-        <w:trPr>
-          <w:cantSplit/>
-        </w:trPr>
-        <w:tc>
-          <w:tcPr>
-            <w:tcW w:type="dxa" w:w="4752"/>
-            <w:vAlign w:val="center"/>
-            <w:shd w:fill="FFFFFF"/>
-            <w:tcMar>
-              <w:top w:w="85" w:type="dxa"/>
-              <w:bottom w:w="85" w:type="dxa"/>
-              <w:left w:w="85" w:type="dxa"/>
-              <w:right w:w="85" w:type="dxa"/>
-            </w:tcMar>
-            <w:tcBorders>
-              <w:top w:val="single" w:sz="4" w:color="D9D9D9"/>
-              <w:bottom w:val="single" w:sz="4" w:color="D9D9D9"/>
-              <w:left w:val="single" w:sz="4" w:color="D9D9D9"/>
-              <w:right w:val="single" w:sz="4" w:color="D9D9D9"/>
-            </w:tcBorders>
-          </w:tcPr>
-          <w:p>
-            <w:pPr>
-              <w:spacing w:after="40" w:line="250" w:lineRule="auto"/>
-            </w:pPr>
-            <w:r>
-              <w:rPr>
-                <w:b w:val="0"/>
-                <w:sz w:val="20"/>
-              </w:rPr>
-              <w:t>Helm release и Prometheus CR</w:t>
-            </w:r>
-          </w:p>
-        </w:tc>
-        <w:tc>
-          <w:tcPr>
-            <w:tcW w:type="dxa" w:w="5328"/>
-            <w:vAlign w:val="center"/>
-            <w:shd w:fill="FFFFFF"/>
-            <w:tcMar>
-              <w:top w:w="85" w:type="dxa"/>
-              <w:bottom w:w="85" w:type="dxa"/>
-              <w:left w:w="85" w:type="dxa"/>
-              <w:right w:w="85" w:type="dxa"/>
-            </w:tcMar>
-            <w:tcBorders>
-              <w:top w:val="single" w:sz="4" w:color="D9D9D9"/>
-              <w:bottom w:val="single" w:sz="4" w:color="D9D9D9"/>
-              <w:left w:val="single" w:sz="4" w:color="D9D9D9"/>
-              <w:right w:val="single" w:sz="4" w:color="D9D9D9"/>
-            </w:tcBorders>
-          </w:tcPr>
-          <w:p>
-            <w:pPr>
-              <w:spacing w:after="40" w:line="250" w:lineRule="auto"/>
-            </w:pPr>
-            <w:r>
-              <w:rPr>
-                <w:b w:val="0"/>
-                <w:sz w:val="20"/>
-              </w:rPr>
-              <w:t>____________________________</w:t>
-            </w:r>
-          </w:p>
-        </w:tc>
-      </w:tr>
-      <w:tr>
-        <w:trPr>
-          <w:cantSplit/>
-        </w:trPr>
-        <w:tc>
-          <w:tcPr>
-            <w:tcW w:type="dxa" w:w="4752"/>
-            <w:vAlign w:val="center"/>
-            <w:shd w:fill="F5F7FA"/>
-            <w:tcMar>
-              <w:top w:w="85" w:type="dxa"/>
-              <w:bottom w:w="85" w:type="dxa"/>
-              <w:left w:w="85" w:type="dxa"/>
-              <w:right w:w="85" w:type="dxa"/>
-            </w:tcMar>
-            <w:tcBorders>
-              <w:top w:val="single" w:sz="4" w:color="D9D9D9"/>
-              <w:bottom w:val="single" w:sz="4" w:color="D9D9D9"/>
-              <w:left w:val="single" w:sz="4" w:color="D9D9D9"/>
-              <w:right w:val="single" w:sz="4" w:color="D9D9D9"/>
-            </w:tcBorders>
-          </w:tcPr>
-          <w:p>
-            <w:pPr>
-              <w:spacing w:after="40" w:line="250" w:lineRule="auto"/>
-            </w:pPr>
-            <w:r>
-              <w:rPr>
-                <w:b w:val="0"/>
-                <w:sz w:val="20"/>
-              </w:rPr>
-              <w:t>Версии Operator и CRD</w:t>
-            </w:r>
-          </w:p>
-        </w:tc>
-        <w:tc>
-          <w:tcPr>
-            <w:tcW w:type="dxa" w:w="5328"/>
-            <w:vAlign w:val="center"/>
-            <w:shd w:fill="F5F7FA"/>
-            <w:tcMar>
-              <w:top w:w="85" w:type="dxa"/>
-              <w:bottom w:w="85" w:type="dxa"/>
-              <w:left w:w="85" w:type="dxa"/>
-              <w:right w:w="85" w:type="dxa"/>
-            </w:tcMar>
-            <w:tcBorders>
-              <w:top w:val="single" w:sz="4" w:color="D9D9D9"/>
-              <w:bottom w:val="single" w:sz="4" w:color="D9D9D9"/>
-              <w:left w:val="single" w:sz="4" w:color="D9D9D9"/>
-              <w:right w:val="single" w:sz="4" w:color="D9D9D9"/>
-            </w:tcBorders>
-          </w:tcPr>
-          <w:p>
-            <w:pPr>
-              <w:spacing w:after="40" w:line="250" w:lineRule="auto"/>
-            </w:pPr>
-            <w:r>
-              <w:rPr>
-                <w:b w:val="0"/>
-                <w:sz w:val="20"/>
-              </w:rPr>
-              <w:t>____________________________</w:t>
-            </w:r>
-          </w:p>
-        </w:tc>
-      </w:tr>
-      <w:tr>
-        <w:trPr>
-          <w:cantSplit/>
-        </w:trPr>
-        <w:tc>
-          <w:tcPr>
-            <w:tcW w:type="dxa" w:w="4752"/>
-            <w:vAlign w:val="center"/>
-            <w:shd w:fill="FFFFFF"/>
-            <w:tcMar>
-              <w:top w:w="85" w:type="dxa"/>
-              <w:bottom w:w="85" w:type="dxa"/>
-              <w:left w:w="85" w:type="dxa"/>
-              <w:right w:w="85" w:type="dxa"/>
-            </w:tcMar>
-            <w:tcBorders>
-              <w:top w:val="single" w:sz="4" w:color="D9D9D9"/>
-              <w:bottom w:val="single" w:sz="4" w:color="D9D9D9"/>
-              <w:left w:val="single" w:sz="4" w:color="D9D9D9"/>
-              <w:right w:val="single" w:sz="4" w:color="D9D9D9"/>
-            </w:tcBorders>
-          </w:tcPr>
-          <w:p>
-            <w:pPr>
-              <w:spacing w:after="40" w:line="250" w:lineRule="auto"/>
-            </w:pPr>
-            <w:r>
-              <w:rPr>
-                <w:b w:val="0"/>
-                <w:sz w:val="20"/>
-              </w:rPr>
-              <w:t>URL и ports TC Jenkins Octopus</w:t>
-            </w:r>
-          </w:p>
-        </w:tc>
-        <w:tc>
-          <w:tcPr>
-            <w:tcW w:type="dxa" w:w="5328"/>
-            <w:vAlign w:val="center"/>
-            <w:shd w:fill="FFFFFF"/>
-            <w:tcMar>
-              <w:top w:w="85" w:type="dxa"/>
-              <w:bottom w:w="85" w:type="dxa"/>
-              <w:left w:w="85" w:type="dxa"/>
-              <w:right w:w="85" w:type="dxa"/>
-            </w:tcMar>
-            <w:tcBorders>
-              <w:top w:val="single" w:sz="4" w:color="D9D9D9"/>
-              <w:bottom w:val="single" w:sz="4" w:color="D9D9D9"/>
-              <w:left w:val="single" w:sz="4" w:color="D9D9D9"/>
-              <w:right w:val="single" w:sz="4" w:color="D9D9D9"/>
-            </w:tcBorders>
-          </w:tcPr>
-          <w:p>
-            <w:pPr>
-              <w:spacing w:after="40" w:line="250" w:lineRule="auto"/>
-            </w:pPr>
-            <w:r>
-              <w:rPr>
-                <w:b w:val="0"/>
-                <w:sz w:val="20"/>
-              </w:rPr>
-              <w:t>____________________________</w:t>
-            </w:r>
-          </w:p>
-        </w:tc>
-      </w:tr>
-      <w:tr>
-        <w:trPr>
-          <w:cantSplit/>
-        </w:trPr>
-        <w:tc>
-          <w:tcPr>
-            <w:tcW w:type="dxa" w:w="4752"/>
-            <w:vAlign w:val="center"/>
-            <w:shd w:fill="F5F7FA"/>
-            <w:tcMar>
-              <w:top w:w="85" w:type="dxa"/>
-              <w:bottom w:w="85" w:type="dxa"/>
-              <w:left w:w="85" w:type="dxa"/>
-              <w:right w:w="85" w:type="dxa"/>
-            </w:tcMar>
-            <w:tcBorders>
-              <w:top w:val="single" w:sz="4" w:color="D9D9D9"/>
-              <w:bottom w:val="single" w:sz="4" w:color="D9D9D9"/>
-              <w:left w:val="single" w:sz="4" w:color="D9D9D9"/>
-              <w:right w:val="single" w:sz="4" w:color="D9D9D9"/>
-            </w:tcBorders>
-          </w:tcPr>
-          <w:p>
-            <w:pPr>
-              <w:spacing w:after="40" w:line="250" w:lineRule="auto"/>
-            </w:pPr>
-            <w:r>
-              <w:rPr>
-                <w:b w:val="0"/>
-                <w:sz w:val="20"/>
-              </w:rPr>
-              <w:t>Projects pipelines Spaces pools</w:t>
-            </w:r>
-          </w:p>
-        </w:tc>
-        <w:tc>
-          <w:tcPr>
-            <w:tcW w:type="dxa" w:w="5328"/>
-            <w:vAlign w:val="center"/>
-            <w:shd w:fill="F5F7FA"/>
-            <w:tcMar>
-              <w:top w:w="85" w:type="dxa"/>
-              <w:bottom w:w="85" w:type="dxa"/>
-              <w:left w:w="85" w:type="dxa"/>
-              <w:right w:w="85" w:type="dxa"/>
-            </w:tcMar>
-            <w:tcBorders>
-              <w:top w:val="single" w:sz="4" w:color="D9D9D9"/>
-              <w:bottom w:val="single" w:sz="4" w:color="D9D9D9"/>
-              <w:left w:val="single" w:sz="4" w:color="D9D9D9"/>
-              <w:right w:val="single" w:sz="4" w:color="D9D9D9"/>
-            </w:tcBorders>
-          </w:tcPr>
-          <w:p>
-            <w:pPr>
-              <w:spacing w:after="40" w:line="250" w:lineRule="auto"/>
-            </w:pPr>
-            <w:r>
-              <w:rPr>
-                <w:b w:val="0"/>
-                <w:sz w:val="20"/>
-              </w:rPr>
-              <w:t>____________________________</w:t>
-            </w:r>
-          </w:p>
-        </w:tc>
-      </w:tr>
-      <w:tr>
-        <w:trPr>
-          <w:cantSplit/>
-        </w:trPr>
-        <w:tc>
-          <w:tcPr>
-            <w:tcW w:type="dxa" w:w="4752"/>
-            <w:vAlign w:val="center"/>
-            <w:shd w:fill="FFFFFF"/>
-            <w:tcMar>
-              <w:top w:w="85" w:type="dxa"/>
-              <w:bottom w:w="85" w:type="dxa"/>
-              <w:left w:w="85" w:type="dxa"/>
-              <w:right w:w="85" w:type="dxa"/>
-            </w:tcMar>
-            <w:tcBorders>
-              <w:top w:val="single" w:sz="4" w:color="D9D9D9"/>
-              <w:bottom w:val="single" w:sz="4" w:color="D9D9D9"/>
-              <w:left w:val="single" w:sz="4" w:color="D9D9D9"/>
-              <w:right w:val="single" w:sz="4" w:color="D9D9D9"/>
-            </w:tcBorders>
-          </w:tcPr>
-          <w:p>
-            <w:pPr>
-              <w:spacing w:after="40" w:line="250" w:lineRule="auto"/>
-            </w:pPr>
-            <w:r>
-              <w:rPr>
-                <w:b w:val="0"/>
-                <w:sz w:val="20"/>
-              </w:rPr>
-              <w:t>CA и Secret references</w:t>
-            </w:r>
-          </w:p>
-        </w:tc>
-        <w:tc>
-          <w:tcPr>
-            <w:tcW w:type="dxa" w:w="5328"/>
-            <w:vAlign w:val="center"/>
-            <w:shd w:fill="FFFFFF"/>
-            <w:tcMar>
-              <w:top w:w="85" w:type="dxa"/>
-              <w:bottom w:w="85" w:type="dxa"/>
-              <w:left w:w="85" w:type="dxa"/>
-              <w:right w:w="85" w:type="dxa"/>
-            </w:tcMar>
-            <w:tcBorders>
-              <w:top w:val="single" w:sz="4" w:color="D9D9D9"/>
-              <w:bottom w:val="single" w:sz="4" w:color="D9D9D9"/>
-              <w:left w:val="single" w:sz="4" w:color="D9D9D9"/>
-              <w:right w:val="single" w:sz="4" w:color="D9D9D9"/>
-            </w:tcBorders>
-          </w:tcPr>
-          <w:p>
-            <w:pPr>
-              <w:spacing w:after="40" w:line="250" w:lineRule="auto"/>
-            </w:pPr>
-            <w:r>
-              <w:rPr>
-                <w:b w:val="0"/>
-                <w:sz w:val="20"/>
-              </w:rPr>
-              <w:t>____________________________</w:t>
-            </w:r>
-          </w:p>
-        </w:tc>
-      </w:tr>
-      <w:tr>
-        <w:trPr>
-          <w:cantSplit/>
-        </w:trPr>
-        <w:tc>
-          <w:tcPr>
-            <w:tcW w:type="dxa" w:w="4752"/>
-            <w:vAlign w:val="center"/>
-            <w:shd w:fill="F5F7FA"/>
-            <w:tcMar>
-              <w:top w:w="85" w:type="dxa"/>
-              <w:bottom w:w="85" w:type="dxa"/>
-              <w:left w:w="85" w:type="dxa"/>
-              <w:right w:w="85" w:type="dxa"/>
-            </w:tcMar>
-            <w:tcBorders>
-              <w:top w:val="single" w:sz="4" w:color="D9D9D9"/>
-              <w:bottom w:val="single" w:sz="4" w:color="D9D9D9"/>
-              <w:left w:val="single" w:sz="4" w:color="D9D9D9"/>
-              <w:right w:val="single" w:sz="4" w:color="D9D9D9"/>
-            </w:tcBorders>
-          </w:tcPr>
-          <w:p>
-            <w:pPr>
-              <w:spacing w:after="40" w:line="250" w:lineRule="auto"/>
-            </w:pPr>
-            <w:r>
-              <w:rPr>
-                <w:b w:val="0"/>
-                <w:sz w:val="20"/>
-              </w:rPr>
-              <w:t>Retention и query endpoint</w:t>
-            </w:r>
-          </w:p>
-        </w:tc>
-        <w:tc>
-          <w:tcPr>
-            <w:tcW w:type="dxa" w:w="5328"/>
-            <w:vAlign w:val="center"/>
-            <w:shd w:fill="F5F7FA"/>
-            <w:tcMar>
-              <w:top w:w="85" w:type="dxa"/>
-              <w:bottom w:w="85" w:type="dxa"/>
-              <w:left w:w="85" w:type="dxa"/>
-              <w:right w:w="85" w:type="dxa"/>
-            </w:tcMar>
-            <w:tcBorders>
-              <w:top w:val="single" w:sz="4" w:color="D9D9D9"/>
-              <w:bottom w:val="single" w:sz="4" w:color="D9D9D9"/>
-              <w:left w:val="single" w:sz="4" w:color="D9D9D9"/>
-              <w:right w:val="single" w:sz="4" w:color="D9D9D9"/>
-            </w:tcBorders>
-          </w:tcPr>
-          <w:p>
-            <w:pPr>
-              <w:spacing w:after="40" w:line="250" w:lineRule="auto"/>
-            </w:pPr>
-            <w:r>
-              <w:rPr>
-                <w:b w:val="0"/>
-                <w:sz w:val="20"/>
-              </w:rPr>
-              <w:t>____________________________</w:t>
-            </w:r>
-          </w:p>
-        </w:tc>
-      </w:tr>
-      <w:tr>
-        <w:trPr>
-          <w:cantSplit/>
-        </w:trPr>
-        <w:tc>
-          <w:tcPr>
-            <w:tcW w:type="dxa" w:w="4752"/>
-            <w:vAlign w:val="center"/>
-            <w:shd w:fill="FFFFFF"/>
-            <w:tcMar>
-              <w:top w:w="85" w:type="dxa"/>
-              <w:bottom w:w="85" w:type="dxa"/>
-              <w:left w:w="85" w:type="dxa"/>
-              <w:right w:w="85" w:type="dxa"/>
-            </w:tcMar>
-            <w:tcBorders>
-              <w:top w:val="single" w:sz="4" w:color="D9D9D9"/>
-              <w:bottom w:val="single" w:sz="4" w:color="D9D9D9"/>
-              <w:left w:val="single" w:sz="4" w:color="D9D9D9"/>
-              <w:right w:val="single" w:sz="4" w:color="D9D9D9"/>
-            </w:tcBorders>
-          </w:tcPr>
-          <w:p>
-            <w:pPr>
-              <w:spacing w:after="40" w:line="250" w:lineRule="auto"/>
-            </w:pPr>
-            <w:r>
-              <w:rPr>
-                <w:b w:val="0"/>
-                <w:sz w:val="20"/>
-              </w:rPr>
-              <w:t>Ответственный за адаптер</w:t>
-            </w:r>
-          </w:p>
-        </w:tc>
-        <w:tc>
-          <w:tcPr>
-            <w:tcW w:type="dxa" w:w="5328"/>
-            <w:vAlign w:val="center"/>
-            <w:shd w:fill="FFFFFF"/>
-            <w:tcMar>
-              <w:top w:w="85" w:type="dxa"/>
-              <w:bottom w:w="85" w:type="dxa"/>
-              <w:left w:w="85" w:type="dxa"/>
-              <w:right w:w="85" w:type="dxa"/>
-            </w:tcMar>
-            <w:tcBorders>
-              <w:top w:val="single" w:sz="4" w:color="D9D9D9"/>
-              <w:bottom w:val="single" w:sz="4" w:color="D9D9D9"/>
-              <w:left w:val="single" w:sz="4" w:color="D9D9D9"/>
-              <w:right w:val="single" w:sz="4" w:color="D9D9D9"/>
-            </w:tcBorders>
-          </w:tcPr>
-          <w:p>
-            <w:pPr>
-              <w:spacing w:after="40" w:line="250" w:lineRule="auto"/>
-            </w:pPr>
-            <w:r>
-              <w:rPr>
-                <w:b w:val="0"/>
-                <w:sz w:val="20"/>
-              </w:rPr>
-              <w:t>____________________________</w:t>
-            </w:r>
-          </w:p>
-        </w:tc>
-      </w:tr>
-      <w:tr>
-        <w:trPr>
-          <w:cantSplit/>
-        </w:trPr>
-        <w:tc>
-          <w:tcPr>
-            <w:tcW w:type="dxa" w:w="4752"/>
-            <w:vAlign w:val="center"/>
-            <w:shd w:fill="F5F7FA"/>
-            <w:tcMar>
-              <w:top w:w="85" w:type="dxa"/>
-              <w:bottom w:w="85" w:type="dxa"/>
-              <w:left w:w="85" w:type="dxa"/>
-              <w:right w:w="85" w:type="dxa"/>
-            </w:tcMar>
-            <w:tcBorders>
-              <w:top w:val="single" w:sz="4" w:color="D9D9D9"/>
-              <w:bottom w:val="single" w:sz="4" w:color="D9D9D9"/>
-              <w:left w:val="single" w:sz="4" w:color="D9D9D9"/>
-              <w:right w:val="single" w:sz="4" w:color="D9D9D9"/>
-            </w:tcBorders>
-          </w:tcPr>
-          <w:p>
-            <w:pPr>
-              <w:spacing w:after="40" w:line="250" w:lineRule="auto"/>
-            </w:pPr>
-            <w:r>
-              <w:rPr>
-                <w:b w:val="0"/>
-                <w:sz w:val="20"/>
-              </w:rPr>
-              <w:t>Сроки и приёмка</w:t>
-            </w:r>
-          </w:p>
-        </w:tc>
-        <w:tc>
-          <w:tcPr>
-            <w:tcW w:type="dxa" w:w="5328"/>
-            <w:vAlign w:val="center"/>
-            <w:shd w:fill="F5F7FA"/>
-            <w:tcMar>
-              <w:top w:w="85" w:type="dxa"/>
-              <w:bottom w:w="85" w:type="dxa"/>
-              <w:left w:w="85" w:type="dxa"/>
-              <w:right w:w="85" w:type="dxa"/>
-            </w:tcMar>
-            <w:tcBorders>
-              <w:top w:val="single" w:sz="4" w:color="D9D9D9"/>
-              <w:bottom w:val="single" w:sz="4" w:color="D9D9D9"/>
-              <w:left w:val="single" w:sz="4" w:color="D9D9D9"/>
-              <w:right w:val="single" w:sz="4" w:color="D9D9D9"/>
-            </w:tcBorders>
-          </w:tcPr>
-          <w:p>
-            <w:pPr>
-              <w:spacing w:after="40" w:line="250" w:lineRule="auto"/>
-            </w:pPr>
-            <w:r>
-              <w:rPr>
-                <w:b w:val="0"/>
-                <w:sz w:val="20"/>
-              </w:rPr>
-              <w:t>____________________________</w:t>
-            </w:r>
-          </w:p>
-        </w:tc>
-      </w:tr>
-    </w:tbl>
-    <w:p>
-      <w:r>
-        <w:rPr>
-          <w:b w:val="0"/>
-        </w:rPr>
-      </w:r>
-    </w:p>
-    <w:p>
-      <w:pPr>
-        <w:pStyle w:val="Heading2"/>
-      </w:pPr>
-      <w:r>
-        <w:t>Исходные материалы</w:t>
-      </w:r>
-    </w:p>
-    <w:p>
-      <w:r>
-        <w:rPr>
-          <w:b w:val="0"/>
-        </w:rPr>
-        <w:t>Комплект dashboard и требований: https://github.com/sbrw-evc/Test/tree/main/cicd-health. Настройки в нём — исходные шаблоны; их нужно адаптировать к Operator и фактической инфраструктуре. Этот документ уточняет Kubernetes часть и не подтверждает уже выполненное внедрение.</w:t>
-      </w:r>
-    </w:p>
-    <w:p>
-      <w:pPr>
-        <w:pStyle w:val="Heading2"/>
-      </w:pPr>
-      <w:r>
-        <w:t>Официальная документация</w:t>
-      </w:r>
-    </w:p>
-    <w:p>
-      <w:r>
-        <w:rPr>
-          <w:b w:val="0"/>
-          <w:sz w:val="18"/>
-        </w:rPr>
-        <w:t>1 Prometheus Operator discovery</w:t>
-        <w:br/>
-        <w:t>https://prometheus-operator.dev/docs/developer/getting-started/</w:t>
-      </w:r>
-    </w:p>
-    <w:p>
-      <w:r>
-        <w:rPr>
-          <w:b w:val="0"/>
-          <w:sz w:val="18"/>
-        </w:rPr>
-        <w:t>2 Prometheus Operator troubleshooting</w:t>
-        <w:br/>
-        <w:t>https://prometheus-operator.dev/docs/platform/troubleshooting/</w:t>
-      </w:r>
-    </w:p>
-    <w:p>
-      <w:r>
-        <w:rPr>
-          <w:b w:val="0"/>
-          <w:sz w:val="18"/>
-        </w:rPr>
-        <w:t>3 kube prometheus stack selectors</w:t>
-        <w:br/>
-        <w:t>https://github.com/prometheus-community/helm-charts/blob/main/charts/kube-prometheus-stack/README.md</w:t>
-      </w:r>
-    </w:p>
-    <w:p>
-      <w:r>
-        <w:rPr>
-          <w:b w:val="0"/>
-          <w:sz w:val="18"/>
-        </w:rPr>
-        <w:t>4 TeamCity metrics и readiness</w:t>
-        <w:br/>
-        <w:t>https://www.jetbrains.com/help/teamcity/teamcity-monitoring-and-diagnostics.html</w:t>
-      </w:r>
-    </w:p>
-    <w:p>
-      <w:r>
-        <w:rPr>
-          <w:b w:val="0"/>
-          <w:sz w:val="18"/>
-        </w:rPr>
-        <w:t>5 Jenkins Prometheus Plugin</w:t>
-        <w:br/>
-        <w:t>https://plugins.jenkins.io/prometheus/</w:t>
-      </w:r>
-    </w:p>
-    <w:p>
-      <w:r>
-        <w:rPr>
-          <w:b w:val="0"/>
-          <w:sz w:val="18"/>
-        </w:rPr>
-        <w:t>6 Octopus REST API</w:t>
-        <w:br/>
-        <w:t>https://octopus.com/docs/api</w:t>
-      </w:r>
-    </w:p>
-    <w:p>
-      <w:r>
-        <w:rPr>
-          <w:b w:val="0"/>
-          <w:sz w:val="18"/>
-        </w:rPr>
-        <w:t>7 Kubernetes NetworkPolicy</w:t>
-        <w:br/>
-        <w:t>https://kubernetes.io/docs/concepts/services-networking/network-policies/</w:t>
-      </w:r>
-    </w:p>
-    <w:p>
-      <w:r>
-        <w:rPr>
-          <w:b w:val="0"/>
-          <w:sz w:val="18"/>
-        </w:rPr>
-        <w:t>8 Prometheus Operator CRD schema</w:t>
-        <w:br/>
-        <w:t>https://prometheus-operator.dev/docs/api-reference/api/</w:t>
-      </w:r>
-    </w:p>
-    <w:p>
-      <w:r>
-        <w:rPr>
-          <w:b w:val="0"/>
-        </w:rPr>
-        <w:t>Документация проверена 05 октября 2026. Поля и права сверять с установленными версиями. Значения схем и YAML примеры приведены как проектные требования и шаблоны для проверки DevOps.</w:t>
+        <w:t>Prometheus Operator — https://prometheus-operator.dev/docs/api-reference/api/</w:t>
       </w:r>
     </w:p>
     <w:sectPr>
-      <w:headerReference w:type="default" r:id="rId9"/>
-      <w:footerReference w:type="default" r:id="rId10"/>
+      <w:footerReference w:type="default" r:id="rId9"/>
       <w:pgSz w:w="12240" w:h="15840"/>
-      <w:pgMar w:top="936" w:right="1037" w:bottom="936" w:left="1037" w:header="360" w:footer="360" w:gutter="0"/>
+      <w:pgMar w:top="936" w:right="1037" w:bottom="936" w:left="1037" w:header="720" w:footer="720" w:gutter="0"/>
       <w:cols w:space="720"/>
       <w:docGrid w:linePitch="360"/>
     </w:sectPr>
@@ -4954,30 +1900,13 @@
     </w:pPr>
     <w:r>
       <w:rPr>
-        <w:sz w:val="18"/>
-      </w:rPr>
-      <w:t xml:space="preserve">05 октября 2026    Страница </w:t>
+        <w:sz w:val="16"/>
+      </w:rPr>
+      <w:t xml:space="preserve">05 октября 2026   •   </w:t>
     </w:r>
     <w:fldSimple w:instr="PAGE"/>
   </w:p>
 </w:ftr>
-</file>
-
-<file path=word/header1.xml><?xml version="1.0" encoding="utf-8"?>
-<w:hdr xmlns:m="http://schemas.openxmlformats.org/officeDocument/2006/math" xmlns:mc="http://schemas.openxmlformats.org/markup-compatibility/2006" xmlns:mo="http://schemas.microsoft.com/office/mac/office/2008/main" xmlns:mv="urn:schemas-microsoft-com:mac:vml" xmlns:o="urn:schemas-microsoft-com:office:office" xmlns:r="http://schemas.openxmlformats.org/officeDocument/2006/relationships" xmlns:v="urn:schemas-microsoft-com:vml" xmlns:w10="urn:schemas-microsoft-com:office:word" xmlns:w14="http://schemas.microsoft.com/office/word/2010/wordml" xmlns:w="http://schemas.openxmlformats.org/wordprocessingml/2006/main" xmlns:wne="http://schemas.microsoft.com/office/word/2006/wordml" xmlns:wp14="http://schemas.microsoft.com/office/word/2010/wordprocessingDrawing" xmlns:wp="http://schemas.openxmlformats.org/drawingml/2006/wordprocessingDrawing" xmlns:wpc="http://schemas.microsoft.com/office/word/2010/wordprocessingCanvas" xmlns:wpg="http://schemas.microsoft.com/office/word/2010/wordprocessingGroup" xmlns:wpi="http://schemas.microsoft.com/office/word/2010/wordprocessingInk" xmlns:wps="http://schemas.microsoft.com/office/word/2010/wordprocessingShape" mc:Ignorable="w14 wp14">
-  <w:p>
-    <w:pPr>
-      <w:pStyle w:val="Header"/>
-    </w:pPr>
-    <w:r>
-      <w:rPr>
-        <w:color w:val="000000"/>
-        <w:sz w:val="18"/>
-      </w:rPr>
-      <w:t>Запрос в DevOps    Мониторинг CI CD в Kubernetes</w:t>
-    </w:r>
-  </w:p>
-</w:hdr>
 </file>
 
 <file path=word/numbering.xml><?xml version="1.0" encoding="utf-8"?>
@@ -5344,12 +2273,12 @@
     <w:qFormat/>
     <w:rsid w:val="00FC693F"/>
     <w:pPr>
-      <w:spacing w:after="120" w:line="259" w:lineRule="auto"/>
+      <w:spacing w:after="120" w:line="252" w:lineRule="auto"/>
     </w:pPr>
     <w:rPr>
       <w:rFonts w:ascii="Calibri" w:hAnsi="Calibri"/>
       <w:color w:val="000000"/>
-      <w:sz w:val="22"/>
+      <w:sz w:val="21"/>
     </w:rPr>
   </w:style>
   <w:style w:type="paragraph" w:styleId="Header">
@@ -5407,7 +2336,7 @@
     <w:pPr>
       <w:keepNext/>
       <w:keepLines/>
-      <w:spacing w:before="180" w:after="120"/>
+      <w:spacing w:before="480" w:after="120"/>
       <w:outlineLvl w:val="0"/>
     </w:pPr>
     <w:rPr>
@@ -5431,7 +2360,7 @@
     <w:pPr>
       <w:keepNext/>
       <w:keepLines/>
-      <w:spacing w:before="140" w:after="120"/>
+      <w:spacing w:before="200" w:after="120"/>
       <w:outlineLvl w:val="1"/>
     </w:pPr>
     <w:rPr>
@@ -5701,7 +2630,7 @@
       <w:color w:val="000000"/>
       <w:spacing w:val="5"/>
       <w:kern w:val="28"/>
-      <w:sz w:val="44"/>
+      <w:sz w:val="46"/>
       <w:szCs w:val="52"/>
     </w:rPr>
   </w:style>
@@ -5732,15 +2661,14 @@
       <w:numPr>
         <w:ilvl w:val="1"/>
       </w:numPr>
-      <w:spacing w:after="120"/>
     </w:pPr>
     <w:rPr>
-      <w:rFonts w:asciiTheme="majorHAnsi" w:eastAsiaTheme="majorEastAsia" w:hAnsiTheme="majorHAnsi" w:cstheme="majorBidi" w:ascii="Calibri" w:hAnsi="Calibri"/>
+      <w:rFonts w:asciiTheme="majorHAnsi" w:eastAsiaTheme="majorEastAsia" w:hAnsiTheme="majorHAnsi" w:cstheme="majorBidi"/>
       <w:i/>
       <w:iCs/>
-      <w:color w:val="000000"/>
+      <w:color w:val="4F81BD" w:themeColor="accent1"/>
       <w:spacing w:val="15"/>
-      <w:sz w:val="22"/>
+      <w:sz w:val="24"/>
       <w:szCs w:val="24"/>
     </w:rPr>
   </w:style>
@@ -17032,12 +13960,11 @@
   <w:style w:type="paragraph" w:customStyle="1" w:styleId="Code">
     <w:name w:val="Code"/>
     <w:pPr>
-      <w:keepNext w:val="0"/>
-      <w:spacing w:line="240" w:lineRule="auto" w:after="0"/>
+      <w:spacing w:after="20" w:line="240" w:lineRule="auto"/>
     </w:pPr>
     <w:rPr>
       <w:rFonts w:ascii="DejaVu Sans Mono" w:hAnsi="DejaVu Sans Mono" w:eastAsia="DejaVu Sans Mono" w:cs="DejaVu Sans Mono"/>
-      <w:sz w:val="18"/>
+      <w:sz w:val="16"/>
     </w:rPr>
   </w:style>
 </w:styles>

--- a/docs/devops-cicd-monitoring-request.docx
+++ b/docs/devops-cicd-monitoring-request.docx
@@ -17,12 +17,12 @@
     </w:p>
     <w:p>
       <w:r>
-        <w:t>Просим подключить TeamCity, Jenkins и Octopus к существующим Prometheus и Grafana. Начать с одного pipeline в каждой CI системе и одного Octopus project/environment. Готовые конфигурации и код адаптера находятся в репозитории sbrw-evc/Test. После проверки расширить scope.</w:t>
+        <w:t>Просим подключить TeamCity, Jenkins и Octopus к существующим Prometheus и Grafana без собственных экспортеров. Использовать штатные метрики и готовые open-source компоненты. Репозиторий с конфигурациями: github.com/sbrw-evc/Test.</w:t>
       </w:r>
     </w:p>
     <w:p>
       <w:r>
-        <w:t>Первая версия показывает доступность, последние результаты и длительность, очереди и online agents TeamCity/Jenkins. Сначала настроить сбор, затем импортировать dashboard и проверить уведомления.</w:t>
+        <w:t>Начать с одного TeamCity buildType, выбранных Jenkins jobs и одного Octopus project/environment. После приёмки перечислить остальные критичные pipelines и повторить queries/alerts с отдельными UID. Проверочный scope не покрывает автоматически все проекты.</w:t>
       </w:r>
     </w:p>
     <w:p>
@@ -30,12 +30,7 @@
         <w:pStyle w:val="Heading1"/>
       </w:pPr>
       <w:r>
-        <w:t>1 Заполнить параметры</w:t>
-      </w:r>
-    </w:p>
-    <w:p>
-      <w:r>
-        <w:t>Скопировать adapter/config.example.yml в adapter/config.yml. Заменить примерные URLs и IDs фактическими. Все команды далее выполняются из корня репозитория.</w:t>
+        <w:t>1 Выбрать источники и заполнить параметры</w:t>
       </w:r>
     </w:p>
     <w:tbl>
@@ -45,8 +40,8 @@
         <w:tblLook w:firstColumn="1" w:firstRow="1" w:lastColumn="0" w:lastRow="0" w:noHBand="0" w:noVBand="1" w:val="04A0"/>
       </w:tblPr>
       <w:tblGrid>
-        <w:gridCol w:w="2952"/>
-        <w:gridCol w:w="7200"/>
+        <w:gridCol w:w="1656"/>
+        <w:gridCol w:w="8496"/>
       </w:tblGrid>
       <w:tr>
         <w:trPr>
@@ -54,7 +49,7 @@
         </w:trPr>
         <w:tc>
           <w:tcPr>
-            <w:tcW w:type="dxa" w:w="2952"/>
+            <w:tcW w:type="dxa" w:w="1656"/>
             <w:tcBorders>
               <w:top w:val="single" w:sz="4" w:color="D9D9D9"/>
               <w:left w:val="single" w:sz="4" w:color="D9D9D9"/>
@@ -72,13 +67,13 @@
                 <w:b/>
                 <w:sz w:val="19"/>
               </w:rPr>
-              <w:t>Что заполнить</w:t>
+              <w:t>Система</w:t>
             </w:r>
           </w:p>
         </w:tc>
         <w:tc>
           <w:tcPr>
-            <w:tcW w:type="dxa" w:w="7200"/>
+            <w:tcW w:type="dxa" w:w="8496"/>
             <w:tcBorders>
               <w:top w:val="single" w:sz="4" w:color="D9D9D9"/>
               <w:left w:val="single" w:sz="4" w:color="D9D9D9"/>
@@ -96,7 +91,7 @@
                 <w:b/>
                 <w:sz w:val="19"/>
               </w:rPr>
-              <w:t>Где и как</w:t>
+              <w:t>Источник данных</w:t>
             </w:r>
           </w:p>
         </w:tc>
@@ -104,7 +99,7 @@
       <w:tr>
         <w:tc>
           <w:tcPr>
-            <w:tcW w:type="dxa" w:w="2952"/>
+            <w:tcW w:type="dxa" w:w="1656"/>
             <w:tcBorders>
               <w:top w:val="single" w:sz="4" w:color="D9D9D9"/>
               <w:left w:val="single" w:sz="4" w:color="D9D9D9"/>
@@ -120,13 +115,13 @@
               <w:rPr>
                 <w:sz w:val="19"/>
               </w:rPr>
-              <w:t>Namespaces и selector label</w:t>
+              <w:t>TeamCity</w:t>
             </w:r>
           </w:p>
         </w:tc>
         <w:tc>
           <w:tcPr>
-            <w:tcW w:type="dxa" w:w="7200"/>
+            <w:tcW w:type="dxa" w:w="8496"/>
             <w:tcBorders>
               <w:top w:val="single" w:sz="4" w:color="D9D9D9"/>
               <w:left w:val="single" w:sz="4" w:color="D9D9D9"/>
@@ -142,7 +137,7 @@
               <w:rPr>
                 <w:sz w:val="19"/>
               </w:rPr>
-              <w:t>В kubernetes/*.yml: monitoring, cicd и release. Сверить с существующим Prometheus CR.</w:t>
+              <w:t>/app/metrics — агенты и очередь; REST через Infinity — результат и длительность выбранной сборки.</w:t>
             </w:r>
           </w:p>
         </w:tc>
@@ -150,7 +145,7 @@
       <w:tr>
         <w:tc>
           <w:tcPr>
-            <w:tcW w:type="dxa" w:w="2952"/>
+            <w:tcW w:type="dxa" w:w="1656"/>
             <w:tcBorders>
               <w:top w:val="single" w:sz="4" w:color="D9D9D9"/>
               <w:left w:val="single" w:sz="4" w:color="D9D9D9"/>
@@ -166,13 +161,13 @@
               <w:rPr>
                 <w:sz w:val="19"/>
               </w:rPr>
-              <w:t>URLs и scopes</w:t>
+              <w:t>Jenkins</w:t>
             </w:r>
           </w:p>
         </w:tc>
         <w:tc>
           <w:tcPr>
-            <w:tcW w:type="dxa" w:w="7200"/>
+            <w:tcW w:type="dxa" w:w="8496"/>
             <w:tcBorders>
               <w:top w:val="single" w:sz="4" w:color="D9D9D9"/>
               <w:left w:val="single" w:sz="4" w:color="D9D9D9"/>
@@ -188,7 +183,7 @@
               <w:rPr>
                 <w:sz w:val="19"/>
               </w:rPr>
-              <w:t>TeamCity build_type; Jenkins encoded job_path; Octopus space, project_id, environment_id.</w:t>
+              <w:t>jenkinsci/prometheus-plugin — /prometheus/, jobs, nodes, executors и queue.</w:t>
             </w:r>
           </w:p>
         </w:tc>
@@ -196,7 +191,7 @@
       <w:tr>
         <w:tc>
           <w:tcPr>
-            <w:tcW w:type="dxa" w:w="2952"/>
+            <w:tcW w:type="dxa" w:w="1656"/>
             <w:tcBorders>
               <w:top w:val="single" w:sz="4" w:color="D9D9D9"/>
               <w:left w:val="single" w:sz="4" w:color="D9D9D9"/>
@@ -212,13 +207,13 @@
               <w:rPr>
                 <w:sz w:val="19"/>
               </w:rPr>
-              <w:t>Подписи и пороги</w:t>
+              <w:t>Octopus</w:t>
             </w:r>
           </w:p>
         </w:tc>
         <w:tc>
           <w:tcPr>
-            <w:tcW w:type="dxa" w:w="7200"/>
+            <w:tcW w:type="dxa" w:w="8496"/>
             <w:tcBorders>
               <w:top w:val="single" w:sz="4" w:color="D9D9D9"/>
               <w:left w:val="single" w:sz="4" w:color="D9D9D9"/>
@@ -234,7 +229,7 @@
               <w:rPr>
                 <w:sz w:val="19"/>
               </w:rPr>
-              <w:t>project/pipeline — стабильные подписи; env — контур сбора. queue_limit, agents_minimum, timeout_seconds согласовать с командой.</w:t>
+              <w:t>REST deployment tasks через grafana/grafana-infinity-datasource, backend JSONata.</w:t>
             </w:r>
           </w:p>
         </w:tc>
@@ -242,7 +237,7 @@
       <w:tr>
         <w:tc>
           <w:tcPr>
-            <w:tcW w:type="dxa" w:w="2952"/>
+            <w:tcW w:type="dxa" w:w="1656"/>
             <w:tcBorders>
               <w:top w:val="single" w:sz="4" w:color="D9D9D9"/>
               <w:left w:val="single" w:sz="4" w:color="D9D9D9"/>
@@ -258,13 +253,13 @@
               <w:rPr>
                 <w:sz w:val="19"/>
               </w:rPr>
-              <w:t>Постоянные агенты</w:t>
+              <w:t>Доступность</w:t>
             </w:r>
           </w:p>
         </w:tc>
         <w:tc>
           <w:tcPr>
-            <w:tcW w:type="dxa" w:w="7200"/>
+            <w:tcW w:type="dxa" w:w="8496"/>
             <w:tcBorders>
               <w:top w:val="single" w:sz="4" w:color="D9D9D9"/>
               <w:left w:val="single" w:sz="4" w:color="D9D9D9"/>
@@ -280,53 +275,7 @@
               <w:rPr>
                 <w:sz w:val="19"/>
               </w:rPr>
-              <w:t>expected_agents — ID TeamCity или displayName Jenkins. Ephemeral Pods не включать.</w:t>
-            </w:r>
-          </w:p>
-        </w:tc>
-      </w:tr>
-      <w:tr>
-        <w:tc>
-          <w:tcPr>
-            <w:tcW w:type="dxa" w:w="2952"/>
-            <w:tcBorders>
-              <w:top w:val="single" w:sz="4" w:color="D9D9D9"/>
-              <w:left w:val="single" w:sz="4" w:color="D9D9D9"/>
-              <w:bottom w:val="single" w:sz="4" w:color="D9D9D9"/>
-              <w:right w:val="single" w:sz="4" w:color="D9D9D9"/>
-            </w:tcBorders>
-          </w:tcPr>
-          <w:p>
-            <w:pPr>
-              <w:spacing w:after="80" w:before="80"/>
-            </w:pPr>
-            <w:r>
-              <w:rPr>
-                <w:sz w:val="19"/>
-              </w:rPr>
-              <w:t>Образ и TLS</w:t>
-            </w:r>
-          </w:p>
-        </w:tc>
-        <w:tc>
-          <w:tcPr>
-            <w:tcW w:type="dxa" w:w="7200"/>
-            <w:tcBorders>
-              <w:top w:val="single" w:sz="4" w:color="D9D9D9"/>
-              <w:left w:val="single" w:sz="4" w:color="D9D9D9"/>
-              <w:bottom w:val="single" w:sz="4" w:color="D9D9D9"/>
-              <w:right w:val="single" w:sz="4" w:color="D9D9D9"/>
-            </w:tcBorders>
-          </w:tcPr>
-          <w:p>
-            <w:pPr>
-              <w:spacing w:after="80" w:before="80"/>
-            </w:pPr>
-            <w:r>
-              <w:rPr>
-                <w:sz w:val="19"/>
-              </w:rPr>
-              <w:t>Registry/image, named Service ports и внутренний CA, если нужен.</w:t>
+              <w:t>prometheus/blackbox_exporter — HTTP status и response duration.</w:t>
             </w:r>
           </w:p>
         </w:tc>
@@ -334,40 +283,45 @@
     </w:tbl>
     <w:p/>
     <w:p>
-      <w:pPr>
-        <w:pStyle w:val="Heading1"/>
-      </w:pPr>
       <w:r>
-        <w:t>2 Выдать доступ на чтение</w:t>
+        <w:t>Из корня репозитория установить зависимости генератора, скопировать пример и заполнить URLs, IDs, фильтры агентов и пороги. Генератор только создаёт файлы; в кластере он не работает.</w:t>
       </w:r>
     </w:p>
     <w:p>
       <w:pPr>
-        <w:pStyle w:val="ListBullet"/>
+        <w:pStyle w:val="Code"/>
       </w:pPr>
       <w:r>
-        <w:t>TeamCity: API token, чтение выбранных проектов, очереди и агентов; для /app/metrics — View usage statistics.</w:t>
+        <w:t>python3 -m venv .venv</w:t>
       </w:r>
     </w:p>
     <w:p>
       <w:pPr>
-        <w:pStyle w:val="ListBullet"/>
+        <w:pStyle w:val="Code"/>
       </w:pPr>
       <w:r>
-        <w:t>Jenkins: сервисный пользователь + API token; Overall Read, Job Read, чтение computer/queue. Установить Prometheus Plugin и проверить /prometheus/.</w:t>
+        <w:t>.venv/bin/pip install -r scripts/requirements.txt</w:t>
       </w:r>
     </w:p>
     <w:p>
       <w:pPr>
-        <w:pStyle w:val="ListBullet"/>
+        <w:pStyle w:val="Code"/>
       </w:pPr>
       <w:r>
-        <w:t>Octopus: API key с чтением Space, проектов, environments и deployment tasks. Проверить API по Swagger установленной версии.</w:t>
+        <w:t>cp monitoring-config.example.yml monitoring-config.yml</w:t>
+      </w:r>
+    </w:p>
+    <w:p>
+      <w:pPr>
+        <w:pStyle w:val="Code"/>
+      </w:pPr>
+      <w:r>
+        <w:t>.venv/bin/python scripts/generate_monitoring.py monitoring-config.yml</w:t>
       </w:r>
     </w:p>
     <w:p>
       <w:r>
-        <w:t>Никаких прав на запуск сборок и деплоев адаптеру не требуется.</w:t>
+        <w:t>Согласовать минимальное число агентов, размер очереди и timeout сборок. Jenkins capacity label должна обозначать один pool: пересекающиеся labels не суммировать. В expected agent/node включать только постоянные агенты. Если их нет — удалить соответствующие expected-agent панели и правила до применения.</w:t>
       </w:r>
     </w:p>
     <w:p>
@@ -380,12 +334,81 @@
         <w:pStyle w:val="Heading1"/>
       </w:pPr>
       <w:r>
-        <w:t>3 Создать секреты и проверить сеть</w:t>
+        <w:t>2 Выдать доступ и подключить native metrics</w:t>
+      </w:r>
+    </w:p>
+    <w:p>
+      <w:pPr>
+        <w:pStyle w:val="ListBullet"/>
+      </w:pPr>
+      <w:r>
+        <w:t>TeamCity: токен с чтением выбранного проекта, builds и agents. Для /app/metrics требуется View usage statistics. Проверить REST с Accept application/json.</w:t>
+      </w:r>
+    </w:p>
+    <w:p>
+      <w:pPr>
+        <w:pStyle w:val="ListBullet"/>
+      </w:pPr>
+      <w:r>
+        <w:t>Jenkins: установить Prometheus Plugin, включить build metrics. Сохранить default_jenkins prefix и job attribute jenkins_job. Проверить endpoint /prometheus/ с учётом context path и внутренний collection interval плагина.</w:t>
+      </w:r>
+    </w:p>
+    <w:p>
+      <w:pPr>
+        <w:pStyle w:val="ListBullet"/>
+      </w:pPr>
+      <w:r>
+        <w:t>Octopus: API key с чтением Space, projects, environments и deployment tasks. Проверить tasks endpoint установленной версии: JSON должен содержать TotalResults и Items.</w:t>
       </w:r>
     </w:p>
     <w:p>
       <w:r>
-        <w:t>Через корпоративный Secret manager создать cicd-api-credentials и cicd-native-credentials в namespace monitoring. Ручной вариант для первого запуска: создать credentials.env с правами 600, затем заполнить четыре KEY=value строки в редакторе.</w:t>
+        <w:t>Токены хранить в Secrets, не в Git. Native Secret cicd-native-credentials в namespace ServiceMonitor содержит TEAMCITY_TOKEN, JENKINS_USER, JENKINS_TOKEN. В Grafana Pod передать TEAMCITY_TOKEN и OCTOPUS_API_KEY через secretKeyRef.</w:t>
+      </w:r>
+    </w:p>
+    <w:p>
+      <w:r>
+        <w:t>Разрешить сеть Prometheus → TeamCity/Jenkins/blackbox; blackbox → HTTP endpoints; Grafana → Prometheus, TeamCity/Octopus API и получатели уведомлений.</w:t>
+      </w:r>
+    </w:p>
+    <w:p>
+      <w:pPr>
+        <w:pStyle w:val="Heading2"/>
+      </w:pPr>
+      <w:r>
+        <w:t>Настроить ServiceMonitor</w:t>
+      </w:r>
+    </w:p>
+    <w:p>
+      <w:pPr>
+        <w:pStyle w:val="ListBullet"/>
+      </w:pPr>
+      <w:r>
+        <w:t>В kubernetes/native-metrics.example.yml заменить namespaces, release label, Service selectors, named port, scheme, paths и TLS serverName.</w:t>
+      </w:r>
+    </w:p>
+    <w:p>
+      <w:pPr>
+        <w:pStyle w:val="ListBullet"/>
+      </w:pPr>
+      <w:r>
+        <w:t>На Services добавить monitoring-source=teamcity|jenkins, component=teamcity|jenkins и env согласно config. Проверить Endpoints.</w:t>
+      </w:r>
+    </w:p>
+    <w:p>
+      <w:pPr>
+        <w:pStyle w:val="ListBullet"/>
+      </w:pPr>
+      <w:r>
+        <w:t>Для частного CA создать cicd-ca ConfigMap с ca.crt в namespace ServiceMonitor. Для публичного CA удалить ненужную ссылку на ConfigMap. TLS verify сохранять.</w:t>
+      </w:r>
+    </w:p>
+    <w:p>
+      <w:pPr>
+        <w:pStyle w:val="ListBullet"/>
+      </w:pPr>
+      <w:r>
+        <w:t>Сверить selectors Prometheus CR для ServiceMonitor, Probe и PrometheusRule. Пример release=kube-prometheus-stack заменить фактическим.</w:t>
       </w:r>
     </w:p>
     <w:p>
@@ -393,7 +416,7 @@
         <w:pStyle w:val="Code"/>
       </w:pPr>
       <w:r>
-        <w:t>TEAMCITY_TOKEN=...</w:t>
+        <w:t>kubectl apply --dry-run=server -f kubernetes/native-metrics.example.yml</w:t>
       </w:r>
     </w:p>
     <w:p>
@@ -401,198 +424,12 @@
         <w:pStyle w:val="Code"/>
       </w:pPr>
       <w:r>
-        <w:t>JENKINS_USER=...</w:t>
-      </w:r>
-    </w:p>
-    <w:p>
-      <w:pPr>
-        <w:pStyle w:val="Code"/>
-      </w:pPr>
-      <w:r>
-        <w:t>JENKINS_TOKEN=...</w:t>
-      </w:r>
-    </w:p>
-    <w:p>
-      <w:pPr>
-        <w:pStyle w:val="Code"/>
-      </w:pPr>
-      <w:r>
-        <w:t>OCTOPUS_API_KEY=...</w:t>
-      </w:r>
-    </w:p>
-    <w:p>
-      <w:pPr>
-        <w:pStyle w:val="Code"/>
-      </w:pPr>
-      <w:r>
-        <w:t>kubectl -n monitoring create secret generic cicd-api-credentials \</w:t>
-      </w:r>
-    </w:p>
-    <w:p>
-      <w:pPr>
-        <w:pStyle w:val="Code"/>
-      </w:pPr>
-      <w:r>
-        <w:t xml:space="preserve">  --from-env-file=credentials.env --dry-run=client -o yaml | \</w:t>
-      </w:r>
-    </w:p>
-    <w:p>
-      <w:pPr>
-        <w:pStyle w:val="Code"/>
-      </w:pPr>
-      <w:r>
-        <w:t xml:space="preserve">  kubectl apply -f -</w:t>
-      </w:r>
-    </w:p>
-    <w:p>
-      <w:pPr>
-        <w:pStyle w:val="Code"/>
-      </w:pPr>
-      <w:r>
-        <w:t>kubectl -n monitoring create secret generic cicd-native-credentials \</w:t>
-      </w:r>
-    </w:p>
-    <w:p>
-      <w:pPr>
-        <w:pStyle w:val="Code"/>
-      </w:pPr>
-      <w:r>
-        <w:t xml:space="preserve">  --from-env-file=credentials.env --dry-run=client -o yaml | \</w:t>
-      </w:r>
-    </w:p>
-    <w:p>
-      <w:pPr>
-        <w:pStyle w:val="Code"/>
-      </w:pPr>
-      <w:r>
-        <w:t xml:space="preserve">  kubectl apply -f -</w:t>
+        <w:t>kubectl apply -f kubernetes/native-metrics.example.yml</w:t>
       </w:r>
     </w:p>
     <w:p>
       <w:r>
-        <w:t>Secret native может содержать только первые три ключа. Секреты в Git не сохранять. После переноса в Secret manager удалить локальный credentials.env.</w:t>
-      </w:r>
-    </w:p>
-    <w:p>
-      <w:pPr>
-        <w:pStyle w:val="ListBullet"/>
-      </w:pPr>
-      <w:r>
-        <w:t>Разрешить adapter → REST API трёх систем; Prometheus → adapter:8000 и native endpoints; blackbox → HTTP URLs; DNS TCP/UDP 53.</w:t>
-      </w:r>
-    </w:p>
-    <w:p>
-      <w:pPr>
-        <w:pStyle w:val="ListBullet"/>
-      </w:pPr>
-      <w:r>
-        <w:t>Сверить действующие NetworkPolicy и service mesh. Не менять изоляцию source Pods без проверки остальных потоков.</w:t>
-      </w:r>
-    </w:p>
-    <w:p>
-      <w:pPr>
-        <w:pStyle w:val="ListBullet"/>
-      </w:pPr>
-      <w:r>
-        <w:t>Проверять TLS. Для внутреннего CA создать ConfigMap cicd-ca, включить ca_file: /ca/ca.crt в source config и применить adapter-ca.patch.yml. CA также подключить в native monitors и blackbox. TLS verification не отключать.</w:t>
-      </w:r>
-    </w:p>
-    <w:p>
-      <w:pPr>
-        <w:pStyle w:val="Heading1"/>
-      </w:pPr>
-      <w:r>
-        <w:t>4 Собрать и установить адаптер</w:t>
-      </w:r>
-    </w:p>
-    <w:p>
-      <w:r>
-        <w:t>Адаптер уже реализован в adapter/exporter.py. Он делает только GET, отдаёт /metrics и не требует установки дополнительных агентов в CI/CD системах.</w:t>
-      </w:r>
-    </w:p>
-    <w:p>
-      <w:pPr>
-        <w:pStyle w:val="Code"/>
-      </w:pPr>
-      <w:r>
-        <w:t>docker build -t REGISTRY/monitoring/cicd-adapter:1.0.0 adapter</w:t>
-      </w:r>
-    </w:p>
-    <w:p>
-      <w:pPr>
-        <w:pStyle w:val="Code"/>
-      </w:pPr>
-      <w:r>
-        <w:t>docker push REGISTRY/monitoring/cicd-adapter:1.0.0</w:t>
-      </w:r>
-    </w:p>
-    <w:p>
-      <w:pPr>
-        <w:pStyle w:val="Code"/>
-      </w:pPr>
-      <w:r>
-        <w:t>kubectl -n monitoring create configmap cicd-adapter-config \</w:t>
-      </w:r>
-    </w:p>
-    <w:p>
-      <w:pPr>
-        <w:pStyle w:val="Code"/>
-      </w:pPr>
-      <w:r>
-        <w:t xml:space="preserve">  --from-file=config.yml=adapter/config.yml \</w:t>
-      </w:r>
-    </w:p>
-    <w:p>
-      <w:pPr>
-        <w:pStyle w:val="Code"/>
-      </w:pPr>
-      <w:r>
-        <w:t xml:space="preserve">  --dry-run=client -o yaml | kubectl apply -f -</w:t>
-      </w:r>
-    </w:p>
-    <w:p>
-      <w:pPr>
-        <w:pStyle w:val="Code"/>
-      </w:pPr>
-      <w:r>
-        <w:t># В adapter.yml заменить image и release label</w:t>
-      </w:r>
-    </w:p>
-    <w:p>
-      <w:pPr>
-        <w:pStyle w:val="Code"/>
-      </w:pPr>
-      <w:r>
-        <w:t>kubectl apply --dry-run=server -f kubernetes/adapter.yml</w:t>
-      </w:r>
-    </w:p>
-    <w:p>
-      <w:pPr>
-        <w:pStyle w:val="Code"/>
-      </w:pPr>
-      <w:r>
-        <w:t>kubectl apply -f kubernetes/adapter.yml</w:t>
-      </w:r>
-    </w:p>
-    <w:p>
-      <w:pPr>
-        <w:pStyle w:val="Code"/>
-      </w:pPr>
-      <w:r>
-        <w:t>kubectl -n monitoring rollout status deployment/cicd-adapter</w:t>
-      </w:r>
-    </w:p>
-    <w:p>
-      <w:pPr>
-        <w:pStyle w:val="Code"/>
-      </w:pPr>
-      <w:r>
-        <w:t>kubectl -n monitoring logs deployment/cicd-adapter</w:t>
-      </w:r>
-    </w:p>
-    <w:p>
-      <w:r>
-        <w:t>При внутреннем CA применить patch после установки. Для закрытого registry добавить imagePullSecrets. Одна replica, PVC не нужен; историю хранит Prometheus. После изменения ConfigMap/Secret выполнить rollout restart deployment/cicd-adapter.</w:t>
+        <w:t>Результат: в Targets есть job=teamcity и job=jenkins с up=1; возвращаются агенты и queue. Проверить ordinal последней сборки и runtime выполняющейся Jenkins build. Полный контракт — cicd-health/METRICS-CONTRACT.md.</w:t>
       </w:r>
     </w:p>
     <w:p>
@@ -605,12 +442,36 @@
         <w:pStyle w:val="Heading1"/>
       </w:pPr>
       <w:r>
-        <w:t>5 Подключить Prometheus</w:t>
+        <w:t>3 Подключить HTTP проверки и recording rules</w:t>
       </w:r>
     </w:p>
     <w:p>
       <w:r>
-        <w:t>Этот путь рассчитан на установленный Prometheus Operator. Если его нет, сначала подключить корпоративный monitoring stack либо использовать standalone scrape example из cicd-health. Не устанавливать второй stack поверх существующего.</w:t>
+        <w:t>Установить готовый prometheus/blackbox_exporter через принятый Helm/GitOps процесс или использовать существующий. Зафиксировать одобренную версию образа. Свой Deployment адаптера и сборка собственного образа не требуются.</w:t>
+      </w:r>
+    </w:p>
+    <w:p>
+      <w:pPr>
+        <w:pStyle w:val="ListBullet"/>
+      </w:pPr>
+      <w:r>
+        <w:t>Загрузить http_2xx module из cicd-health/blackbox.example.yml: timeout 10s, HTTP 2xx, TLS verify включён. Частный CA смонтировать в Pod и указать ca_file.</w:t>
+      </w:r>
+    </w:p>
+    <w:p>
+      <w:pPr>
+        <w:pStyle w:val="ListBullet"/>
+      </w:pPr>
+      <w:r>
+        <w:t>В kubernetes/probes.example.yml заменить blackbox Service URL, endpoints, env, namespace и release label. Сохранить jobName cicd-http, interval 30s, scrapeTimeout 15s.</w:t>
+      </w:r>
+    </w:p>
+    <w:p>
+      <w:pPr>
+        <w:pStyle w:val="ListBullet"/>
+      </w:pPr>
+      <w:r>
+        <w:t>TeamCity probe: /healthCheck/ready. Jenkins /login и Octopus / проверяют frontend. API проверяются отдельно. Убедиться, что proxy не выдаёт 200 при упавшем backend.</w:t>
       </w:r>
     </w:p>
     <w:p>
@@ -618,7 +479,7 @@
         <w:pStyle w:val="Code"/>
       </w:pPr>
       <w:r>
-        <w:t>kubectl get crd servicemonitors.monitoring.coreos.com \</w:t>
+        <w:t>kubectl apply --dry-run=server -f kubernetes/probes.example.yml</w:t>
       </w:r>
     </w:p>
     <w:p>
@@ -626,7 +487,7 @@
         <w:pStyle w:val="Code"/>
       </w:pPr>
       <w:r>
-        <w:t xml:space="preserve">  probes.monitoring.coreos.com prometheusrules.monitoring.coreos.com</w:t>
+        <w:t>kubectl apply -f kubernetes/probes.example.yml</w:t>
       </w:r>
     </w:p>
     <w:p>
@@ -634,12 +495,23 @@
         <w:pStyle w:val="Code"/>
       </w:pPr>
       <w:r>
-        <w:t>kubectl -n monitoring get prometheus -o yaml</w:t>
+        <w:t>kubectl apply --dry-run=server -f kubernetes/recording-rules.yml</w:t>
       </w:r>
     </w:p>
     <w:p>
+      <w:pPr>
+        <w:pStyle w:val="Code"/>
+      </w:pPr>
       <w:r>
-        <w:t>В Prometheus CR сверить selectors и namespaceSelectors для ServiceMonitor, Probe и rules. В примерах selection label — release: kube-prometheus-stack. Заменить его значением существующего stack.</w:t>
+        <w:t>kubectl apply -f kubernetes/recording-rules.yml</w:t>
+      </w:r>
+    </w:p>
+    <w:p>
+      <w:pPr>
+        <w:pStyle w:val="Heading2"/>
+      </w:pPr>
+      <w:r>
+        <w:t>Проверить результат в Prometheus</w:t>
       </w:r>
     </w:p>
     <w:tbl>
@@ -649,8 +521,8 @@
         <w:tblLook w:firstColumn="1" w:firstRow="1" w:lastColumn="0" w:lastRow="0" w:noHBand="0" w:noVBand="1" w:val="04A0"/>
       </w:tblPr>
       <w:tblGrid>
-        <w:gridCol w:w="3600"/>
-        <w:gridCol w:w="6552"/>
+        <w:gridCol w:w="3096"/>
+        <w:gridCol w:w="7056"/>
       </w:tblGrid>
       <w:tr>
         <w:trPr>
@@ -658,7 +530,7 @@
         </w:trPr>
         <w:tc>
           <w:tcPr>
-            <w:tcW w:type="dxa" w:w="3600"/>
+            <w:tcW w:type="dxa" w:w="3096"/>
             <w:tcBorders>
               <w:top w:val="single" w:sz="4" w:color="D9D9D9"/>
               <w:left w:val="single" w:sz="4" w:color="D9D9D9"/>
@@ -676,13 +548,13 @@
                 <w:b/>
                 <w:sz w:val="19"/>
               </w:rPr>
-              <w:t>Файл</w:t>
+              <w:t>Проверка</w:t>
             </w:r>
           </w:p>
         </w:tc>
         <w:tc>
           <w:tcPr>
-            <w:tcW w:type="dxa" w:w="6552"/>
+            <w:tcW w:type="dxa" w:w="7056"/>
             <w:tcBorders>
               <w:top w:val="single" w:sz="4" w:color="D9D9D9"/>
               <w:left w:val="single" w:sz="4" w:color="D9D9D9"/>
@@ -700,7 +572,7 @@
                 <w:b/>
                 <w:sz w:val="19"/>
               </w:rPr>
-              <w:t>Что сделать</w:t>
+              <w:t>Ожидаемый результат</w:t>
             </w:r>
           </w:p>
         </w:tc>
@@ -708,7 +580,7 @@
       <w:tr>
         <w:tc>
           <w:tcPr>
-            <w:tcW w:type="dxa" w:w="3600"/>
+            <w:tcW w:type="dxa" w:w="3096"/>
             <w:tcBorders>
               <w:top w:val="single" w:sz="4" w:color="D9D9D9"/>
               <w:left w:val="single" w:sz="4" w:color="D9D9D9"/>
@@ -724,13 +596,13 @@
               <w:rPr>
                 <w:sz w:val="19"/>
               </w:rPr>
-              <w:t>kubernetes/adapter.yml</w:t>
+              <w:t>probe_success</w:t>
             </w:r>
           </w:p>
         </w:tc>
         <w:tc>
           <w:tcPr>
-            <w:tcW w:type="dxa" w:w="6552"/>
+            <w:tcW w:type="dxa" w:w="7056"/>
             <w:tcBorders>
               <w:top w:val="single" w:sz="4" w:color="D9D9D9"/>
               <w:left w:val="single" w:sz="4" w:color="D9D9D9"/>
@@ -746,7 +618,7 @@
               <w:rPr>
                 <w:sz w:val="19"/>
               </w:rPr>
-              <w:t>ServiceMonitor уже включён. Сохранять honorLabels: true для env/component из адаптера.</w:t>
+              <w:t>Три component с job=cicd-http; 1 при исправном HTTP endpoint.</w:t>
             </w:r>
           </w:p>
         </w:tc>
@@ -754,7 +626,7 @@
       <w:tr>
         <w:tc>
           <w:tcPr>
-            <w:tcW w:type="dxa" w:w="3600"/>
+            <w:tcW w:type="dxa" w:w="3096"/>
             <w:tcBorders>
               <w:top w:val="single" w:sz="4" w:color="D9D9D9"/>
               <w:left w:val="single" w:sz="4" w:color="D9D9D9"/>
@@ -770,13 +642,13 @@
               <w:rPr>
                 <w:sz w:val="19"/>
               </w:rPr>
-              <w:t>native-metrics.example.yml</w:t>
+              <w:t>probe_duration_seconds</w:t>
             </w:r>
           </w:p>
         </w:tc>
         <w:tc>
           <w:tcPr>
-            <w:tcW w:type="dxa" w:w="6552"/>
+            <w:tcW w:type="dxa" w:w="7056"/>
             <w:tcBorders>
               <w:top w:val="single" w:sz="4" w:color="D9D9D9"/>
               <w:left w:val="single" w:sz="4" w:color="D9D9D9"/>
@@ -792,7 +664,7 @@
               <w:rPr>
                 <w:sz w:val="19"/>
               </w:rPr>
-              <w:t>На существующих Service добавить monitoring-source, component, env. Не менять Service selectors. Заменить namespace, named port, context path и TLS serverName. Secret находится в namespace ServiceMonitor.</w:t>
+              <w:t>Время ответа в секундах для каждого component.</w:t>
             </w:r>
           </w:p>
         </w:tc>
@@ -800,7 +672,7 @@
       <w:tr>
         <w:tc>
           <w:tcPr>
-            <w:tcW w:type="dxa" w:w="3600"/>
+            <w:tcW w:type="dxa" w:w="3096"/>
             <w:tcBorders>
               <w:top w:val="single" w:sz="4" w:color="D9D9D9"/>
               <w:left w:val="single" w:sz="4" w:color="D9D9D9"/>
@@ -816,13 +688,13 @@
               <w:rPr>
                 <w:sz w:val="19"/>
               </w:rPr>
-              <w:t>probes.example.yml</w:t>
+              <w:t>ci:expected_component</w:t>
             </w:r>
           </w:p>
         </w:tc>
         <w:tc>
           <w:tcPr>
-            <w:tcW w:type="dxa" w:w="6552"/>
+            <w:tcW w:type="dxa" w:w="7056"/>
             <w:tcBorders>
               <w:top w:val="single" w:sz="4" w:color="D9D9D9"/>
               <w:left w:val="single" w:sz="4" w:color="D9D9D9"/>
@@ -838,7 +710,7 @@
               <w:rPr>
                 <w:sz w:val="19"/>
               </w:rPr>
-              <w:t>Установить/использовать prometheus/blackbox_exporter с модулем http_2xx. Подставить URL Service exporter и URLs трёх систем. Один основной Probe на компонент.</w:t>
+              <w:t>Три ожидаемых component: teamcity, jenkins, octopus.</w:t>
             </w:r>
           </w:p>
         </w:tc>
@@ -846,7 +718,7 @@
       <w:tr>
         <w:tc>
           <w:tcPr>
-            <w:tcW w:type="dxa" w:w="3600"/>
+            <w:tcW w:type="dxa" w:w="3096"/>
             <w:tcBorders>
               <w:top w:val="single" w:sz="4" w:color="D9D9D9"/>
               <w:left w:val="single" w:sz="4" w:color="D9D9D9"/>
@@ -862,13 +734,13 @@
               <w:rPr>
                 <w:sz w:val="19"/>
               </w:rPr>
-              <w:t>recording-rules.yml</w:t>
+              <w:t>ci:infrastructure_state</w:t>
             </w:r>
           </w:p>
         </w:tc>
         <w:tc>
           <w:tcPr>
-            <w:tcW w:type="dxa" w:w="6552"/>
+            <w:tcW w:type="dxa" w:w="7056"/>
             <w:tcBorders>
               <w:top w:val="single" w:sz="4" w:color="D9D9D9"/>
               <w:left w:val="single" w:sz="4" w:color="D9D9D9"/>
@@ -884,7 +756,99 @@
               <w:rPr>
                 <w:sz w:val="19"/>
               </w:rPr>
-              <w:t>Подставить env и release label. Это готовый PrometheusRule для вычисления operational state.</w:t>
+              <w:t>0 DOWN, 1 UNKNOWN, 2 DEGRADED, 3 HEALTHY. REST добавляется в верхних карточках Grafana.</w:t>
+            </w:r>
+          </w:p>
+        </w:tc>
+      </w:tr>
+      <w:tr>
+        <w:tc>
+          <w:tcPr>
+            <w:tcW w:type="dxa" w:w="3096"/>
+            <w:tcBorders>
+              <w:top w:val="single" w:sz="4" w:color="D9D9D9"/>
+              <w:left w:val="single" w:sz="4" w:color="D9D9D9"/>
+              <w:bottom w:val="single" w:sz="4" w:color="D9D9D9"/>
+              <w:right w:val="single" w:sz="4" w:color="D9D9D9"/>
+            </w:tcBorders>
+          </w:tcPr>
+          <w:p>
+            <w:pPr>
+              <w:spacing w:after="80" w:before="80"/>
+            </w:pPr>
+            <w:r>
+              <w:rPr>
+                <w:sz w:val="19"/>
+              </w:rPr>
+              <w:t>ci:observation_missing</w:t>
+            </w:r>
+          </w:p>
+        </w:tc>
+        <w:tc>
+          <w:tcPr>
+            <w:tcW w:type="dxa" w:w="7056"/>
+            <w:tcBorders>
+              <w:top w:val="single" w:sz="4" w:color="D9D9D9"/>
+              <w:left w:val="single" w:sz="4" w:color="D9D9D9"/>
+              <w:bottom w:val="single" w:sz="4" w:color="D9D9D9"/>
+              <w:right w:val="single" w:sz="4" w:color="D9D9D9"/>
+            </w:tcBorders>
+          </w:tcPr>
+          <w:p>
+            <w:pPr>
+              <w:spacing w:after="80" w:before="80"/>
+            </w:pPr>
+            <w:r>
+              <w:rPr>
+                <w:sz w:val="19"/>
+              </w:rPr>
+              <w:t>0 при наличии ожидаемых probe/native KPI, 1 при их пропуске.</w:t>
+            </w:r>
+          </w:p>
+        </w:tc>
+      </w:tr>
+      <w:tr>
+        <w:tc>
+          <w:tcPr>
+            <w:tcW w:type="dxa" w:w="3096"/>
+            <w:tcBorders>
+              <w:top w:val="single" w:sz="4" w:color="D9D9D9"/>
+              <w:left w:val="single" w:sz="4" w:color="D9D9D9"/>
+              <w:bottom w:val="single" w:sz="4" w:color="D9D9D9"/>
+              <w:right w:val="single" w:sz="4" w:color="D9D9D9"/>
+            </w:tcBorders>
+          </w:tcPr>
+          <w:p>
+            <w:pPr>
+              <w:spacing w:after="80" w:before="80"/>
+            </w:pPr>
+            <w:r>
+              <w:rPr>
+                <w:sz w:val="19"/>
+              </w:rPr>
+              <w:t>Prometheus Rules</w:t>
+            </w:r>
+          </w:p>
+        </w:tc>
+        <w:tc>
+          <w:tcPr>
+            <w:tcW w:type="dxa" w:w="7056"/>
+            <w:tcBorders>
+              <w:top w:val="single" w:sz="4" w:color="D9D9D9"/>
+              <w:left w:val="single" w:sz="4" w:color="D9D9D9"/>
+              <w:bottom w:val="single" w:sz="4" w:color="D9D9D9"/>
+              <w:right w:val="single" w:sz="4" w:color="D9D9D9"/>
+            </w:tcBorders>
+          </w:tcPr>
+          <w:p>
+            <w:pPr>
+              <w:spacing w:after="80" w:before="80"/>
+            </w:pPr>
+            <w:r>
+              <w:rPr>
+                <w:sz w:val="19"/>
+              </w:rPr>
+              <w:t>Recording rules активны, ошибок evaluation нет.</w:t>
             </w:r>
           </w:p>
         </w:tc>
@@ -893,89 +857,7 @@
     <w:p/>
     <w:p>
       <w:r>
-        <w:t>Native endpoints: TeamCity /app/metrics, Jenkins /prometheus/. В HTTPS примере Service port называется https; поставить реальное имя порта. Для фактического внутреннего HTTP поменять scheme/port и убрать tlsConfig. CA не заменять insecure verification.</w:t>
-      </w:r>
-    </w:p>
-    <w:p>
-      <w:r>
-        <w:t>Probe TeamCity: /healthCheck/ready. Jenkins /login и Octopus / проверяют HTTP reachability; authenticated API проверяется адаптером. Дополнительные внешние probes использовать с другим jobName.</w:t>
-      </w:r>
-    </w:p>
-    <w:p>
-      <w:pPr>
-        <w:pStyle w:val="Code"/>
-      </w:pPr>
-      <w:r>
-        <w:t>kubectl apply --dry-run=server \</w:t>
-      </w:r>
-    </w:p>
-    <w:p>
-      <w:pPr>
-        <w:pStyle w:val="Code"/>
-      </w:pPr>
-      <w:r>
-        <w:t xml:space="preserve">  -f kubernetes/native-metrics.example.yml \</w:t>
-      </w:r>
-    </w:p>
-    <w:p>
-      <w:pPr>
-        <w:pStyle w:val="Code"/>
-      </w:pPr>
-      <w:r>
-        <w:t xml:space="preserve">  -f kubernetes/probes.example.yml \</w:t>
-      </w:r>
-    </w:p>
-    <w:p>
-      <w:pPr>
-        <w:pStyle w:val="Code"/>
-      </w:pPr>
-      <w:r>
-        <w:t xml:space="preserve">  -f kubernetes/recording-rules.yml</w:t>
-      </w:r>
-    </w:p>
-    <w:p>
-      <w:pPr>
-        <w:pStyle w:val="Code"/>
-      </w:pPr>
-      <w:r>
-        <w:t># После проверки повторить ту же команду без --dry-run=server</w:t>
-      </w:r>
-    </w:p>
-    <w:p>
-      <w:pPr>
-        <w:pStyle w:val="Heading2"/>
-      </w:pPr>
-      <w:r>
-        <w:t>Проверить сбор</w:t>
-      </w:r>
-    </w:p>
-    <w:p>
-      <w:pPr>
-        <w:pStyle w:val="ListBullet"/>
-      </w:pPr>
-      <w:r>
-        <w:t>Prometheus Targets: UP для cicd-adapter, teamcity, jenkins и трёх cicd-http targets. Для blackbox дополнительно probe_success = 1.</w:t>
-      </w:r>
-    </w:p>
-    <w:p>
-      <w:pPr>
-        <w:pStyle w:val="ListBullet"/>
-      </w:pPr>
-      <w:r>
-        <w:t>Prometheus Graph: ci_api_up = 1 и ci_collection_complete = 1 для трёх компонентов; timestamp сбора обновляется; ci:operational_state появляется через несколько циклов.</w:t>
-      </w:r>
-    </w:p>
-    <w:p>
-      <w:pPr>
-        <w:pStyle w:val="ListBullet"/>
-      </w:pPr>
-      <w:r>
-        <w:t>Target отсутствует: проверить selectors/namespace/labels/port. DOWN: auth/TLS/path/network. complete=0 при api=1: схема API или лимит страниц.</w:t>
-      </w:r>
-    </w:p>
-    <w:p>
-      <w:r>
-        <w:t>Локальная проверка адаптера: port-forward service/cicd-adapter 8000:8000, затем curl -fsS http://localhost:8000/metrics.</w:t>
+        <w:t>Для TeamCity HA одинаковые node metrics объединяются через max, а не sum. Для Jenkins не суммировать capacity разных пересекающихся labels. Scrape availability не доказывает свежесть внутреннего async collector Jenkins.</w:t>
       </w:r>
     </w:p>
     <w:p>
@@ -988,7 +870,7 @@
         <w:pStyle w:val="Heading1"/>
       </w:pPr>
       <w:r>
-        <w:t>6 Подключить Grafana и алерты</w:t>
+        <w:t>4 Настроить Grafana и уведомления</w:t>
       </w:r>
     </w:p>
     <w:p>
@@ -996,7 +878,7 @@
         <w:pStyle w:val="ListBullet"/>
       </w:pPr>
       <w:r>
-        <w:t>Создать Prometheus datasource с UID cicd-prometheus и URL существующего query endpoint. Подключение должно работать из Grafana server.</w:t>
+        <w:t>Установить официальный Infinity datasource и закрепить проверенную версию. Для серверных alerts использовать backend JSONata: в JSON query parser=backend.</w:t>
       </w:r>
     </w:p>
     <w:p>
@@ -1004,7 +886,7 @@
         <w:pStyle w:val="ListBullet"/>
       </w:pPr>
       <w:r>
-        <w:t>Import cicd-health/cicd-health-dashboard.json. Выбрать datasource; заменить hidden URL constants для ссылок TeamCity/Jenkins/Octopus.</w:t>
+        <w:t>В cicd-health/grafana-datasource.example.yml заменить URL и allowedHosts полными origins. Сохранить UIDs cicd-prometheus, teamcity-api, octopus-api; токены — secureJsonData из Grafana env.</w:t>
       </w:r>
     </w:p>
     <w:p>
@@ -1012,7 +894,7 @@
         <w:pStyle w:val="ListBullet"/>
       </w:pPr>
       <w:r>
-        <w:t>Через Helm/GitOps подключить grafana-alert-rules.yml в /etc/grafana/provisioning/alerting/ и выполнить штатный reload/rollout. Это Grafana-managed alerts, не PrometheusRule alert expressions.</w:t>
+        <w:t>Для частного CA настроить trust в Pod либо Infinity tlsAuthWithCACert и secureJsonData.tlsCACert. tlsSkipVerify оставлять false.</w:t>
       </w:r>
     </w:p>
     <w:p>
@@ -1020,7 +902,7 @@
         <w:pStyle w:val="ListBullet"/>
       </w:pPr>
       <w:r>
-        <w:t>В новой версии deleteRules удаляет старые cicd-capacity и cicd-native-scrape. Остальные старые UID обновляются; новое cicd-agents-low проверяет minimum online count. Не оставлять старые запросы к counters/capacity.</w:t>
+        <w:t>Проверить все 13 моделей infinity-queries.json в Explore: одна числовая колонка. HTTP/auth/schema ошибки и слишком большая running-page должны давать query error.</w:t>
       </w:r>
     </w:p>
     <w:p>
@@ -1028,12 +910,20 @@
         <w:pStyle w:val="ListBullet"/>
       </w:pPr>
       <w:r>
-        <w:t>Создать Teams contact point через Teams Workflow webhook и PagerDuty через integration key. Нажать Test в обоих; ключи не хранить в Git.</w:t>
+        <w:t>Импортировать cicd-health/cicd-health-dashboard.json: 26 панелей со статусами, KPI, HTTP latency и ссылками на детали.</w:t>
+      </w:r>
+    </w:p>
+    <w:p>
+      <w:pPr>
+        <w:pStyle w:val="ListBullet"/>
+      </w:pPr>
+      <w:r>
+        <w:t>Подключить grafana-alert-rules.yml через provisioning alerting; проверить orgId. В комплекте 18 правил и удаление старых custom rule UIDs. Dashboard variables не управляют alerts: scope фиксирован.</w:t>
       </w:r>
     </w:p>
     <w:p>
       <w:r>
-        <w:t>Notification policies: domain=cicd и severity=critical → Teams + PagerDuty; severity=warning → Teams. Проще создать critical contact point с двумя integrations. Группировать по env/component/alertname. Начальные интервалы: group_wait 30 s, group_interval 5 min, repeat_interval 4 h. Отдельно маршрутизировать DatasourceError. Открыть egress Grafana к обоим сервисам.</w:t>
+        <w:t>Создать contact points Teams Workflow webhook и PagerDuty Events API integration. Для domain=cicd настроить warning → Teams, critical → contact point с Teams и PagerDuty. Проверить Test notification и маршрутизацию DatasourceError/NoData, включая случаи без ожидаемых custom labels.</w:t>
       </w:r>
     </w:p>
     <w:tbl>
@@ -1043,8 +933,8 @@
         <w:tblLook w:firstColumn="1" w:firstRow="1" w:lastColumn="0" w:lastRow="0" w:noHBand="0" w:noVBand="1" w:val="04A0"/>
       </w:tblPr>
       <w:tblGrid>
-        <w:gridCol w:w="3816"/>
-        <w:gridCol w:w="6336"/>
+        <w:gridCol w:w="3096"/>
+        <w:gridCol w:w="7056"/>
       </w:tblGrid>
       <w:tr>
         <w:trPr>
@@ -1052,7 +942,7 @@
         </w:trPr>
         <w:tc>
           <w:tcPr>
-            <w:tcW w:type="dxa" w:w="3816"/>
+            <w:tcW w:type="dxa" w:w="3096"/>
             <w:tcBorders>
               <w:top w:val="single" w:sz="4" w:color="D9D9D9"/>
               <w:left w:val="single" w:sz="4" w:color="D9D9D9"/>
@@ -1070,13 +960,13 @@
                 <w:b/>
                 <w:sz w:val="19"/>
               </w:rPr>
-              <w:t>Алерт</w:t>
+              <w:t>Событие</w:t>
             </w:r>
           </w:p>
         </w:tc>
         <w:tc>
           <w:tcPr>
-            <w:tcW w:type="dxa" w:w="6336"/>
+            <w:tcW w:type="dxa" w:w="7056"/>
             <w:tcBorders>
               <w:top w:val="single" w:sz="4" w:color="D9D9D9"/>
               <w:left w:val="single" w:sz="4" w:color="D9D9D9"/>
@@ -1094,7 +984,7 @@
                 <w:b/>
                 <w:sz w:val="19"/>
               </w:rPr>
-              <w:t>Стартовое условие</w:t>
+              <w:t>Условие и выдержка</w:t>
             </w:r>
           </w:p>
         </w:tc>
@@ -1102,7 +992,7 @@
       <w:tr>
         <w:tc>
           <w:tcPr>
-            <w:tcW w:type="dxa" w:w="3816"/>
+            <w:tcW w:type="dxa" w:w="3096"/>
             <w:tcBorders>
               <w:top w:val="single" w:sz="4" w:color="D9D9D9"/>
               <w:left w:val="single" w:sz="4" w:color="D9D9D9"/>
@@ -1118,13 +1008,13 @@
               <w:rPr>
                 <w:sz w:val="19"/>
               </w:rPr>
-              <w:t>HTTP или API недоступен</w:t>
+              <w:t>Сервер или API недоступен</w:t>
             </w:r>
           </w:p>
         </w:tc>
         <w:tc>
           <w:tcPr>
-            <w:tcW w:type="dxa" w:w="6336"/>
+            <w:tcW w:type="dxa" w:w="7056"/>
             <w:tcBorders>
               <w:top w:val="single" w:sz="4" w:color="D9D9D9"/>
               <w:left w:val="single" w:sz="4" w:color="D9D9D9"/>
@@ -1140,7 +1030,7 @@
               <w:rPr>
                 <w:sz w:val="19"/>
               </w:rPr>
-              <w:t>2 min наблюдаемой ошибки; 403/404 тоже могут быть ошибкой прав/config</w:t>
+              <w:t>HTTP/native scrape failure или Octopus query error; 2m.</w:t>
             </w:r>
           </w:p>
         </w:tc>
@@ -1148,7 +1038,7 @@
       <w:tr>
         <w:tc>
           <w:tcPr>
-            <w:tcW w:type="dxa" w:w="3816"/>
+            <w:tcW w:type="dxa" w:w="3096"/>
             <w:tcBorders>
               <w:top w:val="single" w:sz="4" w:color="D9D9D9"/>
               <w:left w:val="single" w:sz="4" w:color="D9D9D9"/>
@@ -1164,13 +1054,13 @@
               <w:rPr>
                 <w:sz w:val="19"/>
               </w:rPr>
-              <w:t>Сбор устарел или неполон</w:t>
+              <w:t>Сборка или deploy упали</w:t>
             </w:r>
           </w:p>
         </w:tc>
         <w:tc>
           <w:tcPr>
-            <w:tcW w:type="dxa" w:w="6336"/>
+            <w:tcW w:type="dxa" w:w="7056"/>
             <w:tcBorders>
               <w:top w:val="single" w:sz="4" w:color="D9D9D9"/>
               <w:left w:val="single" w:sz="4" w:color="D9D9D9"/>
@@ -1186,7 +1076,7 @@
               <w:rPr>
                 <w:sz w:val="19"/>
               </w:rPr>
-              <w:t>Возраст &gt;180 s или incomplete; for 3 min</w:t>
+              <w:t>Последний TC FAILURE / Jenkins ordinal 2 / Octopus Failed или TimedOut; без выдержки.</w:t>
             </w:r>
           </w:p>
         </w:tc>
@@ -1194,7 +1084,7 @@
       <w:tr>
         <w:tc>
           <w:tcPr>
-            <w:tcW w:type="dxa" w:w="3816"/>
+            <w:tcW w:type="dxa" w:w="3096"/>
             <w:tcBorders>
               <w:top w:val="single" w:sz="4" w:color="D9D9D9"/>
               <w:left w:val="single" w:sz="4" w:color="D9D9D9"/>
@@ -1210,13 +1100,13 @@
               <w:rPr>
                 <w:sz w:val="19"/>
               </w:rPr>
-              <w:t>Последний build/deploy неуспешен</w:t>
+              <w:t>Агент недоступен или исчез</w:t>
             </w:r>
           </w:p>
         </w:tc>
         <w:tc>
           <w:tcPr>
-            <w:tcW w:type="dxa" w:w="6336"/>
+            <w:tcW w:type="dxa" w:w="7056"/>
             <w:tcBorders>
               <w:top w:val="single" w:sz="4" w:color="D9D9D9"/>
               <w:left w:val="single" w:sz="4" w:color="D9D9D9"/>
@@ -1232,7 +1122,7 @@
               <w:rPr>
                 <w:sz w:val="19"/>
               </w:rPr>
-              <w:t>Failed/timed out; до следующего terminal result</w:t>
+              <w:t>Постоянный expected agent/node; 5m.</w:t>
             </w:r>
           </w:p>
         </w:tc>
@@ -1240,7 +1130,7 @@
       <w:tr>
         <w:tc>
           <w:tcPr>
-            <w:tcW w:type="dxa" w:w="3816"/>
+            <w:tcW w:type="dxa" w:w="3096"/>
             <w:tcBorders>
               <w:top w:val="single" w:sz="4" w:color="D9D9D9"/>
               <w:left w:val="single" w:sz="4" w:color="D9D9D9"/>
@@ -1256,13 +1146,13 @@
               <w:rPr>
                 <w:sz w:val="19"/>
               </w:rPr>
-              <w:t>Постоянный агент недоступен</w:t>
+              <w:t>Агентов мало</w:t>
             </w:r>
           </w:p>
         </w:tc>
         <w:tc>
           <w:tcPr>
-            <w:tcW w:type="dxa" w:w="6336"/>
+            <w:tcW w:type="dxa" w:w="7056"/>
             <w:tcBorders>
               <w:top w:val="single" w:sz="4" w:color="D9D9D9"/>
               <w:left w:val="single" w:sz="4" w:color="D9D9D9"/>
@@ -1278,7 +1168,7 @@
               <w:rPr>
                 <w:sz w:val="19"/>
               </w:rPr>
-              <w:t>expected_agents offline; for 5 min</w:t>
+              <w:t>Ниже настроенного минимума; 5m.</w:t>
             </w:r>
           </w:p>
         </w:tc>
@@ -1286,7 +1176,7 @@
       <w:tr>
         <w:tc>
           <w:tcPr>
-            <w:tcW w:type="dxa" w:w="3816"/>
+            <w:tcW w:type="dxa" w:w="3096"/>
             <w:tcBorders>
               <w:top w:val="single" w:sz="4" w:color="D9D9D9"/>
               <w:left w:val="single" w:sz="4" w:color="D9D9D9"/>
@@ -1302,13 +1192,13 @@
               <w:rPr>
                 <w:sz w:val="19"/>
               </w:rPr>
-              <w:t>Online agents ниже минимума</w:t>
+              <w:t>Очередь переполнена</w:t>
             </w:r>
           </w:p>
         </w:tc>
         <w:tc>
           <w:tcPr>
-            <w:tcW w:type="dxa" w:w="6336"/>
+            <w:tcW w:type="dxa" w:w="7056"/>
             <w:tcBorders>
               <w:top w:val="single" w:sz="4" w:color="D9D9D9"/>
               <w:left w:val="single" w:sz="4" w:color="D9D9D9"/>
@@ -1324,7 +1214,7 @@
               <w:rPr>
                 <w:sz w:val="19"/>
               </w:rPr>
-              <w:t>agents_minimum; for 5 min</w:t>
+              <w:t>Выше настроенного лимита; 10m.</w:t>
             </w:r>
           </w:p>
         </w:tc>
@@ -1332,7 +1222,7 @@
       <w:tr>
         <w:tc>
           <w:tcPr>
-            <w:tcW w:type="dxa" w:w="3816"/>
+            <w:tcW w:type="dxa" w:w="3096"/>
             <w:tcBorders>
               <w:top w:val="single" w:sz="4" w:color="D9D9D9"/>
               <w:left w:val="single" w:sz="4" w:color="D9D9D9"/>
@@ -1348,13 +1238,13 @@
               <w:rPr>
                 <w:sz w:val="19"/>
               </w:rPr>
-              <w:t>Очередь / долгая сборка</w:t>
+              <w:t>Слишком долгая сборка</w:t>
             </w:r>
           </w:p>
         </w:tc>
         <w:tc>
           <w:tcPr>
-            <w:tcW w:type="dxa" w:w="6336"/>
+            <w:tcW w:type="dxa" w:w="7056"/>
             <w:tcBorders>
               <w:top w:val="single" w:sz="4" w:color="D9D9D9"/>
               <w:left w:val="single" w:sz="4" w:color="D9D9D9"/>
@@ -1370,7 +1260,7 @@
               <w:rPr>
                 <w:sz w:val="19"/>
               </w:rPr>
-              <w:t>queue_limit / ожидание &gt;15 min / timeout_seconds</w:t>
+              <w:t>Running age выше timeout; 5m.</w:t>
             </w:r>
           </w:p>
         </w:tc>
@@ -1378,7 +1268,7 @@
       <w:tr>
         <w:tc>
           <w:tcPr>
-            <w:tcW w:type="dxa" w:w="3816"/>
+            <w:tcW w:type="dxa" w:w="3096"/>
             <w:tcBorders>
               <w:top w:val="single" w:sz="4" w:color="D9D9D9"/>
               <w:left w:val="single" w:sz="4" w:color="D9D9D9"/>
@@ -1400,7 +1290,7 @@
         </w:tc>
         <w:tc>
           <w:tcPr>
-            <w:tcW w:type="dxa" w:w="6336"/>
+            <w:tcW w:type="dxa" w:w="7056"/>
             <w:tcBorders>
               <w:top w:val="single" w:sz="4" w:color="D9D9D9"/>
               <w:left w:val="single" w:sz="4" w:color="D9D9D9"/>
@@ -1416,7 +1306,7 @@
               <w:rPr>
                 <w:sz w:val="19"/>
               </w:rPr>
-              <w:t>Полное время probe &gt;2 s; for 5 min</w:t>
+              <w:t>Response duration больше 2s; 5m.</w:t>
             </w:r>
           </w:p>
         </w:tc>
@@ -1424,45 +1314,8 @@
     </w:tbl>
     <w:p/>
     <w:p>
-      <w:pPr>
-        <w:pStyle w:val="Heading1"/>
-      </w:pPr>
       <w:r>
-        <w:t>7 Проверить и передать команде</w:t>
-      </w:r>
-    </w:p>
-    <w:p>
-      <w:r>
-        <w:t>Проверять в согласованном тестовом контуре. Production для проверки не останавливать.</w:t>
-      </w:r>
-    </w:p>
-    <w:p>
-      <w:pPr>
-        <w:pStyle w:val="ListBullet"/>
-      </w:pPr>
-      <w:r>
-        <w:t>По одной успешной/неуспешной сборке и deploy: увидеть статус, длительность и notification. Удерживать failure минимум два poll цикла.</w:t>
-      </w:r>
-    </w:p>
-    <w:p>
-      <w:pPr>
-        <w:pStyle w:val="ListBullet"/>
-      </w:pPr>
-      <w:r>
-        <w:t>Остановить тестовый adapter: карточки UNKNOWN, устаревшие KPI скрыты. Проверить тестовый API/HTTP failure и последующее восстановление.</w:t>
-      </w:r>
-    </w:p>
-    <w:p>
-      <w:pPr>
-        <w:pStyle w:val="ListBullet"/>
-      </w:pPr>
-      <w:r>
-        <w:t>Проверить queue/agent/long-build alerts, firing/resolved доставку, ссылки и исключение чужих scopes/runbooks.</w:t>
-      </w:r>
-    </w:p>
-    <w:p>
-      <w:r>
-        <w:t>Передать URL dashboard, scopes, пороги, версии, commit образа и результат smoke tests. Назначить владельца и runbook. После параллельного наблюдения сделать Grafana основным инструментом; старый прототип отключить или оставить на большом экране.</w:t>
+        <w:t>Согласовать thresholds, повтор уведомлений, grouping и escalation. Для обязательных KPI Error/NoData не равен успеху; отсутствие running Jenkins builds допускает NoData.</w:t>
       </w:r>
     </w:p>
     <w:p>
@@ -1475,312 +1328,52 @@
         <w:pStyle w:val="Heading1"/>
       </w:pPr>
       <w:r>
-        <w:t>Что показывает первая версия</w:t>
-      </w:r>
-    </w:p>
-    <w:tbl>
-      <w:tblPr>
-        <w:tblW w:type="auto" w:w="0"/>
-        <w:tblLayout w:type="fixed"/>
-        <w:tblLook w:firstColumn="1" w:firstRow="1" w:lastColumn="0" w:lastRow="0" w:noHBand="0" w:noVBand="1" w:val="04A0"/>
-      </w:tblPr>
-      <w:tblGrid>
-        <w:gridCol w:w="5040"/>
-        <w:gridCol w:w="5112"/>
-      </w:tblGrid>
-      <w:tr>
-        <w:trPr>
-          <w:tblHeader/>
-        </w:trPr>
-        <w:tc>
-          <w:tcPr>
-            <w:tcW w:type="dxa" w:w="5040"/>
-            <w:tcBorders>
-              <w:top w:val="single" w:sz="4" w:color="D9D9D9"/>
-              <w:left w:val="single" w:sz="4" w:color="D9D9D9"/>
-              <w:bottom w:val="single" w:sz="4" w:color="D9D9D9"/>
-              <w:right w:val="single" w:sz="4" w:color="D9D9D9"/>
-            </w:tcBorders>
-            <w:shd w:fill="EDF2F7"/>
-          </w:tcPr>
-          <w:p>
-            <w:pPr>
-              <w:spacing w:after="80" w:before="80"/>
-            </w:pPr>
-            <w:r>
-              <w:rPr>
-                <w:b/>
-                <w:sz w:val="19"/>
-              </w:rPr>
-              <w:t>Поддерживается сейчас</w:t>
-            </w:r>
-          </w:p>
-        </w:tc>
-        <w:tc>
-          <w:tcPr>
-            <w:tcW w:type="dxa" w:w="5112"/>
-            <w:tcBorders>
-              <w:top w:val="single" w:sz="4" w:color="D9D9D9"/>
-              <w:left w:val="single" w:sz="4" w:color="D9D9D9"/>
-              <w:bottom w:val="single" w:sz="4" w:color="D9D9D9"/>
-              <w:right w:val="single" w:sz="4" w:color="D9D9D9"/>
-            </w:tcBorders>
-            <w:shd w:fill="EDF2F7"/>
-          </w:tcPr>
-          <w:p>
-            <w:pPr>
-              <w:spacing w:after="80" w:before="80"/>
-            </w:pPr>
-            <w:r>
-              <w:rPr>
-                <w:b/>
-                <w:sz w:val="19"/>
-              </w:rPr>
-              <w:t>Отложено</w:t>
-            </w:r>
-          </w:p>
-        </w:tc>
-      </w:tr>
-      <w:tr>
-        <w:tc>
-          <w:tcPr>
-            <w:tcW w:type="dxa" w:w="5040"/>
-            <w:tcBorders>
-              <w:top w:val="single" w:sz="4" w:color="D9D9D9"/>
-              <w:left w:val="single" w:sz="4" w:color="D9D9D9"/>
-              <w:bottom w:val="single" w:sz="4" w:color="D9D9D9"/>
-              <w:right w:val="single" w:sz="4" w:color="D9D9D9"/>
-            </w:tcBorders>
-          </w:tcPr>
-          <w:p>
-            <w:pPr>
-              <w:spacing w:after="80" w:before="80"/>
-            </w:pPr>
-            <w:r>
-              <w:rPr>
-                <w:sz w:val="19"/>
-              </w:rPr>
-              <w:t>HTTP/API health и свежесть</w:t>
-            </w:r>
-          </w:p>
-        </w:tc>
-        <w:tc>
-          <w:tcPr>
-            <w:tcW w:type="dxa" w:w="5112"/>
-            <w:tcBorders>
-              <w:top w:val="single" w:sz="4" w:color="D9D9D9"/>
-              <w:left w:val="single" w:sz="4" w:color="D9D9D9"/>
-              <w:bottom w:val="single" w:sz="4" w:color="D9D9D9"/>
-              <w:right w:val="single" w:sz="4" w:color="D9D9D9"/>
-            </w:tcBorders>
-          </w:tcPr>
-          <w:p>
-            <w:pPr>
-              <w:spacing w:after="80" w:before="80"/>
-            </w:pPr>
-            <w:r>
-              <w:rPr>
-                <w:sz w:val="19"/>
-              </w:rPr>
-              <w:t>Octopus free slots, worker/target/agent health</w:t>
-            </w:r>
-          </w:p>
-        </w:tc>
-      </w:tr>
-      <w:tr>
-        <w:tc>
-          <w:tcPr>
-            <w:tcW w:type="dxa" w:w="5040"/>
-            <w:tcBorders>
-              <w:top w:val="single" w:sz="4" w:color="D9D9D9"/>
-              <w:left w:val="single" w:sz="4" w:color="D9D9D9"/>
-              <w:bottom w:val="single" w:sz="4" w:color="D9D9D9"/>
-              <w:right w:val="single" w:sz="4" w:color="D9D9D9"/>
-            </w:tcBorders>
-          </w:tcPr>
-          <w:p>
-            <w:pPr>
-              <w:spacing w:after="80" w:before="80"/>
-            </w:pPr>
-            <w:r>
-              <w:rPr>
-                <w:sz w:val="19"/>
-              </w:rPr>
-              <w:t>Последние результаты и длительность</w:t>
-            </w:r>
-          </w:p>
-        </w:tc>
-        <w:tc>
-          <w:tcPr>
-            <w:tcW w:type="dxa" w:w="5112"/>
-            <w:tcBorders>
-              <w:top w:val="single" w:sz="4" w:color="D9D9D9"/>
-              <w:left w:val="single" w:sz="4" w:color="D9D9D9"/>
-              <w:bottom w:val="single" w:sz="4" w:color="D9D9D9"/>
-              <w:right w:val="single" w:sz="4" w:color="D9D9D9"/>
-            </w:tcBorders>
-          </w:tcPr>
-          <w:p>
-            <w:pPr>
-              <w:spacing w:after="80" w:before="80"/>
-            </w:pPr>
-            <w:r>
-              <w:rPr>
-                <w:sz w:val="19"/>
-              </w:rPr>
-              <w:t>p95 и success rate всех запусков за период</w:t>
-            </w:r>
-          </w:p>
-        </w:tc>
-      </w:tr>
-      <w:tr>
-        <w:tc>
-          <w:tcPr>
-            <w:tcW w:type="dxa" w:w="5040"/>
-            <w:tcBorders>
-              <w:top w:val="single" w:sz="4" w:color="D9D9D9"/>
-              <w:left w:val="single" w:sz="4" w:color="D9D9D9"/>
-              <w:bottom w:val="single" w:sz="4" w:color="D9D9D9"/>
-              <w:right w:val="single" w:sz="4" w:color="D9D9D9"/>
-            </w:tcBorders>
-          </w:tcPr>
-          <w:p>
-            <w:pPr>
-              <w:spacing w:after="80" w:before="80"/>
-            </w:pPr>
-            <w:r>
-              <w:rPr>
-                <w:sz w:val="19"/>
-              </w:rPr>
-              <w:t>Доля успешных последних результатов</w:t>
-            </w:r>
-          </w:p>
-        </w:tc>
-        <w:tc>
-          <w:tcPr>
-            <w:tcW w:type="dxa" w:w="5112"/>
-            <w:tcBorders>
-              <w:top w:val="single" w:sz="4" w:color="D9D9D9"/>
-              <w:left w:val="single" w:sz="4" w:color="D9D9D9"/>
-              <w:bottom w:val="single" w:sz="4" w:color="D9D9D9"/>
-              <w:right w:val="single" w:sz="4" w:color="D9D9D9"/>
-            </w:tcBorders>
-          </w:tcPr>
-          <w:p>
-            <w:pPr>
-              <w:spacing w:after="80" w:before="80"/>
-            </w:pPr>
-            <w:r>
-              <w:rPr>
-                <w:sz w:val="19"/>
-              </w:rPr>
-              <w:t>Counters всех событий и уведомление о каждой краткой ошибке</w:t>
-            </w:r>
-          </w:p>
-        </w:tc>
-      </w:tr>
-      <w:tr>
-        <w:tc>
-          <w:tcPr>
-            <w:tcW w:type="dxa" w:w="5040"/>
-            <w:tcBorders>
-              <w:top w:val="single" w:sz="4" w:color="D9D9D9"/>
-              <w:left w:val="single" w:sz="4" w:color="D9D9D9"/>
-              <w:bottom w:val="single" w:sz="4" w:color="D9D9D9"/>
-              <w:right w:val="single" w:sz="4" w:color="D9D9D9"/>
-            </w:tcBorders>
-          </w:tcPr>
-          <w:p>
-            <w:pPr>
-              <w:spacing w:after="80" w:before="80"/>
-            </w:pPr>
-            <w:r>
-              <w:rPr>
-                <w:sz w:val="19"/>
-              </w:rPr>
-              <w:t>Очереди выбранных scopes</w:t>
-            </w:r>
-          </w:p>
-        </w:tc>
-        <w:tc>
-          <w:tcPr>
-            <w:tcW w:type="dxa" w:w="5112"/>
-            <w:tcBorders>
-              <w:top w:val="single" w:sz="4" w:color="D9D9D9"/>
-              <w:left w:val="single" w:sz="4" w:color="D9D9D9"/>
-              <w:bottom w:val="single" w:sz="4" w:color="D9D9D9"/>
-              <w:right w:val="single" w:sz="4" w:color="D9D9D9"/>
-            </w:tcBorders>
-          </w:tcPr>
-          <w:p>
-            <w:pPr>
-              <w:spacing w:after="80" w:before="80"/>
-            </w:pPr>
-            <w:r>
-              <w:rPr>
-                <w:sz w:val="19"/>
-              </w:rPr>
-              <w:t>Свободные слоты с учётом совместимости job</w:t>
-            </w:r>
-          </w:p>
-        </w:tc>
-      </w:tr>
-      <w:tr>
-        <w:tc>
-          <w:tcPr>
-            <w:tcW w:type="dxa" w:w="5040"/>
-            <w:tcBorders>
-              <w:top w:val="single" w:sz="4" w:color="D9D9D9"/>
-              <w:left w:val="single" w:sz="4" w:color="D9D9D9"/>
-              <w:bottom w:val="single" w:sz="4" w:color="D9D9D9"/>
-              <w:right w:val="single" w:sz="4" w:color="D9D9D9"/>
-            </w:tcBorders>
-          </w:tcPr>
-          <w:p>
-            <w:pPr>
-              <w:spacing w:after="80" w:before="80"/>
-            </w:pPr>
-            <w:r>
-              <w:rPr>
-                <w:sz w:val="19"/>
-              </w:rPr>
-              <w:t>Online count TC/Jenkins и постоянные agents</w:t>
-            </w:r>
-          </w:p>
-        </w:tc>
-        <w:tc>
-          <w:tcPr>
-            <w:tcW w:type="dxa" w:w="5112"/>
-            <w:tcBorders>
-              <w:top w:val="single" w:sz="4" w:color="D9D9D9"/>
-              <w:left w:val="single" w:sz="4" w:color="D9D9D9"/>
-              <w:bottom w:val="single" w:sz="4" w:color="D9D9D9"/>
-              <w:right w:val="single" w:sz="4" w:color="D9D9D9"/>
-            </w:tcBorders>
-          </w:tcPr>
-          <w:p>
-            <w:pPr>
-              <w:spacing w:after="80" w:before="80"/>
-            </w:pPr>
-            <w:r>
-              <w:rPr>
-                <w:sz w:val="19"/>
-              </w:rPr>
-              <w:t>Tenant-specific и runbook KPI</w:t>
-            </w:r>
-          </w:p>
-        </w:tc>
-      </w:tr>
-    </w:tbl>
-    <w:p/>
-    <w:p>
-      <w:r>
-        <w:t>Это snapshot MVP: быстрый fail→success между poll может быть пропущен. Failure alert остаётся до следующего terminal result. Для уведомления о каждом запуске нужен webhook/event collector с durable storage, дедупликацией и backfill. Процент в dashboard относится к последним результатам выбранных pipeline, а не к выбранному периоду.</w:t>
+        <w:t>5 Принять решение в эксплуатацию</w:t>
       </w:r>
     </w:p>
     <w:p>
       <w:r>
-        <w:t>Octopus выбирает newest-created terminal Deploy task по project/environment. При concurrent deployments это может отличаться от task с самым поздним CompletedTime. Jenkins active scan читает retained builds страницами; оценить нагрузку и max_pages. Превышение лимита даёт incomplete, а не частичные успешные данные.</w:t>
+        <w:t>Провести согласованные проверки в тестовом scope и передать команде ссылки на dashboard, Prometheus Targets/Rules и результаты тестов.</w:t>
+      </w:r>
+    </w:p>
+    <w:p>
+      <w:pPr>
+        <w:pStyle w:val="ListBullet"/>
+      </w:pPr>
+      <w:r>
+        <w:t>Сделать успешную и неуспешную сборку TC/Jenkins и deploy Octopus. Проверить статусы и notifications; Jenkins UNSTABLE/ABORTED не должны отображаться как FAILURE.</w:t>
+      </w:r>
+    </w:p>
+    <w:p>
+      <w:pPr>
+        <w:pStyle w:val="ListBullet"/>
+      </w:pPr>
+      <w:r>
+        <w:t>Отключить постоянный агент и проверить его исчезновение. Ephemeral Kubernetes Pod не должен вызывать expected-agent false positive.</w:t>
+      </w:r>
+    </w:p>
+    <w:p>
+      <w:pPr>
+        <w:pStyle w:val="ListBullet"/>
+      </w:pPr>
+      <w:r>
+        <w:t>Временно снизить queue/timeout thresholds и проверить firing, затем восстановить production пороги и проверить resolved notifications.</w:t>
+      </w:r>
+    </w:p>
+    <w:p>
+      <w:pPr>
+        <w:pStyle w:val="ListBullet"/>
+      </w:pPr>
+      <w:r>
+        <w:t>Проверить HTTP failure, неверный API token и исчезнувшую series. Dashboard не должен показывать здоровое состояние при ошибке источника.</w:t>
+      </w:r>
+    </w:p>
+    <w:p>
+      <w:pPr>
+        <w:pStyle w:val="ListBullet"/>
+      </w:pPr>
+      <w:r>
+        <w:t>Закрыть dashboard: Infinity rules должны продолжить серверное выполнение, Teams/PagerDuty должны получать уведомления.</w:t>
       </w:r>
     </w:p>
     <w:p>
@@ -1788,36 +1381,17 @@
         <w:pStyle w:val="Heading2"/>
       </w:pPr>
       <w:r>
-        <w:t>Готовые open source компоненты</w:t>
-      </w:r>
-    </w:p>
-    <w:p>
-      <w:pPr>
-        <w:pStyle w:val="ListBullet"/>
-      </w:pPr>
-      <w:r>
-        <w:t>Jenkins Prometheus Plugin — native metrics, Apache-2.0. Унифицированные snapshots собирает наш адаптер.</w:t>
-      </w:r>
-    </w:p>
-    <w:p>
-      <w:pPr>
-        <w:pStyle w:val="ListBullet"/>
-      </w:pPr>
-      <w:r>
-        <w:t>prometheus/blackbox_exporter — HTTP probes, Apache-2.0.</w:t>
-      </w:r>
-    </w:p>
-    <w:p>
-      <w:pPr>
-        <w:pStyle w:val="ListBullet"/>
-      </w:pPr>
-      <w:r>
-        <w:t>octopusden/octopus-teamcity-prometheus-exporter — TeamCity last status по templates, Apache-2.0. Это вариант для TeamCity, не для Octopus Deploy; не заменяет queue/agent сбор этого комплекта.</w:t>
+        <w:t>Границы решения</w:t>
       </w:r>
     </w:p>
     <w:p>
       <w:r>
-        <w:t>Для Octopus Deploy используется REST adapter из репозитория. Его /healthz и /readyz проверяют процесс; source failure остаётся видимым через метрики. Тесты локальных mock APIs не заменяют проверку настоящего кластера. Образ нужно собрать в CI и выполнить smoke tests на установленных версиях.</w:t>
+        <w:t>Polling последних результатов может пропустить fail→success между опросами. Для уведомления о каждом событии дополнительно нужны штатные event notifications систем. В комплекте нет гарантии доставки каждого build/deploy event.</w:t>
+      </w:r>
+    </w:p>
+    <w:p>
+      <w:r>
+        <w:t>REST snapshots не создают историю Prometheus counters. Общий процент успешности всех систем, p95 build duration, Octopus worker capacity и queue waiting age исключены. Running REST queries ограничены 100 задачами в scope; превышение вызывает ошибку вместо неполных данных.</w:t>
       </w:r>
     </w:p>
     <w:p>
@@ -1825,59 +1399,30 @@
         <w:pStyle w:val="Heading2"/>
       </w:pPr>
       <w:r>
-        <w:t>Файлы и справочные материалы</w:t>
+        <w:t>Перевести мониторинг на Grafana</w:t>
       </w:r>
     </w:p>
     <w:p>
       <w:r>
-        <w:t>Полная инструкция с командами и CA настройкой:</w:t>
-        <w:br/>
-        <w:t>https://github.com/sbrw-evc/Test/blob/main/docs/SETUP-RU.md</w:t>
+        <w:t>Назначить владельца dashboard и runbooks. После приёмки остановить кастомный прототип либо оставить экран на тех же источниках. Если развёрнута предыдущая версия комплекта, удалить только её отдельные adapter ресурсы и ненужный config, сверив имена по старому Git commit. Общие Secrets, CA, Prometheus и Grafana не удалять. Сохранить старый commit для rollback.</w:t>
+      </w:r>
+    </w:p>
+    <w:p>
+      <w:pPr>
+        <w:pStyle w:val="Heading2"/>
+      </w:pPr>
+      <w:r>
+        <w:t>Материалы и проверки</w:t>
       </w:r>
     </w:p>
     <w:p>
       <w:r>
-        <w:t>Код: adapter/ • Kubernetes: kubernetes/ • Dashboard и rules: cicd-health/ • Точные значения: cicd-health/METRICS-CONTRACT.md</w:t>
+        <w:t>Подробные команды: docs/SETUP-RU.md. Выбор готовых решений и ссылки на upstream: docs/OSS-SOURCES.md. Контракт метрик: cicd-health/METRICS-CONTRACT.md. Всё находится в github.com/sbrw-evc/Test.</w:t>
       </w:r>
     </w:p>
     <w:p>
       <w:r>
-        <w:rPr>
-          <w:sz w:val="17"/>
-        </w:rPr>
-        <w:t>TeamCity metrics — https://www.jetbrains.com/help/teamcity/teamcity-monitoring-and-diagnostics.html</w:t>
-      </w:r>
-    </w:p>
-    <w:p>
-      <w:r>
-        <w:rPr>
-          <w:sz w:val="17"/>
-        </w:rPr>
-        <w:t>Jenkins plugin — https://github.com/jenkinsci/prometheus-plugin</w:t>
-      </w:r>
-    </w:p>
-    <w:p>
-      <w:r>
-        <w:rPr>
-          <w:sz w:val="17"/>
-        </w:rPr>
-        <w:t>TeamCity OSS exporter — https://github.com/octopusden/octopus-teamcity-prometheus-exporter</w:t>
-      </w:r>
-    </w:p>
-    <w:p>
-      <w:r>
-        <w:rPr>
-          <w:sz w:val="17"/>
-        </w:rPr>
-        <w:t>Octopus tasks API — https://octopus.com/docs/api/tasks</w:t>
-      </w:r>
-    </w:p>
-    <w:p>
-      <w:r>
-        <w:rPr>
-          <w:sz w:val="17"/>
-        </w:rPr>
-        <w:t>Prometheus Operator — https://prometheus-operator.dev/docs/api-reference/api/</w:t>
+        <w:t>Офлайн JSONata fixtures проверяют transformations, но не заменяют real API smoke test. В среде DevOps выполнить promtool check rules, Kubernetes server dry-run, проверку Grafana provisioning, API permissions и доставки notifications.</w:t>
       </w:r>
     </w:p>
     <w:sectPr>
@@ -1902,7 +1447,7 @@
       <w:rPr>
         <w:sz w:val="16"/>
       </w:rPr>
-      <w:t xml:space="preserve">05 октября 2026   •   </w:t>
+      <w:t xml:space="preserve">06 октября 2026   •   </w:t>
     </w:r>
     <w:fldSimple w:instr="PAGE"/>
   </w:p>
